--- a/nktc/assets/CVNK_Gui_thue_template.docx
+++ b/nktc/assets/CVNK_Gui_thue_template.docx
@@ -44,7 +44,7 @@
     <w:tbl>
       <w:tblPr>
         <w:tblStyle w:val="Table1"/>
-        <w:tblW w:w="10710.0" w:type="dxa"/>
+        <w:tblW w:w="9355" w:type="dxa"/>
         <w:jc w:val="left"/>
         <w:tblInd w:w="-630.0" w:type="dxa"/>
         <w:tblBorders>
@@ -55,16 +55,20 @@
           <w:insideH w:color="000000" w:space="0" w:sz="0" w:val="nil"/>
           <w:insideV w:color="000000" w:space="0" w:sz="0" w:val="nil"/>
         </w:tblBorders>
+        <w:tblCellMar>
+          <w:left w:w="0" w:type="dxa"/>
+          <w:right w:w="0" w:type="dxa"/>
+        </w:tblCellMar>
         <w:tblLayout w:type="fixed"/>
         <w:tblLook w:val="0400"/>
       </w:tblPr>
       <w:tblGrid>
-        <w:gridCol w:w="4950"/>
-        <w:gridCol w:w="5760"/>
+        <w:gridCol w:w="4100"/>
+        <w:gridCol w:w="5255"/>
         <w:tblGridChange w:id="0">
           <w:tblGrid>
-            <w:gridCol w:w="4950"/>
-            <w:gridCol w:w="5760"/>
+            <w:gridCol w:w="4100"/>
+            <w:gridCol w:w="5255"/>
           </w:tblGrid>
         </w:tblGridChange>
       </w:tblGrid>
@@ -147,7 +151,7 @@
               </w:pBdr>
               <w:shd w:fill="auto" w:val="clear"/>
               <w:spacing w:after="0" w:before="0" w:line="240" w:lineRule="auto"/>
-              <w:ind w:left="-108" w:right="0" w:firstLine="0"/>
+              <w:ind w:left="0" w:right="0" w:firstLine="0"/>
               <w:jc w:val="center"/>
               <w:rPr>
                 <w:rFonts w:ascii="Times New Roman" w:cs="Times New Roman" w:eastAsia="Times New Roman" w:hAnsi="Times New Roman"/>
@@ -200,7 +204,7 @@
               </w:pBdr>
               <w:shd w:fill="auto" w:val="clear"/>
               <w:spacing w:after="0" w:before="0" w:line="360" w:lineRule="auto"/>
-              <w:ind w:left="-108" w:right="0" w:firstLine="0"/>
+              <w:ind w:left="0" w:right="0" w:firstLine="0"/>
               <w:jc w:val="center"/>
               <w:rPr>
                 <w:rFonts w:ascii="Times New Roman" w:cs="Times New Roman" w:eastAsia="Times New Roman" w:hAnsi="Times New Roman"/>
@@ -237,98 +241,25 @@
               </w:rPr>
               <w:t xml:space="preserve">KHU CÔNG NGHIỆP HẢI PHÒNG</w:t>
             </w:r>
-            <w:r>
-              <mc:AlternateContent>
-                <mc:Choice Requires="wps">
-                  <w:drawing>
-                    <wp:anchor allowOverlap="1" behindDoc="0" distB="0" distT="0" distL="114300" distR="114300" hidden="0" layoutInCell="1" locked="0" relativeHeight="0" simplePos="0">
-                      <wp:simplePos x="0" y="0"/>
-                      <wp:positionH relativeFrom="column">
-                        <wp:posOffset>922019</wp:posOffset>
-                      </wp:positionH>
-                      <wp:positionV relativeFrom="paragraph">
-                        <wp:posOffset>194945</wp:posOffset>
-                      </wp:positionV>
-                      <wp:extent cx="1149350" cy="12700"/>
-                      <wp:effectExtent b="0" l="0" r="0" t="0"/>
-                      <wp:wrapNone/>
-                      <wp:docPr id="7" name=""/>
-                      <a:graphic>
-                        <a:graphicData uri="http://schemas.microsoft.com/office/word/2010/wordprocessingShape">
-                          <wps:wsp>
-                            <wps:cNvCnPr/>
-                            <wps:spPr>
-                              <a:xfrm>
-                                <a:off x="4771325" y="3780000"/>
-                                <a:ext cx="1149350" cy="0"/>
-                              </a:xfrm>
-                              <a:prstGeom prst="straightConnector1">
-                                <a:avLst/>
-                              </a:prstGeom>
-                              <a:noFill/>
-                              <a:ln cap="flat" cmpd="sng" w="12700">
-                                <a:solidFill>
-                                  <a:schemeClr val="dk1"/>
-                                </a:solidFill>
-                                <a:prstDash val="solid"/>
-                                <a:miter lim="8000"/>
-                                <a:headEnd len="sm" w="sm" type="none"/>
-                                <a:tailEnd len="sm" w="sm" type="none"/>
-                              </a:ln>
-                            </wps:spPr>
-                            <wps:bodyPr anchorCtr="0" anchor="ctr" bIns="91425" lIns="91425" spcFirstLastPara="1" rIns="91425" wrap="square" tIns="91425">
-                              <a:noAutofit/>
-                            </wps:bodyPr>
-                          </wps:wsp>
-                        </a:graphicData>
-                      </a:graphic>
-                    </wp:anchor>
-                  </w:drawing>
-                </mc:Choice>
-                <mc:Fallback>
-                  <w:drawing>
-                    <wp:anchor allowOverlap="1" behindDoc="0" distB="0" distT="0" distL="114300" distR="114300" hidden="0" layoutInCell="1" locked="0" relativeHeight="0" simplePos="0">
-                      <wp:simplePos x="0" y="0"/>
-                      <wp:positionH relativeFrom="column">
-                        <wp:posOffset>922019</wp:posOffset>
-                      </wp:positionH>
-                      <wp:positionV relativeFrom="paragraph">
-                        <wp:posOffset>194945</wp:posOffset>
-                      </wp:positionV>
-                      <wp:extent cx="1149350" cy="12700"/>
-                      <wp:effectExtent b="0" l="0" r="0" t="0"/>
-                      <wp:wrapNone/>
-                      <wp:docPr id="7" name="image7.png"/>
-                      <a:graphic>
-                        <a:graphicData uri="http://schemas.openxmlformats.org/drawingml/2006/picture">
-                          <pic:pic>
-                            <pic:nvPicPr>
-                              <pic:cNvPr id="0" name="image7.png"/>
-                              <pic:cNvPicPr preferRelativeResize="0"/>
-                            </pic:nvPicPr>
-                            <pic:blipFill>
-                              <a:blip r:embed="rId7"/>
-                              <a:srcRect/>
-                              <a:stretch>
-                                <a:fillRect/>
-                              </a:stretch>
-                            </pic:blipFill>
-                            <pic:spPr>
-                              <a:xfrm>
-                                <a:off x="0" y="0"/>
-                                <a:ext cx="1149350" cy="12700"/>
-                              </a:xfrm>
-                              <a:prstGeom prst="rect"/>
-                              <a:ln/>
-                            </pic:spPr>
-                          </pic:pic>
-                        </a:graphicData>
-                      </a:graphic>
-                    </wp:anchor>
-                  </w:drawing>
-                </mc:Fallback>
-              </mc:AlternateContent>
-            </w:r>
+          </w:p>
+          <w:p>
+            <w:pPr>
+              <w:pBdr>
+                <w:top w:space="0" w:sz="0" w:val="nil"/>
+                <w:left w:space="0" w:sz="0" w:val="nil"/>
+                <w:bottom w:space="1" w:sz="6" w:val="single" w:color="000000"/>
+                <w:right w:space="0" w:sz="0" w:val="nil"/>
+                <w:between w:space="0" w:sz="0" w:val="nil"/>
+              </w:pBdr>
+              <w:spacing w:after="0" w:before="0" w:line="20" w:lineRule="auto"/>
+              <w:ind w:left="1145" w:right="1145" w:firstLine="0"/>
+              <w:jc w:val="center"/>
+              <w:rPr>
+                <w:rFonts w:ascii="Times New Roman" w:hAnsi="Times New Roman"/>
+                <w:sz w:val="2"/>
+                <w:szCs w:val="2"/>
+              </w:rPr>
+            </w:pPr>
           </w:p>
           <w:p>
             <w:pPr>
@@ -349,7 +280,7 @@
                 <w:szCs w:val="26"/>
                 <w:rtl w:val="0"/>
               </w:rPr>
-              <w:t xml:space="preserve">Số:………../TB-KCX-KCN(GC)</w:t>
+              <w:t xml:space="preserve">Số: ………../TB-KCX-KCN(GC)</w:t>
             </w:r>
             <w:r>
               <w:rPr>
@@ -378,7 +309,7 @@
                 <w:tab w:val="center" w:leader="none" w:pos="1620"/>
               </w:tabs>
               <w:spacing w:after="0" w:before="0" w:line="240" w:lineRule="auto"/>
-              <w:ind w:left="0" w:right="-250" w:firstLine="0"/>
+              <w:ind w:left="0" w:right="0" w:firstLine="0"/>
               <w:jc w:val="center"/>
               <w:rPr>
                 <w:rFonts w:ascii="Times New Roman" w:cs="Times New Roman" w:eastAsia="Times New Roman" w:hAnsi="Times New Roman"/>
@@ -413,191 +344,7 @@
                 <w:vertAlign w:val="baseline"/>
                 <w:rtl w:val="0"/>
               </w:rPr>
-              <w:t xml:space="preserve">CỘNG HOÀ XÃ HỘI CHỦ NGHĨA VIỆT NAM</w:t>
-            </w:r>
-            <w:r>
-              <mc:AlternateContent>
-                <mc:Choice Requires="wps">
-                  <w:drawing>
-                    <wp:anchor allowOverlap="1" behindDoc="0" distB="0" distT="0" distL="114300" distR="114300" hidden="0" layoutInCell="1" locked="0" relativeHeight="0" simplePos="0">
-                      <wp:simplePos x="0" y="0"/>
-                      <wp:positionH relativeFrom="column">
-                        <wp:posOffset>4204970</wp:posOffset>
-                      </wp:positionH>
-                      <wp:positionV relativeFrom="paragraph">
-                        <wp:posOffset>1264285</wp:posOffset>
-                      </wp:positionV>
-                      <wp:extent cx="1955800" cy="12700"/>
-                      <wp:effectExtent b="0" l="0" r="0" t="0"/>
-                      <wp:wrapNone/>
-                      <wp:docPr id="2" name=""/>
-                      <a:graphic>
-                        <a:graphicData uri="http://schemas.microsoft.com/office/word/2010/wordprocessingShape">
-                          <wps:wsp>
-                            <wps:cNvCnPr/>
-                            <wps:spPr>
-                              <a:xfrm>
-                                <a:off x="4368100" y="3780000"/>
-                                <a:ext cx="1955800" cy="0"/>
-                              </a:xfrm>
-                              <a:prstGeom prst="straightConnector1">
-                                <a:avLst/>
-                              </a:prstGeom>
-                              <a:noFill/>
-                              <a:ln cap="flat" cmpd="sng" w="9525">
-                                <a:solidFill>
-                                  <a:srgbClr val="000000"/>
-                                </a:solidFill>
-                                <a:prstDash val="solid"/>
-                                <a:round/>
-                                <a:headEnd len="med" w="med" type="none"/>
-                                <a:tailEnd len="med" w="med" type="none"/>
-                              </a:ln>
-                            </wps:spPr>
-                            <wps:bodyPr anchorCtr="0" anchor="ctr" bIns="91425" lIns="91425" spcFirstLastPara="1" rIns="91425" wrap="square" tIns="91425">
-                              <a:noAutofit/>
-                            </wps:bodyPr>
-                          </wps:wsp>
-                        </a:graphicData>
-                      </a:graphic>
-                    </wp:anchor>
-                  </w:drawing>
-                </mc:Choice>
-                <mc:Fallback>
-                  <w:drawing>
-                    <wp:anchor allowOverlap="1" behindDoc="0" distB="0" distT="0" distL="114300" distR="114300" hidden="0" layoutInCell="1" locked="0" relativeHeight="0" simplePos="0">
-                      <wp:simplePos x="0" y="0"/>
-                      <wp:positionH relativeFrom="column">
-                        <wp:posOffset>4204970</wp:posOffset>
-                      </wp:positionH>
-                      <wp:positionV relativeFrom="paragraph">
-                        <wp:posOffset>1264285</wp:posOffset>
-                      </wp:positionV>
-                      <wp:extent cx="1955800" cy="12700"/>
-                      <wp:effectExtent b="0" l="0" r="0" t="0"/>
-                      <wp:wrapNone/>
-                      <wp:docPr id="2" name="image2.png"/>
-                      <a:graphic>
-                        <a:graphicData uri="http://schemas.openxmlformats.org/drawingml/2006/picture">
-                          <pic:pic>
-                            <pic:nvPicPr>
-                              <pic:cNvPr id="0" name="image2.png"/>
-                              <pic:cNvPicPr preferRelativeResize="0"/>
-                            </pic:nvPicPr>
-                            <pic:blipFill>
-                              <a:blip r:embed="rId7"/>
-                              <a:srcRect/>
-                              <a:stretch>
-                                <a:fillRect/>
-                              </a:stretch>
-                            </pic:blipFill>
-                            <pic:spPr>
-                              <a:xfrm>
-                                <a:off x="0" y="0"/>
-                                <a:ext cx="1955800" cy="12700"/>
-                              </a:xfrm>
-                              <a:prstGeom prst="rect"/>
-                              <a:ln/>
-                            </pic:spPr>
-                          </pic:pic>
-                        </a:graphicData>
-                      </a:graphic>
-                    </wp:anchor>
-                  </w:drawing>
-                </mc:Fallback>
-              </mc:AlternateContent>
-            </w:r>
-            <w:r>
-              <mc:AlternateContent>
-                <mc:Choice Requires="wps">
-                  <w:drawing>
-                    <wp:anchor allowOverlap="1" behindDoc="0" distB="0" distT="0" distL="114300" distR="114300" hidden="0" layoutInCell="1" locked="0" relativeHeight="0" simplePos="0">
-                      <wp:simplePos x="0" y="0"/>
-                      <wp:positionH relativeFrom="column">
-                        <wp:posOffset>4204970</wp:posOffset>
-                      </wp:positionH>
-                      <wp:positionV relativeFrom="paragraph">
-                        <wp:posOffset>1264285</wp:posOffset>
-                      </wp:positionV>
-                      <wp:extent cx="1955800" cy="12700"/>
-                      <wp:effectExtent b="0" l="0" r="0" t="0"/>
-                      <wp:wrapNone/>
-                      <wp:docPr id="26" name=""/>
-                      <a:graphic>
-                        <a:graphicData uri="http://schemas.microsoft.com/office/word/2010/wordprocessingShape">
-                          <wps:wsp>
-                            <wps:cNvCnPr/>
-                            <wps:spPr>
-                              <a:xfrm>
-                                <a:off x="4368100" y="3780000"/>
-                                <a:ext cx="1955800" cy="0"/>
-                              </a:xfrm>
-                              <a:prstGeom prst="straightConnector1">
-                                <a:avLst/>
-                              </a:prstGeom>
-                              <a:noFill/>
-                              <a:ln cap="flat" cmpd="sng" w="9525">
-                                <a:solidFill>
-                                  <a:srgbClr val="000000"/>
-                                </a:solidFill>
-                                <a:prstDash val="solid"/>
-                                <a:round/>
-                                <a:headEnd len="med" w="med" type="none"/>
-                                <a:tailEnd len="med" w="med" type="none"/>
-                              </a:ln>
-                            </wps:spPr>
-                            <wps:bodyPr anchorCtr="0" anchor="ctr" bIns="91425" lIns="91425" spcFirstLastPara="1" rIns="91425" wrap="square" tIns="91425">
-                              <a:noAutofit/>
-                            </wps:bodyPr>
-                          </wps:wsp>
-                        </a:graphicData>
-                      </a:graphic>
-                    </wp:anchor>
-                  </w:drawing>
-                </mc:Choice>
-                <mc:Fallback>
-                  <w:drawing>
-                    <wp:anchor allowOverlap="1" behindDoc="0" distB="0" distT="0" distL="114300" distR="114300" hidden="0" layoutInCell="1" locked="0" relativeHeight="0" simplePos="0">
-                      <wp:simplePos x="0" y="0"/>
-                      <wp:positionH relativeFrom="column">
-                        <wp:posOffset>4204970</wp:posOffset>
-                      </wp:positionH>
-                      <wp:positionV relativeFrom="paragraph">
-                        <wp:posOffset>1264285</wp:posOffset>
-                      </wp:positionV>
-                      <wp:extent cx="1955800" cy="12700"/>
-                      <wp:effectExtent b="0" l="0" r="0" t="0"/>
-                      <wp:wrapNone/>
-                      <wp:docPr id="26" name="image26.png"/>
-                      <a:graphic>
-                        <a:graphicData uri="http://schemas.openxmlformats.org/drawingml/2006/picture">
-                          <pic:pic>
-                            <pic:nvPicPr>
-                              <pic:cNvPr id="0" name="image26.png"/>
-                              <pic:cNvPicPr preferRelativeResize="0"/>
-                            </pic:nvPicPr>
-                            <pic:blipFill>
-                              <a:blip r:embed="rId7"/>
-                              <a:srcRect/>
-                              <a:stretch>
-                                <a:fillRect/>
-                              </a:stretch>
-                            </pic:blipFill>
-                            <pic:spPr>
-                              <a:xfrm>
-                                <a:off x="0" y="0"/>
-                                <a:ext cx="1955800" cy="12700"/>
-                              </a:xfrm>
-                              <a:prstGeom prst="rect"/>
-                              <a:ln/>
-                            </pic:spPr>
-                          </pic:pic>
-                        </a:graphicData>
-                      </a:graphic>
-                    </wp:anchor>
-                  </w:drawing>
-                </mc:Fallback>
-              </mc:AlternateContent>
+              <w:t xml:space="preserve">CỘNG HÒA XÃ HỘI CHỦ NGHĨA VIỆT NAM</w:t>
             </w:r>
           </w:p>
           <w:p>
@@ -618,7 +365,7 @@
                 <w:tab w:val="center" w:leader="none" w:pos="1620"/>
               </w:tabs>
               <w:spacing w:after="0" w:before="0" w:line="360" w:lineRule="auto"/>
-              <w:ind w:left="0" w:right="33" w:firstLine="0"/>
+              <w:ind w:left="0" w:right="0" w:firstLine="0"/>
               <w:jc w:val="center"/>
               <w:rPr>
                 <w:rFonts w:ascii="Times New Roman" w:cs="Times New Roman" w:eastAsia="Times New Roman" w:hAnsi="Times New Roman"/>
@@ -653,100 +400,27 @@
                 <w:vertAlign w:val="baseline"/>
                 <w:rtl w:val="0"/>
               </w:rPr>
-              <w:t xml:space="preserve">      Độc lập - Tự do - Hạnh phúc</w:t>
-            </w:r>
-            <w:r>
-              <mc:AlternateContent>
-                <mc:Choice Requires="wps">
-                  <w:drawing>
-                    <wp:anchor allowOverlap="1" behindDoc="0" distB="0" distT="0" distL="114300" distR="114300" hidden="0" layoutInCell="1" locked="0" relativeHeight="0" simplePos="0">
-                      <wp:simplePos x="0" y="0"/>
-                      <wp:positionH relativeFrom="column">
-                        <wp:posOffset>922019</wp:posOffset>
-                      </wp:positionH>
-                      <wp:positionV relativeFrom="paragraph">
-                        <wp:posOffset>219075</wp:posOffset>
-                      </wp:positionV>
-                      <wp:extent cx="1936750" cy="12700"/>
-                      <wp:effectExtent b="0" l="0" r="0" t="0"/>
-                      <wp:wrapNone/>
-                      <wp:docPr id="29" name=""/>
-                      <a:graphic>
-                        <a:graphicData uri="http://schemas.microsoft.com/office/word/2010/wordprocessingShape">
-                          <wps:wsp>
-                            <wps:cNvCnPr/>
-                            <wps:spPr>
-                              <a:xfrm>
-                                <a:off x="4377625" y="3780000"/>
-                                <a:ext cx="1936750" cy="0"/>
-                              </a:xfrm>
-                              <a:prstGeom prst="straightConnector1">
-                                <a:avLst/>
-                              </a:prstGeom>
-                              <a:noFill/>
-                              <a:ln cap="flat" cmpd="sng" w="12700">
-                                <a:solidFill>
-                                  <a:schemeClr val="dk1"/>
-                                </a:solidFill>
-                                <a:prstDash val="solid"/>
-                                <a:miter lim="8000"/>
-                                <a:headEnd len="sm" w="sm" type="none"/>
-                                <a:tailEnd len="sm" w="sm" type="none"/>
-                              </a:ln>
-                            </wps:spPr>
-                            <wps:bodyPr anchorCtr="0" anchor="ctr" bIns="91425" lIns="91425" spcFirstLastPara="1" rIns="91425" wrap="square" tIns="91425">
-                              <a:noAutofit/>
-                            </wps:bodyPr>
-                          </wps:wsp>
-                        </a:graphicData>
-                      </a:graphic>
-                    </wp:anchor>
-                  </w:drawing>
-                </mc:Choice>
-                <mc:Fallback>
-                  <w:drawing>
-                    <wp:anchor allowOverlap="1" behindDoc="0" distB="0" distT="0" distL="114300" distR="114300" hidden="0" layoutInCell="1" locked="0" relativeHeight="0" simplePos="0">
-                      <wp:simplePos x="0" y="0"/>
-                      <wp:positionH relativeFrom="column">
-                        <wp:posOffset>922019</wp:posOffset>
-                      </wp:positionH>
-                      <wp:positionV relativeFrom="paragraph">
-                        <wp:posOffset>219075</wp:posOffset>
-                      </wp:positionV>
-                      <wp:extent cx="1936750" cy="12700"/>
-                      <wp:effectExtent b="0" l="0" r="0" t="0"/>
-                      <wp:wrapNone/>
-                      <wp:docPr id="29" name="image29.png"/>
-                      <a:graphic>
-                        <a:graphicData uri="http://schemas.openxmlformats.org/drawingml/2006/picture">
-                          <pic:pic>
-                            <pic:nvPicPr>
-                              <pic:cNvPr id="0" name="image29.png"/>
-                              <pic:cNvPicPr preferRelativeResize="0"/>
-                            </pic:nvPicPr>
-                            <pic:blipFill>
-                              <a:blip r:embed="rId7"/>
-                              <a:srcRect/>
-                              <a:stretch>
-                                <a:fillRect/>
-                              </a:stretch>
-                            </pic:blipFill>
-                            <pic:spPr>
-                              <a:xfrm>
-                                <a:off x="0" y="0"/>
-                                <a:ext cx="1936750" cy="12700"/>
-                              </a:xfrm>
-                              <a:prstGeom prst="rect"/>
-                              <a:ln/>
-                            </pic:spPr>
-                          </pic:pic>
-                        </a:graphicData>
-                      </a:graphic>
-                    </wp:anchor>
-                  </w:drawing>
-                </mc:Fallback>
-              </mc:AlternateContent>
-            </w:r>
+              <w:t xml:space="preserve">Độc lập - Tự do - Hạnh phúc</w:t>
+            </w:r>
+          </w:p>
+          <w:p>
+            <w:pPr>
+              <w:pBdr>
+                <w:top w:space="0" w:sz="0" w:val="nil"/>
+                <w:left w:space="0" w:sz="0" w:val="nil"/>
+                <w:bottom w:space="1" w:sz="6" w:val="single" w:color="000000"/>
+                <w:right w:space="0" w:sz="0" w:val="nil"/>
+                <w:between w:space="0" w:sz="0" w:val="nil"/>
+              </w:pBdr>
+              <w:spacing w:after="0" w:before="0" w:line="20" w:lineRule="auto"/>
+              <w:ind w:left="1102" w:right="1102" w:firstLine="0"/>
+              <w:jc w:val="center"/>
+              <w:rPr>
+                <w:rFonts w:ascii="Times New Roman" w:hAnsi="Times New Roman"/>
+                <w:sz w:val="2"/>
+                <w:szCs w:val="2"/>
+              </w:rPr>
+            </w:pPr>
           </w:p>
           <w:p>
             <w:pPr>
@@ -767,7 +441,7 @@
                 <w:tab w:val="center" w:leader="none" w:pos="1620"/>
               </w:tabs>
               <w:spacing w:after="0" w:before="120" w:line="360" w:lineRule="auto"/>
-              <w:ind w:left="0" w:right="29" w:firstLine="0"/>
+              <w:ind w:left="0" w:right="0" w:firstLine="0"/>
               <w:jc w:val="center"/>
               <w:rPr>
                 <w:rFonts w:ascii="Times New Roman" w:cs="Times New Roman" w:eastAsia="Times New Roman" w:hAnsi="Times New Roman"/>
@@ -802,7 +476,7 @@
                 <w:vertAlign w:val="baseline"/>
                 <w:rtl w:val="0"/>
               </w:rPr>
-              <w:t xml:space="preserve"> Phường Ngô Quyền, ngày     tháng {{DOC_MONTH}} năm {{DOC_YEAR}}</w:t>
+              <w:t xml:space="preserve">Hải Phòng, ngày     tháng {{DOC_MONTH}} năm {{DOC_YEAR}}</w:t>
             </w:r>
             <w:r>
               <w:rPr>
@@ -911,8 +585,8 @@
           <w:smallCaps w:val="0"/>
           <w:strike w:val="0"/>
           <w:color w:val="000000"/>
-          <w:sz w:val="28"/>
-          <w:szCs w:val="28"/>
+          <w:sz w:val="26"/>
+          <w:szCs w:val="26"/>
           <w:u w:val="none"/>
           <w:shd w:fill="auto" w:val="clear"/>
           <w:vertAlign w:val="baseline"/>
@@ -928,8 +602,8 @@
           <w:smallCaps w:val="0"/>
           <w:strike w:val="0"/>
           <w:color w:val="000000"/>
-          <w:sz w:val="28"/>
-          <w:szCs w:val="28"/>
+          <w:sz w:val="26"/>
+          <w:szCs w:val="26"/>
           <w:u w:val="none"/>
           <w:shd w:fill="auto" w:val="clear"/>
           <w:vertAlign w:val="baseline"/>
@@ -940,75 +614,28 @@
     </w:p>
     <w:p>
       <w:pPr>
-        <w:keepNext w:val="0"/>
-        <w:keepLines w:val="0"/>
-        <w:pageBreakBefore w:val="0"/>
-        <w:widowControl w:val="1"/>
         <w:pBdr>
           <w:top w:space="0" w:sz="0" w:val="nil"/>
           <w:left w:space="0" w:sz="0" w:val="nil"/>
-          <w:bottom w:space="0" w:sz="0" w:val="nil"/>
+          <w:bottom w:space="1" w:sz="6" w:val="single" w:color="000000"/>
           <w:right w:space="0" w:sz="0" w:val="nil"/>
           <w:between w:space="0" w:sz="0" w:val="nil"/>
         </w:pBdr>
-        <w:shd w:fill="auto" w:val="clear"/>
-        <w:spacing w:after="0" w:before="0" w:line="240" w:lineRule="auto"/>
-        <w:ind w:left="0" w:right="0" w:firstLine="0"/>
+        <w:spacing w:after="0" w:before="0" w:line="20" w:lineRule="auto"/>
+        <w:ind w:left="3138" w:right="3138" w:firstLine="0"/>
         <w:jc w:val="center"/>
         <w:rPr>
-          <w:rFonts w:ascii="Times New Roman" w:cs="Times New Roman" w:eastAsia="Times New Roman" w:hAnsi="Times New Roman"/>
-          <w:b w:val="1"/>
-          <w:bCs w:val="1"/>
-          <w:i w:val="0"/>
-          <w:iCs w:val="0"/>
-          <w:smallCaps w:val="0"/>
-          <w:strike w:val="0"/>
-          <w:color w:val="000000"/>
-          <w:sz w:val="28"/>
-          <w:szCs w:val="28"/>
-          <w:u w:val="none"/>
-          <w:shd w:fill="auto" w:val="clear"/>
-          <w:vertAlign w:val="baseline"/>
+          <w:rFonts w:ascii="Times New Roman" w:hAnsi="Times New Roman"/>
+          <w:sz w:val="2"/>
+          <w:szCs w:val="2"/>
         </w:rPr>
       </w:pPr>
-      <w:r>
-        <w:rPr>
-          <w:rtl w:val="0"/>
-        </w:rPr>
-      </w:r>
     </w:p>
     <w:p>
       <w:pPr>
-        <w:keepNext w:val="0"/>
-        <w:keepLines w:val="0"/>
-        <w:pageBreakBefore w:val="0"/>
-        <w:widowControl w:val="1"/>
-        <w:pBdr>
-          <w:top w:space="0" w:sz="0" w:val="nil"/>
-          <w:left w:space="0" w:sz="0" w:val="nil"/>
-          <w:bottom w:space="0" w:sz="0" w:val="nil"/>
-          <w:right w:space="0" w:sz="0" w:val="nil"/>
-          <w:between w:space="0" w:sz="0" w:val="nil"/>
-        </w:pBdr>
-        <w:shd w:fill="auto" w:val="clear"/>
-        <w:spacing w:after="0" w:before="0" w:line="240" w:lineRule="auto"/>
+        <w:spacing w:after="0" w:before="240" w:line="240" w:lineRule="auto"/>
         <w:ind w:left="0" w:right="0" w:firstLine="0"/>
         <w:jc w:val="center"/>
-        <w:rPr>
-          <w:rFonts w:ascii="Times New Roman" w:cs="Times New Roman" w:eastAsia="Times New Roman" w:hAnsi="Times New Roman"/>
-          <w:b w:val="0"/>
-          <w:bCs w:val="0"/>
-          <w:i w:val="0"/>
-          <w:iCs w:val="0"/>
-          <w:smallCaps w:val="0"/>
-          <w:strike w:val="0"/>
-          <w:color w:val="000000"/>
-          <w:sz w:val="28"/>
-          <w:szCs w:val="28"/>
-          <w:u w:val="none"/>
-          <w:shd w:fill="auto" w:val="clear"/>
-          <w:vertAlign w:val="baseline"/>
-        </w:rPr>
       </w:pPr>
       <w:r>
         <w:rPr>
@@ -1032,36 +659,9 @@
     </w:p>
     <w:p>
       <w:pPr>
-        <w:keepNext w:val="0"/>
-        <w:keepLines w:val="0"/>
-        <w:pageBreakBefore w:val="0"/>
-        <w:widowControl w:val="1"/>
-        <w:pBdr>
-          <w:top w:space="0" w:sz="0" w:val="nil"/>
-          <w:left w:space="0" w:sz="0" w:val="nil"/>
-          <w:bottom w:space="0" w:sz="0" w:val="nil"/>
-          <w:right w:space="0" w:sz="0" w:val="nil"/>
-          <w:between w:space="0" w:sz="0" w:val="nil"/>
-        </w:pBdr>
-        <w:shd w:fill="auto" w:val="clear"/>
         <w:spacing w:after="0" w:before="0" w:line="240" w:lineRule="auto"/>
         <w:ind w:left="0" w:right="0" w:firstLine="0"/>
         <w:jc w:val="center"/>
-        <w:rPr>
-          <w:rFonts w:ascii="Times New Roman" w:cs="Times New Roman" w:eastAsia="Times New Roman" w:hAnsi="Times New Roman"/>
-          <w:b w:val="1"/>
-          <w:bCs w:val="1"/>
-          <w:i w:val="0"/>
-          <w:iCs w:val="0"/>
-          <w:smallCaps w:val="0"/>
-          <w:strike w:val="0"/>
-          <w:color w:val="000000"/>
-          <w:sz w:val="28"/>
-          <w:szCs w:val="28"/>
-          <w:u w:val="none"/>
-          <w:shd w:fill="auto" w:val="clear"/>
-          <w:vertAlign w:val="baseline"/>
-        </w:rPr>
       </w:pPr>
       <w:r>
         <w:rPr>
@@ -1138,7 +738,7 @@
           <w:vertAlign w:val="baseline"/>
           <w:rtl w:val="0"/>
         </w:rPr>
-        <w:t xml:space="preserve">Hải quan Khu chế xuất và Khu công nghiệp Hải Phòng – Chi cục Hải quan khu vực III thông báo tình hình làm thủ tục nhập khẩu tại chỗ của các doanh nghiệp đã làm thủ tục hải quan (từ ngày {{FROM_DATE}} đến ngày {{TO_DATE}}, chi tiết theo bảng kê đính kèm. Đầu mối trao đổi thông tin liên hệ: Đ/c Nguyễn Hoàng Long; Số di động 0989.281.263.</w:t>
+        <w:t xml:space="preserve">Hải quan Khu chế xuất và Khu công nghiệp Hải Phòng – Chi cục Hải quan khu vực III thông báo tình hình làm thủ tục nhập khẩu tại chỗ của các doanh nghiệp đã làm thủ tục hải quan (từ ngày {{FROM_DATE}} đến ngày {{TO_DATE}}, chi tiết theo bảng kê đính kèm). Đầu mối trao đổi thông tin liên hệ: Đ/c Nguyễn Hoàng Long; Số di động 0989.281.263.</w:t>
       </w:r>
     </w:p>
     <w:p>
@@ -1210,7 +810,7 @@
           <w:vertAlign w:val="baseline"/>
           <w:rtl w:val="0"/>
         </w:rPr>
-        <w:t xml:space="preserve">/.                                                    </w:t>
+        <w:t xml:space="preserve">/.</w:t>
       </w:r>
       <w:r>
         <w:rPr>
@@ -1221,18 +821,22 @@
     <w:tbl>
       <w:tblPr>
         <w:tblStyle w:val="Table2"/>
-        <w:tblW w:w="9054.0" w:type="dxa"/>
+        <w:tblW w:w="9355" w:type="dxa"/>
         <w:jc w:val="center"/>
+        <w:tblCellMar>
+          <w:left w:w="0" w:type="dxa"/>
+          <w:right w:w="0" w:type="dxa"/>
+        </w:tblCellMar>
         <w:tblLayout w:type="fixed"/>
         <w:tblLook w:val="0000"/>
       </w:tblPr>
       <w:tblGrid>
-        <w:gridCol w:w="4068"/>
-        <w:gridCol w:w="4986"/>
+        <w:gridCol w:w="4203"/>
+        <w:gridCol w:w="5152"/>
         <w:tblGridChange w:id="0">
           <w:tblGrid>
-            <w:gridCol w:w="4068"/>
-            <w:gridCol w:w="4986"/>
+            <w:gridCol w:w="4203"/>
+            <w:gridCol w:w="5152"/>
           </w:tblGrid>
         </w:tblGridChange>
       </w:tblGrid>
@@ -1258,7 +862,7 @@
               </w:pBdr>
               <w:shd w:fill="auto" w:val="clear"/>
               <w:spacing w:after="0" w:before="0" w:line="240" w:lineRule="auto"/>
-              <w:ind w:left="-117" w:right="0" w:firstLine="0"/>
+              <w:ind w:left="0" w:right="0" w:firstLine="0"/>
               <w:jc w:val="left"/>
               <w:rPr>
                 <w:rFonts w:ascii="Times New Roman" w:cs="Times New Roman" w:eastAsia="Times New Roman" w:hAnsi="Times New Roman"/>
@@ -1334,7 +938,7 @@
               </w:pBdr>
               <w:shd w:fill="auto" w:val="clear"/>
               <w:spacing w:after="0" w:before="0" w:line="240" w:lineRule="auto"/>
-              <w:ind w:left="-119" w:right="0" w:firstLine="0"/>
+              <w:ind w:left="0" w:right="0" w:firstLine="0"/>
               <w:jc w:val="left"/>
               <w:rPr>
                 <w:rFonts w:ascii="Times New Roman" w:cs="Times New Roman" w:eastAsia="Times New Roman" w:hAnsi="Times New Roman"/>
@@ -1396,7 +1000,7 @@
               </w:pBdr>
               <w:shd w:fill="auto" w:val="clear"/>
               <w:spacing w:after="0" w:before="0" w:line="240" w:lineRule="auto"/>
-              <w:ind w:left="-119" w:right="0" w:firstLine="0"/>
+              <w:ind w:left="0" w:right="0" w:firstLine="0"/>
               <w:jc w:val="left"/>
               <w:rPr>
                 <w:rFonts w:ascii="Times New Roman" w:cs="Times New Roman" w:eastAsia="Times New Roman" w:hAnsi="Times New Roman"/>
@@ -1431,7 +1035,7 @@
                 <w:vertAlign w:val="baseline"/>
                 <w:rtl w:val="0"/>
               </w:rPr>
-              <w:t xml:space="preserve">Lưu: VT, GC (Long, 02b) .</w:t>
+              <w:t xml:space="preserve">Lưu: VT, GC (Long, 02b).</w:t>
             </w:r>
             <w:r>
               <w:rPr>
@@ -1628,6 +1232,7 @@
           </w:p>
           <w:p>
             <w:pPr>
+              <w:spacing w:after="0" w:before="0" w:line="240" w:lineRule="auto"/>
               <w:rPr>
                 <w:rFonts w:ascii="Times New Roman" w:cs="Times New Roman" w:eastAsia="Times New Roman" w:hAnsi="Times New Roman"/>
                 <w:sz w:val="28"/>
@@ -1642,6 +1247,7 @@
           </w:p>
           <w:p>
             <w:pPr>
+              <w:spacing w:after="0" w:before="0" w:line="240" w:lineRule="auto"/>
               <w:rPr>
                 <w:rFonts w:ascii="Times New Roman" w:cs="Times New Roman" w:eastAsia="Times New Roman" w:hAnsi="Times New Roman"/>
                 <w:sz w:val="28"/>
@@ -1661,7 +1267,7 @@
                 <w:rFonts w:ascii="Times New Roman" w:cs="Times New Roman" w:eastAsia="Times New Roman" w:hAnsi="Times New Roman"/>
                 <w:b w:val="1"/>
                 <w:bCs w:val="1"/>
-                <w:color w:val="ff0000"/>
+                <w:color w:val="000000"/>
                 <w:sz w:val="28"/>
                 <w:szCs w:val="28"/>
               </w:rPr>
@@ -1671,7 +1277,7 @@
                 <w:rFonts w:ascii="Times New Roman" w:cs="Times New Roman" w:eastAsia="Times New Roman" w:hAnsi="Times New Roman"/>
                 <w:b w:val="1"/>
                 <w:bCs w:val="1"/>
-                <w:color w:val="ff0000"/>
+                <w:color w:val="000000"/>
                 <w:sz w:val="28"/>
                 <w:szCs w:val="28"/>
                 <w:rtl w:val="0"/>
@@ -1723,92 +1329,16 @@
     </w:tbl>
     <w:p>
       <w:pPr>
-        <w:rPr>
-          <w:rFonts w:ascii="Times New Roman" w:cs="Times New Roman" w:eastAsia="Times New Roman" w:hAnsi="Times New Roman"/>
-          <w:sz w:val="28"/>
-          <w:szCs w:val="28"/>
-        </w:rPr>
+        <w:spacing w:after="0" w:before="0" w:line="240" w:lineRule="auto"/>
       </w:pPr>
       <w:r>
-        <w:rPr>
-          <w:rtl w:val="0"/>
-        </w:rPr>
-      </w:r>
-    </w:p>
-    <w:p>
-      <w:pPr>
-        <w:rPr>
-          <w:rFonts w:ascii="Times New Roman" w:cs="Times New Roman" w:eastAsia="Times New Roman" w:hAnsi="Times New Roman"/>
-          <w:sz w:val="28"/>
-          <w:szCs w:val="28"/>
-        </w:rPr>
-      </w:pPr>
-      <w:r>
-        <w:rPr>
-          <w:rtl w:val="0"/>
-        </w:rPr>
-      </w:r>
-    </w:p>
-    <w:p>
-      <w:pPr>
-        <w:rPr>
-          <w:rFonts w:ascii="Times New Roman" w:cs="Times New Roman" w:eastAsia="Times New Roman" w:hAnsi="Times New Roman"/>
-          <w:sz w:val="28"/>
-          <w:szCs w:val="28"/>
-        </w:rPr>
-      </w:pPr>
-      <w:r>
-        <w:rPr>
-          <w:rtl w:val="0"/>
-        </w:rPr>
-      </w:r>
-    </w:p>
-    <w:p>
-      <w:pPr>
-        <w:rPr>
-          <w:rFonts w:ascii="Times New Roman" w:cs="Times New Roman" w:eastAsia="Times New Roman" w:hAnsi="Times New Roman"/>
-          <w:sz w:val="28"/>
-          <w:szCs w:val="28"/>
-        </w:rPr>
-      </w:pPr>
-      <w:r>
-        <w:rPr>
-          <w:rtl w:val="0"/>
-        </w:rPr>
-      </w:r>
-    </w:p>
-    <w:p>
-      <w:pPr>
-        <w:rPr>
-          <w:rFonts w:ascii="Times New Roman" w:cs="Times New Roman" w:eastAsia="Times New Roman" w:hAnsi="Times New Roman"/>
-          <w:sz w:val="28"/>
-          <w:szCs w:val="28"/>
-        </w:rPr>
-      </w:pPr>
-      <w:r>
-        <w:rPr>
-          <w:rtl w:val="0"/>
-        </w:rPr>
-      </w:r>
-    </w:p>
-    <w:p>
-      <w:pPr>
-        <w:rPr>
-          <w:rFonts w:ascii="Times New Roman" w:cs="Times New Roman" w:eastAsia="Times New Roman" w:hAnsi="Times New Roman"/>
-          <w:sz w:val="28"/>
-          <w:szCs w:val="28"/>
-        </w:rPr>
-      </w:pPr>
-      <w:r>
-        <w:rPr>
-          <w:rtl w:val="0"/>
-        </w:rPr>
+        <w:br w:type="page"/>
       </w:r>
     </w:p>
     <w:tbl>
       <w:tblPr>
         <w:tblStyle w:val="Table3"/>
-        <w:tblW w:w="10710.0" w:type="dxa"/>
+        <w:tblW w:w="9355" w:type="dxa"/>
         <w:jc w:val="left"/>
         <w:tblInd w:w="-630.0" w:type="dxa"/>
         <w:tblBorders>
@@ -1819,16 +1349,20 @@
           <w:insideH w:color="000000" w:space="0" w:sz="0" w:val="nil"/>
           <w:insideV w:color="000000" w:space="0" w:sz="0" w:val="nil"/>
         </w:tblBorders>
+        <w:tblCellMar>
+          <w:left w:w="0" w:type="dxa"/>
+          <w:right w:w="0" w:type="dxa"/>
+        </w:tblCellMar>
         <w:tblLayout w:type="fixed"/>
         <w:tblLook w:val="0400"/>
       </w:tblPr>
       <w:tblGrid>
-        <w:gridCol w:w="4950"/>
-        <w:gridCol w:w="5760"/>
+        <w:gridCol w:w="4100"/>
+        <w:gridCol w:w="5255"/>
         <w:tblGridChange w:id="0">
           <w:tblGrid>
-            <w:gridCol w:w="4950"/>
-            <w:gridCol w:w="5760"/>
+            <w:gridCol w:w="4100"/>
+            <w:gridCol w:w="5255"/>
           </w:tblGrid>
         </w:tblGridChange>
       </w:tblGrid>
@@ -1911,7 +1445,7 @@
               </w:pBdr>
               <w:shd w:fill="auto" w:val="clear"/>
               <w:spacing w:after="0" w:before="0" w:line="240" w:lineRule="auto"/>
-              <w:ind w:left="-108" w:right="0" w:firstLine="0"/>
+              <w:ind w:left="0" w:right="0" w:firstLine="0"/>
               <w:jc w:val="center"/>
               <w:rPr>
                 <w:rFonts w:ascii="Times New Roman" w:cs="Times New Roman" w:eastAsia="Times New Roman" w:hAnsi="Times New Roman"/>
@@ -1964,7 +1498,7 @@
               </w:pBdr>
               <w:shd w:fill="auto" w:val="clear"/>
               <w:spacing w:after="0" w:before="0" w:line="360" w:lineRule="auto"/>
-              <w:ind w:left="-108" w:right="0" w:firstLine="0"/>
+              <w:ind w:left="0" w:right="0" w:firstLine="0"/>
               <w:jc w:val="center"/>
               <w:rPr>
                 <w:rFonts w:ascii="Times New Roman" w:cs="Times New Roman" w:eastAsia="Times New Roman" w:hAnsi="Times New Roman"/>
@@ -2001,98 +1535,25 @@
               </w:rPr>
               <w:t xml:space="preserve">KHU CÔNG NGHIỆP HẢI PHÒNG</w:t>
             </w:r>
-            <w:r>
-              <mc:AlternateContent>
-                <mc:Choice Requires="wps">
-                  <w:drawing>
-                    <wp:anchor allowOverlap="1" behindDoc="0" distB="0" distT="0" distL="114300" distR="114300" hidden="0" layoutInCell="1" locked="0" relativeHeight="0" simplePos="0">
-                      <wp:simplePos x="0" y="0"/>
-                      <wp:positionH relativeFrom="column">
-                        <wp:posOffset>922019</wp:posOffset>
-                      </wp:positionH>
-                      <wp:positionV relativeFrom="paragraph">
-                        <wp:posOffset>194945</wp:posOffset>
-                      </wp:positionV>
-                      <wp:extent cx="1149350" cy="12700"/>
-                      <wp:effectExtent b="0" l="0" r="0" t="0"/>
-                      <wp:wrapNone/>
-                      <wp:docPr id="3" name=""/>
-                      <a:graphic>
-                        <a:graphicData uri="http://schemas.microsoft.com/office/word/2010/wordprocessingShape">
-                          <wps:wsp>
-                            <wps:cNvCnPr/>
-                            <wps:spPr>
-                              <a:xfrm>
-                                <a:off x="4771325" y="3780000"/>
-                                <a:ext cx="1149350" cy="0"/>
-                              </a:xfrm>
-                              <a:prstGeom prst="straightConnector1">
-                                <a:avLst/>
-                              </a:prstGeom>
-                              <a:noFill/>
-                              <a:ln cap="flat" cmpd="sng" w="12700">
-                                <a:solidFill>
-                                  <a:schemeClr val="dk1"/>
-                                </a:solidFill>
-                                <a:prstDash val="solid"/>
-                                <a:miter lim="8000"/>
-                                <a:headEnd len="sm" w="sm" type="none"/>
-                                <a:tailEnd len="sm" w="sm" type="none"/>
-                              </a:ln>
-                            </wps:spPr>
-                            <wps:bodyPr anchorCtr="0" anchor="ctr" bIns="91425" lIns="91425" spcFirstLastPara="1" rIns="91425" wrap="square" tIns="91425">
-                              <a:noAutofit/>
-                            </wps:bodyPr>
-                          </wps:wsp>
-                        </a:graphicData>
-                      </a:graphic>
-                    </wp:anchor>
-                  </w:drawing>
-                </mc:Choice>
-                <mc:Fallback>
-                  <w:drawing>
-                    <wp:anchor allowOverlap="1" behindDoc="0" distB="0" distT="0" distL="114300" distR="114300" hidden="0" layoutInCell="1" locked="0" relativeHeight="0" simplePos="0">
-                      <wp:simplePos x="0" y="0"/>
-                      <wp:positionH relativeFrom="column">
-                        <wp:posOffset>922019</wp:posOffset>
-                      </wp:positionH>
-                      <wp:positionV relativeFrom="paragraph">
-                        <wp:posOffset>194945</wp:posOffset>
-                      </wp:positionV>
-                      <wp:extent cx="1149350" cy="12700"/>
-                      <wp:effectExtent b="0" l="0" r="0" t="0"/>
-                      <wp:wrapNone/>
-                      <wp:docPr id="3" name="image3.png"/>
-                      <a:graphic>
-                        <a:graphicData uri="http://schemas.openxmlformats.org/drawingml/2006/picture">
-                          <pic:pic>
-                            <pic:nvPicPr>
-                              <pic:cNvPr id="0" name="image3.png"/>
-                              <pic:cNvPicPr preferRelativeResize="0"/>
-                            </pic:nvPicPr>
-                            <pic:blipFill>
-                              <a:blip r:embed="rId7"/>
-                              <a:srcRect/>
-                              <a:stretch>
-                                <a:fillRect/>
-                              </a:stretch>
-                            </pic:blipFill>
-                            <pic:spPr>
-                              <a:xfrm>
-                                <a:off x="0" y="0"/>
-                                <a:ext cx="1149350" cy="12700"/>
-                              </a:xfrm>
-                              <a:prstGeom prst="rect"/>
-                              <a:ln/>
-                            </pic:spPr>
-                          </pic:pic>
-                        </a:graphicData>
-                      </a:graphic>
-                    </wp:anchor>
-                  </w:drawing>
-                </mc:Fallback>
-              </mc:AlternateContent>
-            </w:r>
+          </w:p>
+          <w:p>
+            <w:pPr>
+              <w:pBdr>
+                <w:top w:space="0" w:sz="0" w:val="nil"/>
+                <w:left w:space="0" w:sz="0" w:val="nil"/>
+                <w:bottom w:space="1" w:sz="6" w:val="single" w:color="000000"/>
+                <w:right w:space="0" w:sz="0" w:val="nil"/>
+                <w:between w:space="0" w:sz="0" w:val="nil"/>
+              </w:pBdr>
+              <w:spacing w:after="0" w:before="0" w:line="20" w:lineRule="auto"/>
+              <w:ind w:left="1145" w:right="1145" w:firstLine="0"/>
+              <w:jc w:val="center"/>
+              <w:rPr>
+                <w:rFonts w:ascii="Times New Roman" w:hAnsi="Times New Roman"/>
+                <w:sz w:val="2"/>
+                <w:szCs w:val="2"/>
+              </w:rPr>
+            </w:pPr>
           </w:p>
           <w:p>
             <w:pPr>
@@ -2113,7 +1574,7 @@
                 <w:szCs w:val="26"/>
                 <w:rtl w:val="0"/>
               </w:rPr>
-              <w:t xml:space="preserve">Số:………../TB-KCX-KCN(GC)</w:t>
+              <w:t xml:space="preserve">Số: ………../TB-KCX-KCN(GC)</w:t>
             </w:r>
             <w:r>
               <w:rPr>
@@ -2142,7 +1603,7 @@
                 <w:tab w:val="center" w:leader="none" w:pos="1620"/>
               </w:tabs>
               <w:spacing w:after="0" w:before="0" w:line="240" w:lineRule="auto"/>
-              <w:ind w:left="0" w:right="-250" w:firstLine="0"/>
+              <w:ind w:left="0" w:right="0" w:firstLine="0"/>
               <w:jc w:val="center"/>
               <w:rPr>
                 <w:rFonts w:ascii="Times New Roman" w:cs="Times New Roman" w:eastAsia="Times New Roman" w:hAnsi="Times New Roman"/>
@@ -2177,191 +1638,7 @@
                 <w:vertAlign w:val="baseline"/>
                 <w:rtl w:val="0"/>
               </w:rPr>
-              <w:t xml:space="preserve">CỘNG HOÀ XÃ HỘI CHỦ NGHĨA VIỆT NAM</w:t>
-            </w:r>
-            <w:r>
-              <mc:AlternateContent>
-                <mc:Choice Requires="wps">
-                  <w:drawing>
-                    <wp:anchor allowOverlap="1" behindDoc="0" distB="0" distT="0" distL="114300" distR="114300" hidden="0" layoutInCell="1" locked="0" relativeHeight="0" simplePos="0">
-                      <wp:simplePos x="0" y="0"/>
-                      <wp:positionH relativeFrom="column">
-                        <wp:posOffset>4204970</wp:posOffset>
-                      </wp:positionH>
-                      <wp:positionV relativeFrom="paragraph">
-                        <wp:posOffset>1264285</wp:posOffset>
-                      </wp:positionV>
-                      <wp:extent cx="1955800" cy="12700"/>
-                      <wp:effectExtent b="0" l="0" r="0" t="0"/>
-                      <wp:wrapNone/>
-                      <wp:docPr id="19" name=""/>
-                      <a:graphic>
-                        <a:graphicData uri="http://schemas.microsoft.com/office/word/2010/wordprocessingShape">
-                          <wps:wsp>
-                            <wps:cNvCnPr/>
-                            <wps:spPr>
-                              <a:xfrm>
-                                <a:off x="4368100" y="3780000"/>
-                                <a:ext cx="1955800" cy="0"/>
-                              </a:xfrm>
-                              <a:prstGeom prst="straightConnector1">
-                                <a:avLst/>
-                              </a:prstGeom>
-                              <a:noFill/>
-                              <a:ln cap="flat" cmpd="sng" w="9525">
-                                <a:solidFill>
-                                  <a:srgbClr val="000000"/>
-                                </a:solidFill>
-                                <a:prstDash val="solid"/>
-                                <a:round/>
-                                <a:headEnd len="med" w="med" type="none"/>
-                                <a:tailEnd len="med" w="med" type="none"/>
-                              </a:ln>
-                            </wps:spPr>
-                            <wps:bodyPr anchorCtr="0" anchor="ctr" bIns="91425" lIns="91425" spcFirstLastPara="1" rIns="91425" wrap="square" tIns="91425">
-                              <a:noAutofit/>
-                            </wps:bodyPr>
-                          </wps:wsp>
-                        </a:graphicData>
-                      </a:graphic>
-                    </wp:anchor>
-                  </w:drawing>
-                </mc:Choice>
-                <mc:Fallback>
-                  <w:drawing>
-                    <wp:anchor allowOverlap="1" behindDoc="0" distB="0" distT="0" distL="114300" distR="114300" hidden="0" layoutInCell="1" locked="0" relativeHeight="0" simplePos="0">
-                      <wp:simplePos x="0" y="0"/>
-                      <wp:positionH relativeFrom="column">
-                        <wp:posOffset>4204970</wp:posOffset>
-                      </wp:positionH>
-                      <wp:positionV relativeFrom="paragraph">
-                        <wp:posOffset>1264285</wp:posOffset>
-                      </wp:positionV>
-                      <wp:extent cx="1955800" cy="12700"/>
-                      <wp:effectExtent b="0" l="0" r="0" t="0"/>
-                      <wp:wrapNone/>
-                      <wp:docPr id="19" name="image19.png"/>
-                      <a:graphic>
-                        <a:graphicData uri="http://schemas.openxmlformats.org/drawingml/2006/picture">
-                          <pic:pic>
-                            <pic:nvPicPr>
-                              <pic:cNvPr id="0" name="image19.png"/>
-                              <pic:cNvPicPr preferRelativeResize="0"/>
-                            </pic:nvPicPr>
-                            <pic:blipFill>
-                              <a:blip r:embed="rId7"/>
-                              <a:srcRect/>
-                              <a:stretch>
-                                <a:fillRect/>
-                              </a:stretch>
-                            </pic:blipFill>
-                            <pic:spPr>
-                              <a:xfrm>
-                                <a:off x="0" y="0"/>
-                                <a:ext cx="1955800" cy="12700"/>
-                              </a:xfrm>
-                              <a:prstGeom prst="rect"/>
-                              <a:ln/>
-                            </pic:spPr>
-                          </pic:pic>
-                        </a:graphicData>
-                      </a:graphic>
-                    </wp:anchor>
-                  </w:drawing>
-                </mc:Fallback>
-              </mc:AlternateContent>
-            </w:r>
-            <w:r>
-              <mc:AlternateContent>
-                <mc:Choice Requires="wps">
-                  <w:drawing>
-                    <wp:anchor allowOverlap="1" behindDoc="0" distB="0" distT="0" distL="114300" distR="114300" hidden="0" layoutInCell="1" locked="0" relativeHeight="0" simplePos="0">
-                      <wp:simplePos x="0" y="0"/>
-                      <wp:positionH relativeFrom="column">
-                        <wp:posOffset>4204970</wp:posOffset>
-                      </wp:positionH>
-                      <wp:positionV relativeFrom="paragraph">
-                        <wp:posOffset>1264285</wp:posOffset>
-                      </wp:positionV>
-                      <wp:extent cx="1955800" cy="12700"/>
-                      <wp:effectExtent b="0" l="0" r="0" t="0"/>
-                      <wp:wrapNone/>
-                      <wp:docPr id="8" name=""/>
-                      <a:graphic>
-                        <a:graphicData uri="http://schemas.microsoft.com/office/word/2010/wordprocessingShape">
-                          <wps:wsp>
-                            <wps:cNvCnPr/>
-                            <wps:spPr>
-                              <a:xfrm>
-                                <a:off x="4368100" y="3780000"/>
-                                <a:ext cx="1955800" cy="0"/>
-                              </a:xfrm>
-                              <a:prstGeom prst="straightConnector1">
-                                <a:avLst/>
-                              </a:prstGeom>
-                              <a:noFill/>
-                              <a:ln cap="flat" cmpd="sng" w="9525">
-                                <a:solidFill>
-                                  <a:srgbClr val="000000"/>
-                                </a:solidFill>
-                                <a:prstDash val="solid"/>
-                                <a:round/>
-                                <a:headEnd len="med" w="med" type="none"/>
-                                <a:tailEnd len="med" w="med" type="none"/>
-                              </a:ln>
-                            </wps:spPr>
-                            <wps:bodyPr anchorCtr="0" anchor="ctr" bIns="91425" lIns="91425" spcFirstLastPara="1" rIns="91425" wrap="square" tIns="91425">
-                              <a:noAutofit/>
-                            </wps:bodyPr>
-                          </wps:wsp>
-                        </a:graphicData>
-                      </a:graphic>
-                    </wp:anchor>
-                  </w:drawing>
-                </mc:Choice>
-                <mc:Fallback>
-                  <w:drawing>
-                    <wp:anchor allowOverlap="1" behindDoc="0" distB="0" distT="0" distL="114300" distR="114300" hidden="0" layoutInCell="1" locked="0" relativeHeight="0" simplePos="0">
-                      <wp:simplePos x="0" y="0"/>
-                      <wp:positionH relativeFrom="column">
-                        <wp:posOffset>4204970</wp:posOffset>
-                      </wp:positionH>
-                      <wp:positionV relativeFrom="paragraph">
-                        <wp:posOffset>1264285</wp:posOffset>
-                      </wp:positionV>
-                      <wp:extent cx="1955800" cy="12700"/>
-                      <wp:effectExtent b="0" l="0" r="0" t="0"/>
-                      <wp:wrapNone/>
-                      <wp:docPr id="8" name="image8.png"/>
-                      <a:graphic>
-                        <a:graphicData uri="http://schemas.openxmlformats.org/drawingml/2006/picture">
-                          <pic:pic>
-                            <pic:nvPicPr>
-                              <pic:cNvPr id="0" name="image8.png"/>
-                              <pic:cNvPicPr preferRelativeResize="0"/>
-                            </pic:nvPicPr>
-                            <pic:blipFill>
-                              <a:blip r:embed="rId7"/>
-                              <a:srcRect/>
-                              <a:stretch>
-                                <a:fillRect/>
-                              </a:stretch>
-                            </pic:blipFill>
-                            <pic:spPr>
-                              <a:xfrm>
-                                <a:off x="0" y="0"/>
-                                <a:ext cx="1955800" cy="12700"/>
-                              </a:xfrm>
-                              <a:prstGeom prst="rect"/>
-                              <a:ln/>
-                            </pic:spPr>
-                          </pic:pic>
-                        </a:graphicData>
-                      </a:graphic>
-                    </wp:anchor>
-                  </w:drawing>
-                </mc:Fallback>
-              </mc:AlternateContent>
+              <w:t xml:space="preserve">CỘNG HÒA XÃ HỘI CHỦ NGHĨA VIỆT NAM</w:t>
             </w:r>
           </w:p>
           <w:p>
@@ -2382,7 +1659,7 @@
                 <w:tab w:val="center" w:leader="none" w:pos="1620"/>
               </w:tabs>
               <w:spacing w:after="0" w:before="0" w:line="360" w:lineRule="auto"/>
-              <w:ind w:left="0" w:right="33" w:firstLine="0"/>
+              <w:ind w:left="0" w:right="0" w:firstLine="0"/>
               <w:jc w:val="center"/>
               <w:rPr>
                 <w:rFonts w:ascii="Times New Roman" w:cs="Times New Roman" w:eastAsia="Times New Roman" w:hAnsi="Times New Roman"/>
@@ -2417,100 +1694,27 @@
                 <w:vertAlign w:val="baseline"/>
                 <w:rtl w:val="0"/>
               </w:rPr>
-              <w:t xml:space="preserve">      Độc lập - Tự do - Hạnh phúc</w:t>
-            </w:r>
-            <w:r>
-              <mc:AlternateContent>
-                <mc:Choice Requires="wps">
-                  <w:drawing>
-                    <wp:anchor allowOverlap="1" behindDoc="0" distB="0" distT="0" distL="114300" distR="114300" hidden="0" layoutInCell="1" locked="0" relativeHeight="0" simplePos="0">
-                      <wp:simplePos x="0" y="0"/>
-                      <wp:positionH relativeFrom="column">
-                        <wp:posOffset>922019</wp:posOffset>
-                      </wp:positionH>
-                      <wp:positionV relativeFrom="paragraph">
-                        <wp:posOffset>219075</wp:posOffset>
-                      </wp:positionV>
-                      <wp:extent cx="1936750" cy="12700"/>
-                      <wp:effectExtent b="0" l="0" r="0" t="0"/>
-                      <wp:wrapNone/>
-                      <wp:docPr id="17" name=""/>
-                      <a:graphic>
-                        <a:graphicData uri="http://schemas.microsoft.com/office/word/2010/wordprocessingShape">
-                          <wps:wsp>
-                            <wps:cNvCnPr/>
-                            <wps:spPr>
-                              <a:xfrm>
-                                <a:off x="4377625" y="3780000"/>
-                                <a:ext cx="1936750" cy="0"/>
-                              </a:xfrm>
-                              <a:prstGeom prst="straightConnector1">
-                                <a:avLst/>
-                              </a:prstGeom>
-                              <a:noFill/>
-                              <a:ln cap="flat" cmpd="sng" w="12700">
-                                <a:solidFill>
-                                  <a:schemeClr val="dk1"/>
-                                </a:solidFill>
-                                <a:prstDash val="solid"/>
-                                <a:miter lim="8000"/>
-                                <a:headEnd len="sm" w="sm" type="none"/>
-                                <a:tailEnd len="sm" w="sm" type="none"/>
-                              </a:ln>
-                            </wps:spPr>
-                            <wps:bodyPr anchorCtr="0" anchor="ctr" bIns="91425" lIns="91425" spcFirstLastPara="1" rIns="91425" wrap="square" tIns="91425">
-                              <a:noAutofit/>
-                            </wps:bodyPr>
-                          </wps:wsp>
-                        </a:graphicData>
-                      </a:graphic>
-                    </wp:anchor>
-                  </w:drawing>
-                </mc:Choice>
-                <mc:Fallback>
-                  <w:drawing>
-                    <wp:anchor allowOverlap="1" behindDoc="0" distB="0" distT="0" distL="114300" distR="114300" hidden="0" layoutInCell="1" locked="0" relativeHeight="0" simplePos="0">
-                      <wp:simplePos x="0" y="0"/>
-                      <wp:positionH relativeFrom="column">
-                        <wp:posOffset>922019</wp:posOffset>
-                      </wp:positionH>
-                      <wp:positionV relativeFrom="paragraph">
-                        <wp:posOffset>219075</wp:posOffset>
-                      </wp:positionV>
-                      <wp:extent cx="1936750" cy="12700"/>
-                      <wp:effectExtent b="0" l="0" r="0" t="0"/>
-                      <wp:wrapNone/>
-                      <wp:docPr id="17" name="image17.png"/>
-                      <a:graphic>
-                        <a:graphicData uri="http://schemas.openxmlformats.org/drawingml/2006/picture">
-                          <pic:pic>
-                            <pic:nvPicPr>
-                              <pic:cNvPr id="0" name="image17.png"/>
-                              <pic:cNvPicPr preferRelativeResize="0"/>
-                            </pic:nvPicPr>
-                            <pic:blipFill>
-                              <a:blip r:embed="rId7"/>
-                              <a:srcRect/>
-                              <a:stretch>
-                                <a:fillRect/>
-                              </a:stretch>
-                            </pic:blipFill>
-                            <pic:spPr>
-                              <a:xfrm>
-                                <a:off x="0" y="0"/>
-                                <a:ext cx="1936750" cy="12700"/>
-                              </a:xfrm>
-                              <a:prstGeom prst="rect"/>
-                              <a:ln/>
-                            </pic:spPr>
-                          </pic:pic>
-                        </a:graphicData>
-                      </a:graphic>
-                    </wp:anchor>
-                  </w:drawing>
-                </mc:Fallback>
-              </mc:AlternateContent>
-            </w:r>
+              <w:t xml:space="preserve">Độc lập - Tự do - Hạnh phúc</w:t>
+            </w:r>
+          </w:p>
+          <w:p>
+            <w:pPr>
+              <w:pBdr>
+                <w:top w:space="0" w:sz="0" w:val="nil"/>
+                <w:left w:space="0" w:sz="0" w:val="nil"/>
+                <w:bottom w:space="1" w:sz="6" w:val="single" w:color="000000"/>
+                <w:right w:space="0" w:sz="0" w:val="nil"/>
+                <w:between w:space="0" w:sz="0" w:val="nil"/>
+              </w:pBdr>
+              <w:spacing w:after="0" w:before="0" w:line="20" w:lineRule="auto"/>
+              <w:ind w:left="1102" w:right="1102" w:firstLine="0"/>
+              <w:jc w:val="center"/>
+              <w:rPr>
+                <w:rFonts w:ascii="Times New Roman" w:hAnsi="Times New Roman"/>
+                <w:sz w:val="2"/>
+                <w:szCs w:val="2"/>
+              </w:rPr>
+            </w:pPr>
           </w:p>
           <w:p>
             <w:pPr>
@@ -2531,7 +1735,7 @@
                 <w:tab w:val="center" w:leader="none" w:pos="1620"/>
               </w:tabs>
               <w:spacing w:after="0" w:before="120" w:line="360" w:lineRule="auto"/>
-              <w:ind w:left="0" w:right="29" w:firstLine="0"/>
+              <w:ind w:left="0" w:right="0" w:firstLine="0"/>
               <w:jc w:val="center"/>
               <w:rPr>
                 <w:rFonts w:ascii="Times New Roman" w:cs="Times New Roman" w:eastAsia="Times New Roman" w:hAnsi="Times New Roman"/>
@@ -2566,7 +1770,7 @@
                 <w:vertAlign w:val="baseline"/>
                 <w:rtl w:val="0"/>
               </w:rPr>
-              <w:t xml:space="preserve"> Phường Ngô Quyền, ngày     tháng {{DOC_MONTH}} năm {{DOC_YEAR}}</w:t>
+              <w:t xml:space="preserve">Hải Phòng, ngày     tháng {{DOC_MONTH}} năm {{DOC_YEAR}}</w:t>
             </w:r>
             <w:r>
               <w:rPr>
@@ -2675,8 +1879,8 @@
           <w:smallCaps w:val="0"/>
           <w:strike w:val="0"/>
           <w:color w:val="000000"/>
-          <w:sz w:val="28"/>
-          <w:szCs w:val="28"/>
+          <w:sz w:val="26"/>
+          <w:szCs w:val="26"/>
           <w:u w:val="none"/>
           <w:shd w:fill="auto" w:val="clear"/>
           <w:vertAlign w:val="baseline"/>
@@ -2692,8 +1896,8 @@
           <w:smallCaps w:val="0"/>
           <w:strike w:val="0"/>
           <w:color w:val="000000"/>
-          <w:sz w:val="28"/>
-          <w:szCs w:val="28"/>
+          <w:sz w:val="26"/>
+          <w:szCs w:val="26"/>
           <w:u w:val="none"/>
           <w:shd w:fill="auto" w:val="clear"/>
           <w:vertAlign w:val="baseline"/>
@@ -2704,75 +1908,28 @@
     </w:p>
     <w:p>
       <w:pPr>
-        <w:keepNext w:val="0"/>
-        <w:keepLines w:val="0"/>
-        <w:pageBreakBefore w:val="0"/>
-        <w:widowControl w:val="1"/>
         <w:pBdr>
           <w:top w:space="0" w:sz="0" w:val="nil"/>
           <w:left w:space="0" w:sz="0" w:val="nil"/>
-          <w:bottom w:space="0" w:sz="0" w:val="nil"/>
+          <w:bottom w:space="1" w:sz="6" w:val="single" w:color="000000"/>
           <w:right w:space="0" w:sz="0" w:val="nil"/>
           <w:between w:space="0" w:sz="0" w:val="nil"/>
         </w:pBdr>
-        <w:shd w:fill="auto" w:val="clear"/>
-        <w:spacing w:after="120" w:before="120" w:line="240" w:lineRule="auto"/>
-        <w:ind w:left="2160" w:right="0" w:firstLine="720"/>
-        <w:jc w:val="left"/>
-        <w:rPr>
-          <w:rFonts w:ascii="Times New Roman" w:cs="Times New Roman" w:eastAsia="Times New Roman" w:hAnsi="Times New Roman"/>
-          <w:b w:val="0"/>
-          <w:bCs w:val="0"/>
-          <w:i w:val="0"/>
-          <w:iCs w:val="0"/>
-          <w:smallCaps w:val="0"/>
-          <w:strike w:val="0"/>
-          <w:color w:val="000000"/>
-          <w:sz w:val="28"/>
-          <w:szCs w:val="28"/>
-          <w:u w:val="none"/>
-          <w:shd w:fill="auto" w:val="clear"/>
-          <w:vertAlign w:val="baseline"/>
+        <w:spacing w:after="0" w:before="0" w:line="20" w:lineRule="auto"/>
+        <w:ind w:left="3138" w:right="3138" w:firstLine="0"/>
+        <w:jc w:val="center"/>
+        <w:rPr>
+          <w:rFonts w:ascii="Times New Roman" w:hAnsi="Times New Roman"/>
+          <w:sz w:val="2"/>
+          <w:szCs w:val="2"/>
         </w:rPr>
       </w:pPr>
-      <w:r>
-        <w:rPr>
-          <w:rtl w:val="0"/>
-        </w:rPr>
-      </w:r>
     </w:p>
     <w:p>
       <w:pPr>
-        <w:keepNext w:val="0"/>
-        <w:keepLines w:val="0"/>
-        <w:pageBreakBefore w:val="0"/>
-        <w:widowControl w:val="1"/>
-        <w:pBdr>
-          <w:top w:space="0" w:sz="0" w:val="nil"/>
-          <w:left w:space="0" w:sz="0" w:val="nil"/>
-          <w:bottom w:space="0" w:sz="0" w:val="nil"/>
-          <w:right w:space="0" w:sz="0" w:val="nil"/>
-          <w:between w:space="0" w:sz="0" w:val="nil"/>
-        </w:pBdr>
-        <w:shd w:fill="auto" w:val="clear"/>
-        <w:spacing w:after="120" w:before="120" w:line="240" w:lineRule="auto"/>
-        <w:ind w:left="1701" w:right="0" w:firstLine="992.0000000000002"/>
-        <w:jc w:val="left"/>
-        <w:rPr>
-          <w:rFonts w:ascii="Times New Roman" w:cs="Times New Roman" w:eastAsia="Times New Roman" w:hAnsi="Times New Roman"/>
-          <w:b w:val="0"/>
-          <w:bCs w:val="0"/>
-          <w:i w:val="0"/>
-          <w:iCs w:val="0"/>
-          <w:smallCaps w:val="0"/>
-          <w:strike w:val="0"/>
-          <w:color w:val="000000"/>
-          <w:sz w:val="28"/>
-          <w:szCs w:val="28"/>
-          <w:u w:val="none"/>
-          <w:shd w:fill="auto" w:val="clear"/>
-          <w:vertAlign w:val="baseline"/>
-        </w:rPr>
+        <w:spacing w:after="0" w:before="240" w:line="240" w:lineRule="auto"/>
+        <w:ind w:left="0" w:right="0" w:firstLine="0"/>
+        <w:jc w:val="center"/>
       </w:pPr>
       <w:r>
         <w:rPr>
@@ -2796,36 +1953,9 @@
     </w:p>
     <w:p>
       <w:pPr>
-        <w:keepNext w:val="0"/>
-        <w:keepLines w:val="0"/>
-        <w:pageBreakBefore w:val="0"/>
-        <w:widowControl w:val="1"/>
-        <w:pBdr>
-          <w:top w:space="0" w:sz="0" w:val="nil"/>
-          <w:left w:space="0" w:sz="0" w:val="nil"/>
-          <w:bottom w:space="0" w:sz="0" w:val="nil"/>
-          <w:right w:space="0" w:sz="0" w:val="nil"/>
-          <w:between w:space="0" w:sz="0" w:val="nil"/>
-        </w:pBdr>
-        <w:shd w:fill="auto" w:val="clear"/>
-        <w:spacing w:after="120" w:before="120" w:line="240" w:lineRule="auto"/>
-        <w:ind w:left="1701" w:right="0" w:hanging="891"/>
-        <w:jc w:val="left"/>
-        <w:rPr>
-          <w:rFonts w:ascii="Times New Roman" w:cs="Times New Roman" w:eastAsia="Times New Roman" w:hAnsi="Times New Roman"/>
-          <w:b w:val="0"/>
-          <w:bCs w:val="0"/>
-          <w:i w:val="0"/>
-          <w:iCs w:val="0"/>
-          <w:smallCaps w:val="0"/>
-          <w:strike w:val="0"/>
-          <w:color w:val="000000"/>
-          <w:sz w:val="28"/>
-          <w:szCs w:val="28"/>
-          <w:u w:val="none"/>
-          <w:shd w:fill="auto" w:val="clear"/>
-          <w:vertAlign w:val="baseline"/>
-        </w:rPr>
+        <w:spacing w:after="0" w:before="0" w:line="240" w:lineRule="auto"/>
+        <w:ind w:left="0" w:right="0" w:firstLine="0"/>
+        <w:jc w:val="center"/>
       </w:pPr>
       <w:r>
         <w:rPr>
@@ -2897,7 +2027,7 @@
           <w:vertAlign w:val="baseline"/>
           <w:rtl w:val="0"/>
         </w:rPr>
-        <w:t xml:space="preserve">Hải quan Khu chế xuất và Khu công nghiệp Hải Phòng – Chi cục Hải quan khu vực III thông báo tình hình làm thủ tục nhập khẩu tại chỗ của các doanh nghiệp đã làm thủ tục hải quan (từ ngày {{FROM_DATE}} đến ngày {{TO_DATE}}, chi tiết theo bảng kê đính kèm. Đầu mối trao đổi thông tin liên hệ: Đ/c Nguyễn Hoàng Long; Số di động 0989.281.263.</w:t>
+        <w:t xml:space="preserve">Hải quan Khu chế xuất và Khu công nghiệp Hải Phòng – Chi cục Hải quan khu vực III thông báo tình hình làm thủ tục nhập khẩu tại chỗ của các doanh nghiệp đã làm thủ tục hải quan (từ ngày {{FROM_DATE}} đến ngày {{TO_DATE}}, chi tiết theo bảng kê đính kèm). Đầu mối trao đổi thông tin liên hệ: Đ/c Nguyễn Hoàng Long; Số di động 0989.281.263.</w:t>
       </w:r>
     </w:p>
     <w:p>
@@ -2969,7 +2099,7 @@
           <w:vertAlign w:val="baseline"/>
           <w:rtl w:val="0"/>
         </w:rPr>
-        <w:t xml:space="preserve">/.                                                    </w:t>
+        <w:t xml:space="preserve">/.</w:t>
       </w:r>
       <w:r>
         <w:rPr>
@@ -2980,18 +2110,22 @@
     <w:tbl>
       <w:tblPr>
         <w:tblStyle w:val="Table4"/>
-        <w:tblW w:w="9054.0" w:type="dxa"/>
+        <w:tblW w:w="9355" w:type="dxa"/>
         <w:jc w:val="center"/>
+        <w:tblCellMar>
+          <w:left w:w="0" w:type="dxa"/>
+          <w:right w:w="0" w:type="dxa"/>
+        </w:tblCellMar>
         <w:tblLayout w:type="fixed"/>
         <w:tblLook w:val="0000"/>
       </w:tblPr>
       <w:tblGrid>
-        <w:gridCol w:w="4068"/>
-        <w:gridCol w:w="4986"/>
+        <w:gridCol w:w="4203"/>
+        <w:gridCol w:w="5152"/>
         <w:tblGridChange w:id="0">
           <w:tblGrid>
-            <w:gridCol w:w="4068"/>
-            <w:gridCol w:w="4986"/>
+            <w:gridCol w:w="4203"/>
+            <w:gridCol w:w="5152"/>
           </w:tblGrid>
         </w:tblGridChange>
       </w:tblGrid>
@@ -3017,7 +2151,7 @@
               </w:pBdr>
               <w:shd w:fill="auto" w:val="clear"/>
               <w:spacing w:after="0" w:before="0" w:line="240" w:lineRule="auto"/>
-              <w:ind w:left="-117" w:right="0" w:firstLine="0"/>
+              <w:ind w:left="0" w:right="0" w:firstLine="0"/>
               <w:jc w:val="left"/>
               <w:rPr>
                 <w:rFonts w:ascii="Times New Roman" w:cs="Times New Roman" w:eastAsia="Times New Roman" w:hAnsi="Times New Roman"/>
@@ -3093,7 +2227,7 @@
               </w:pBdr>
               <w:shd w:fill="auto" w:val="clear"/>
               <w:spacing w:after="0" w:before="0" w:line="240" w:lineRule="auto"/>
-              <w:ind w:left="-119" w:right="0" w:firstLine="0"/>
+              <w:ind w:left="0" w:right="0" w:firstLine="0"/>
               <w:jc w:val="left"/>
               <w:rPr>
                 <w:rFonts w:ascii="Times New Roman" w:cs="Times New Roman" w:eastAsia="Times New Roman" w:hAnsi="Times New Roman"/>
@@ -3155,7 +2289,7 @@
               </w:pBdr>
               <w:shd w:fill="auto" w:val="clear"/>
               <w:spacing w:after="0" w:before="0" w:line="240" w:lineRule="auto"/>
-              <w:ind w:left="-119" w:right="0" w:firstLine="0"/>
+              <w:ind w:left="0" w:right="0" w:firstLine="0"/>
               <w:jc w:val="left"/>
               <w:rPr>
                 <w:rFonts w:ascii="Times New Roman" w:cs="Times New Roman" w:eastAsia="Times New Roman" w:hAnsi="Times New Roman"/>
@@ -3190,7 +2324,7 @@
                 <w:vertAlign w:val="baseline"/>
                 <w:rtl w:val="0"/>
               </w:rPr>
-              <w:t xml:space="preserve">Lưu: VT, GC (Long, 02b) .</w:t>
+              <w:t xml:space="preserve">Lưu: VT, GC (Long, 02b).</w:t>
             </w:r>
             <w:r>
               <w:rPr>
@@ -3387,6 +2521,7 @@
           </w:p>
           <w:p>
             <w:pPr>
+              <w:spacing w:after="0" w:before="0" w:line="240" w:lineRule="auto"/>
               <w:rPr>
                 <w:rFonts w:ascii="Times New Roman" w:cs="Times New Roman" w:eastAsia="Times New Roman" w:hAnsi="Times New Roman"/>
                 <w:sz w:val="28"/>
@@ -3401,6 +2536,7 @@
           </w:p>
           <w:p>
             <w:pPr>
+              <w:spacing w:after="0" w:before="0" w:line="240" w:lineRule="auto"/>
               <w:rPr>
                 <w:rFonts w:ascii="Times New Roman" w:cs="Times New Roman" w:eastAsia="Times New Roman" w:hAnsi="Times New Roman"/>
                 <w:sz w:val="28"/>
@@ -3420,7 +2556,7 @@
                 <w:rFonts w:ascii="Times New Roman" w:cs="Times New Roman" w:eastAsia="Times New Roman" w:hAnsi="Times New Roman"/>
                 <w:b w:val="1"/>
                 <w:bCs w:val="1"/>
-                <w:color w:val="ff0000"/>
+                <w:color w:val="000000"/>
                 <w:sz w:val="28"/>
                 <w:szCs w:val="28"/>
               </w:rPr>
@@ -3430,7 +2566,7 @@
                 <w:rFonts w:ascii="Times New Roman" w:cs="Times New Roman" w:eastAsia="Times New Roman" w:hAnsi="Times New Roman"/>
                 <w:b w:val="1"/>
                 <w:bCs w:val="1"/>
-                <w:color w:val="ff0000"/>
+                <w:color w:val="000000"/>
                 <w:sz w:val="28"/>
                 <w:szCs w:val="28"/>
                 <w:rtl w:val="0"/>
@@ -3482,92 +2618,16 @@
     </w:tbl>
     <w:p>
       <w:pPr>
-        <w:rPr>
-          <w:rFonts w:ascii="Times New Roman" w:cs="Times New Roman" w:eastAsia="Times New Roman" w:hAnsi="Times New Roman"/>
-          <w:sz w:val="28"/>
-          <w:szCs w:val="28"/>
-        </w:rPr>
+        <w:spacing w:after="0" w:before="0" w:line="240" w:lineRule="auto"/>
       </w:pPr>
       <w:r>
-        <w:rPr>
-          <w:rtl w:val="0"/>
-        </w:rPr>
-      </w:r>
-    </w:p>
-    <w:p>
-      <w:pPr>
-        <w:rPr>
-          <w:rFonts w:ascii="Times New Roman" w:cs="Times New Roman" w:eastAsia="Times New Roman" w:hAnsi="Times New Roman"/>
-          <w:sz w:val="28"/>
-          <w:szCs w:val="28"/>
-        </w:rPr>
-      </w:pPr>
-      <w:r>
-        <w:rPr>
-          <w:rtl w:val="0"/>
-        </w:rPr>
-      </w:r>
-    </w:p>
-    <w:p>
-      <w:pPr>
-        <w:rPr>
-          <w:rFonts w:ascii="Times New Roman" w:cs="Times New Roman" w:eastAsia="Times New Roman" w:hAnsi="Times New Roman"/>
-          <w:sz w:val="28"/>
-          <w:szCs w:val="28"/>
-        </w:rPr>
-      </w:pPr>
-      <w:r>
-        <w:rPr>
-          <w:rtl w:val="0"/>
-        </w:rPr>
-      </w:r>
-    </w:p>
-    <w:p>
-      <w:pPr>
-        <w:rPr>
-          <w:rFonts w:ascii="Times New Roman" w:cs="Times New Roman" w:eastAsia="Times New Roman" w:hAnsi="Times New Roman"/>
-          <w:sz w:val="28"/>
-          <w:szCs w:val="28"/>
-        </w:rPr>
-      </w:pPr>
-      <w:r>
-        <w:rPr>
-          <w:rtl w:val="0"/>
-        </w:rPr>
-      </w:r>
-    </w:p>
-    <w:p>
-      <w:pPr>
-        <w:rPr>
-          <w:rFonts w:ascii="Times New Roman" w:cs="Times New Roman" w:eastAsia="Times New Roman" w:hAnsi="Times New Roman"/>
-          <w:sz w:val="28"/>
-          <w:szCs w:val="28"/>
-        </w:rPr>
-      </w:pPr>
-      <w:r>
-        <w:rPr>
-          <w:rtl w:val="0"/>
-        </w:rPr>
-      </w:r>
-    </w:p>
-    <w:p>
-      <w:pPr>
-        <w:rPr>
-          <w:rFonts w:ascii="Times New Roman" w:cs="Times New Roman" w:eastAsia="Times New Roman" w:hAnsi="Times New Roman"/>
-          <w:sz w:val="28"/>
-          <w:szCs w:val="28"/>
-        </w:rPr>
-      </w:pPr>
-      <w:r>
-        <w:rPr>
-          <w:rtl w:val="0"/>
-        </w:rPr>
+        <w:br w:type="page"/>
       </w:r>
     </w:p>
     <w:tbl>
       <w:tblPr>
         <w:tblStyle w:val="Table5"/>
-        <w:tblW w:w="10710.0" w:type="dxa"/>
+        <w:tblW w:w="9355" w:type="dxa"/>
         <w:jc w:val="left"/>
         <w:tblInd w:w="-630.0" w:type="dxa"/>
         <w:tblBorders>
@@ -3578,16 +2638,20 @@
           <w:insideH w:color="000000" w:space="0" w:sz="0" w:val="nil"/>
           <w:insideV w:color="000000" w:space="0" w:sz="0" w:val="nil"/>
         </w:tblBorders>
+        <w:tblCellMar>
+          <w:left w:w="0" w:type="dxa"/>
+          <w:right w:w="0" w:type="dxa"/>
+        </w:tblCellMar>
         <w:tblLayout w:type="fixed"/>
         <w:tblLook w:val="0400"/>
       </w:tblPr>
       <w:tblGrid>
-        <w:gridCol w:w="4950"/>
-        <w:gridCol w:w="5760"/>
+        <w:gridCol w:w="4100"/>
+        <w:gridCol w:w="5255"/>
         <w:tblGridChange w:id="0">
           <w:tblGrid>
-            <w:gridCol w:w="4950"/>
-            <w:gridCol w:w="5760"/>
+            <w:gridCol w:w="4100"/>
+            <w:gridCol w:w="5255"/>
           </w:tblGrid>
         </w:tblGridChange>
       </w:tblGrid>
@@ -3670,7 +2734,7 @@
               </w:pBdr>
               <w:shd w:fill="auto" w:val="clear"/>
               <w:spacing w:after="0" w:before="0" w:line="240" w:lineRule="auto"/>
-              <w:ind w:left="-108" w:right="0" w:firstLine="0"/>
+              <w:ind w:left="0" w:right="0" w:firstLine="0"/>
               <w:jc w:val="center"/>
               <w:rPr>
                 <w:rFonts w:ascii="Times New Roman" w:cs="Times New Roman" w:eastAsia="Times New Roman" w:hAnsi="Times New Roman"/>
@@ -3723,7 +2787,7 @@
               </w:pBdr>
               <w:shd w:fill="auto" w:val="clear"/>
               <w:spacing w:after="0" w:before="0" w:line="360" w:lineRule="auto"/>
-              <w:ind w:left="-108" w:right="0" w:firstLine="0"/>
+              <w:ind w:left="0" w:right="0" w:firstLine="0"/>
               <w:jc w:val="center"/>
               <w:rPr>
                 <w:rFonts w:ascii="Times New Roman" w:cs="Times New Roman" w:eastAsia="Times New Roman" w:hAnsi="Times New Roman"/>
@@ -3760,98 +2824,25 @@
               </w:rPr>
               <w:t xml:space="preserve">KHU CÔNG NGHIỆP HẢI PHÒNG</w:t>
             </w:r>
-            <w:r>
-              <mc:AlternateContent>
-                <mc:Choice Requires="wps">
-                  <w:drawing>
-                    <wp:anchor allowOverlap="1" behindDoc="0" distB="0" distT="0" distL="114300" distR="114300" hidden="0" layoutInCell="1" locked="0" relativeHeight="0" simplePos="0">
-                      <wp:simplePos x="0" y="0"/>
-                      <wp:positionH relativeFrom="column">
-                        <wp:posOffset>922019</wp:posOffset>
-                      </wp:positionH>
-                      <wp:positionV relativeFrom="paragraph">
-                        <wp:posOffset>194945</wp:posOffset>
-                      </wp:positionV>
-                      <wp:extent cx="1149350" cy="12700"/>
-                      <wp:effectExtent b="0" l="0" r="0" t="0"/>
-                      <wp:wrapNone/>
-                      <wp:docPr id="30" name=""/>
-                      <a:graphic>
-                        <a:graphicData uri="http://schemas.microsoft.com/office/word/2010/wordprocessingShape">
-                          <wps:wsp>
-                            <wps:cNvCnPr/>
-                            <wps:spPr>
-                              <a:xfrm>
-                                <a:off x="4771325" y="3780000"/>
-                                <a:ext cx="1149350" cy="0"/>
-                              </a:xfrm>
-                              <a:prstGeom prst="straightConnector1">
-                                <a:avLst/>
-                              </a:prstGeom>
-                              <a:noFill/>
-                              <a:ln cap="flat" cmpd="sng" w="12700">
-                                <a:solidFill>
-                                  <a:schemeClr val="dk1"/>
-                                </a:solidFill>
-                                <a:prstDash val="solid"/>
-                                <a:miter lim="8000"/>
-                                <a:headEnd len="sm" w="sm" type="none"/>
-                                <a:tailEnd len="sm" w="sm" type="none"/>
-                              </a:ln>
-                            </wps:spPr>
-                            <wps:bodyPr anchorCtr="0" anchor="ctr" bIns="91425" lIns="91425" spcFirstLastPara="1" rIns="91425" wrap="square" tIns="91425">
-                              <a:noAutofit/>
-                            </wps:bodyPr>
-                          </wps:wsp>
-                        </a:graphicData>
-                      </a:graphic>
-                    </wp:anchor>
-                  </w:drawing>
-                </mc:Choice>
-                <mc:Fallback>
-                  <w:drawing>
-                    <wp:anchor allowOverlap="1" behindDoc="0" distB="0" distT="0" distL="114300" distR="114300" hidden="0" layoutInCell="1" locked="0" relativeHeight="0" simplePos="0">
-                      <wp:simplePos x="0" y="0"/>
-                      <wp:positionH relativeFrom="column">
-                        <wp:posOffset>922019</wp:posOffset>
-                      </wp:positionH>
-                      <wp:positionV relativeFrom="paragraph">
-                        <wp:posOffset>194945</wp:posOffset>
-                      </wp:positionV>
-                      <wp:extent cx="1149350" cy="12700"/>
-                      <wp:effectExtent b="0" l="0" r="0" t="0"/>
-                      <wp:wrapNone/>
-                      <wp:docPr id="30" name="image30.png"/>
-                      <a:graphic>
-                        <a:graphicData uri="http://schemas.openxmlformats.org/drawingml/2006/picture">
-                          <pic:pic>
-                            <pic:nvPicPr>
-                              <pic:cNvPr id="0" name="image30.png"/>
-                              <pic:cNvPicPr preferRelativeResize="0"/>
-                            </pic:nvPicPr>
-                            <pic:blipFill>
-                              <a:blip r:embed="rId7"/>
-                              <a:srcRect/>
-                              <a:stretch>
-                                <a:fillRect/>
-                              </a:stretch>
-                            </pic:blipFill>
-                            <pic:spPr>
-                              <a:xfrm>
-                                <a:off x="0" y="0"/>
-                                <a:ext cx="1149350" cy="12700"/>
-                              </a:xfrm>
-                              <a:prstGeom prst="rect"/>
-                              <a:ln/>
-                            </pic:spPr>
-                          </pic:pic>
-                        </a:graphicData>
-                      </a:graphic>
-                    </wp:anchor>
-                  </w:drawing>
-                </mc:Fallback>
-              </mc:AlternateContent>
-            </w:r>
+          </w:p>
+          <w:p>
+            <w:pPr>
+              <w:pBdr>
+                <w:top w:space="0" w:sz="0" w:val="nil"/>
+                <w:left w:space="0" w:sz="0" w:val="nil"/>
+                <w:bottom w:space="1" w:sz="6" w:val="single" w:color="000000"/>
+                <w:right w:space="0" w:sz="0" w:val="nil"/>
+                <w:between w:space="0" w:sz="0" w:val="nil"/>
+              </w:pBdr>
+              <w:spacing w:after="0" w:before="0" w:line="20" w:lineRule="auto"/>
+              <w:ind w:left="1145" w:right="1145" w:firstLine="0"/>
+              <w:jc w:val="center"/>
+              <w:rPr>
+                <w:rFonts w:ascii="Times New Roman" w:hAnsi="Times New Roman"/>
+                <w:sz w:val="2"/>
+                <w:szCs w:val="2"/>
+              </w:rPr>
+            </w:pPr>
           </w:p>
           <w:p>
             <w:pPr>
@@ -3872,7 +2863,7 @@
                 <w:szCs w:val="26"/>
                 <w:rtl w:val="0"/>
               </w:rPr>
-              <w:t xml:space="preserve">Số:………../TB-KCX-KCN(GC)</w:t>
+              <w:t xml:space="preserve">Số: ………../TB-KCX-KCN(GC)</w:t>
             </w:r>
             <w:r>
               <w:rPr>
@@ -3901,7 +2892,7 @@
                 <w:tab w:val="center" w:leader="none" w:pos="1620"/>
               </w:tabs>
               <w:spacing w:after="0" w:before="0" w:line="240" w:lineRule="auto"/>
-              <w:ind w:left="0" w:right="-250" w:firstLine="0"/>
+              <w:ind w:left="0" w:right="0" w:firstLine="0"/>
               <w:jc w:val="center"/>
               <w:rPr>
                 <w:rFonts w:ascii="Times New Roman" w:cs="Times New Roman" w:eastAsia="Times New Roman" w:hAnsi="Times New Roman"/>
@@ -3936,191 +2927,7 @@
                 <w:vertAlign w:val="baseline"/>
                 <w:rtl w:val="0"/>
               </w:rPr>
-              <w:t xml:space="preserve">CỘNG HOÀ XÃ HỘI CHỦ NGHĨA VIỆT NAM</w:t>
-            </w:r>
-            <w:r>
-              <mc:AlternateContent>
-                <mc:Choice Requires="wps">
-                  <w:drawing>
-                    <wp:anchor allowOverlap="1" behindDoc="0" distB="0" distT="0" distL="114300" distR="114300" hidden="0" layoutInCell="1" locked="0" relativeHeight="0" simplePos="0">
-                      <wp:simplePos x="0" y="0"/>
-                      <wp:positionH relativeFrom="column">
-                        <wp:posOffset>4204970</wp:posOffset>
-                      </wp:positionH>
-                      <wp:positionV relativeFrom="paragraph">
-                        <wp:posOffset>1264285</wp:posOffset>
-                      </wp:positionV>
-                      <wp:extent cx="1955800" cy="12700"/>
-                      <wp:effectExtent b="0" l="0" r="0" t="0"/>
-                      <wp:wrapNone/>
-                      <wp:docPr id="32" name=""/>
-                      <a:graphic>
-                        <a:graphicData uri="http://schemas.microsoft.com/office/word/2010/wordprocessingShape">
-                          <wps:wsp>
-                            <wps:cNvCnPr/>
-                            <wps:spPr>
-                              <a:xfrm>
-                                <a:off x="4368100" y="3780000"/>
-                                <a:ext cx="1955800" cy="0"/>
-                              </a:xfrm>
-                              <a:prstGeom prst="straightConnector1">
-                                <a:avLst/>
-                              </a:prstGeom>
-                              <a:noFill/>
-                              <a:ln cap="flat" cmpd="sng" w="9525">
-                                <a:solidFill>
-                                  <a:srgbClr val="000000"/>
-                                </a:solidFill>
-                                <a:prstDash val="solid"/>
-                                <a:round/>
-                                <a:headEnd len="med" w="med" type="none"/>
-                                <a:tailEnd len="med" w="med" type="none"/>
-                              </a:ln>
-                            </wps:spPr>
-                            <wps:bodyPr anchorCtr="0" anchor="ctr" bIns="91425" lIns="91425" spcFirstLastPara="1" rIns="91425" wrap="square" tIns="91425">
-                              <a:noAutofit/>
-                            </wps:bodyPr>
-                          </wps:wsp>
-                        </a:graphicData>
-                      </a:graphic>
-                    </wp:anchor>
-                  </w:drawing>
-                </mc:Choice>
-                <mc:Fallback>
-                  <w:drawing>
-                    <wp:anchor allowOverlap="1" behindDoc="0" distB="0" distT="0" distL="114300" distR="114300" hidden="0" layoutInCell="1" locked="0" relativeHeight="0" simplePos="0">
-                      <wp:simplePos x="0" y="0"/>
-                      <wp:positionH relativeFrom="column">
-                        <wp:posOffset>4204970</wp:posOffset>
-                      </wp:positionH>
-                      <wp:positionV relativeFrom="paragraph">
-                        <wp:posOffset>1264285</wp:posOffset>
-                      </wp:positionV>
-                      <wp:extent cx="1955800" cy="12700"/>
-                      <wp:effectExtent b="0" l="0" r="0" t="0"/>
-                      <wp:wrapNone/>
-                      <wp:docPr id="32" name="image32.png"/>
-                      <a:graphic>
-                        <a:graphicData uri="http://schemas.openxmlformats.org/drawingml/2006/picture">
-                          <pic:pic>
-                            <pic:nvPicPr>
-                              <pic:cNvPr id="0" name="image32.png"/>
-                              <pic:cNvPicPr preferRelativeResize="0"/>
-                            </pic:nvPicPr>
-                            <pic:blipFill>
-                              <a:blip r:embed="rId7"/>
-                              <a:srcRect/>
-                              <a:stretch>
-                                <a:fillRect/>
-                              </a:stretch>
-                            </pic:blipFill>
-                            <pic:spPr>
-                              <a:xfrm>
-                                <a:off x="0" y="0"/>
-                                <a:ext cx="1955800" cy="12700"/>
-                              </a:xfrm>
-                              <a:prstGeom prst="rect"/>
-                              <a:ln/>
-                            </pic:spPr>
-                          </pic:pic>
-                        </a:graphicData>
-                      </a:graphic>
-                    </wp:anchor>
-                  </w:drawing>
-                </mc:Fallback>
-              </mc:AlternateContent>
-            </w:r>
-            <w:r>
-              <mc:AlternateContent>
-                <mc:Choice Requires="wps">
-                  <w:drawing>
-                    <wp:anchor allowOverlap="1" behindDoc="0" distB="0" distT="0" distL="114300" distR="114300" hidden="0" layoutInCell="1" locked="0" relativeHeight="0" simplePos="0">
-                      <wp:simplePos x="0" y="0"/>
-                      <wp:positionH relativeFrom="column">
-                        <wp:posOffset>4204970</wp:posOffset>
-                      </wp:positionH>
-                      <wp:positionV relativeFrom="paragraph">
-                        <wp:posOffset>1264285</wp:posOffset>
-                      </wp:positionV>
-                      <wp:extent cx="1955800" cy="12700"/>
-                      <wp:effectExtent b="0" l="0" r="0" t="0"/>
-                      <wp:wrapNone/>
-                      <wp:docPr id="11" name=""/>
-                      <a:graphic>
-                        <a:graphicData uri="http://schemas.microsoft.com/office/word/2010/wordprocessingShape">
-                          <wps:wsp>
-                            <wps:cNvCnPr/>
-                            <wps:spPr>
-                              <a:xfrm>
-                                <a:off x="4368100" y="3780000"/>
-                                <a:ext cx="1955800" cy="0"/>
-                              </a:xfrm>
-                              <a:prstGeom prst="straightConnector1">
-                                <a:avLst/>
-                              </a:prstGeom>
-                              <a:noFill/>
-                              <a:ln cap="flat" cmpd="sng" w="9525">
-                                <a:solidFill>
-                                  <a:srgbClr val="000000"/>
-                                </a:solidFill>
-                                <a:prstDash val="solid"/>
-                                <a:round/>
-                                <a:headEnd len="med" w="med" type="none"/>
-                                <a:tailEnd len="med" w="med" type="none"/>
-                              </a:ln>
-                            </wps:spPr>
-                            <wps:bodyPr anchorCtr="0" anchor="ctr" bIns="91425" lIns="91425" spcFirstLastPara="1" rIns="91425" wrap="square" tIns="91425">
-                              <a:noAutofit/>
-                            </wps:bodyPr>
-                          </wps:wsp>
-                        </a:graphicData>
-                      </a:graphic>
-                    </wp:anchor>
-                  </w:drawing>
-                </mc:Choice>
-                <mc:Fallback>
-                  <w:drawing>
-                    <wp:anchor allowOverlap="1" behindDoc="0" distB="0" distT="0" distL="114300" distR="114300" hidden="0" layoutInCell="1" locked="0" relativeHeight="0" simplePos="0">
-                      <wp:simplePos x="0" y="0"/>
-                      <wp:positionH relativeFrom="column">
-                        <wp:posOffset>4204970</wp:posOffset>
-                      </wp:positionH>
-                      <wp:positionV relativeFrom="paragraph">
-                        <wp:posOffset>1264285</wp:posOffset>
-                      </wp:positionV>
-                      <wp:extent cx="1955800" cy="12700"/>
-                      <wp:effectExtent b="0" l="0" r="0" t="0"/>
-                      <wp:wrapNone/>
-                      <wp:docPr id="11" name="image11.png"/>
-                      <a:graphic>
-                        <a:graphicData uri="http://schemas.openxmlformats.org/drawingml/2006/picture">
-                          <pic:pic>
-                            <pic:nvPicPr>
-                              <pic:cNvPr id="0" name="image11.png"/>
-                              <pic:cNvPicPr preferRelativeResize="0"/>
-                            </pic:nvPicPr>
-                            <pic:blipFill>
-                              <a:blip r:embed="rId7"/>
-                              <a:srcRect/>
-                              <a:stretch>
-                                <a:fillRect/>
-                              </a:stretch>
-                            </pic:blipFill>
-                            <pic:spPr>
-                              <a:xfrm>
-                                <a:off x="0" y="0"/>
-                                <a:ext cx="1955800" cy="12700"/>
-                              </a:xfrm>
-                              <a:prstGeom prst="rect"/>
-                              <a:ln/>
-                            </pic:spPr>
-                          </pic:pic>
-                        </a:graphicData>
-                      </a:graphic>
-                    </wp:anchor>
-                  </w:drawing>
-                </mc:Fallback>
-              </mc:AlternateContent>
+              <w:t xml:space="preserve">CỘNG HÒA XÃ HỘI CHỦ NGHĨA VIỆT NAM</w:t>
             </w:r>
           </w:p>
           <w:p>
@@ -4141,7 +2948,7 @@
                 <w:tab w:val="center" w:leader="none" w:pos="1620"/>
               </w:tabs>
               <w:spacing w:after="0" w:before="0" w:line="360" w:lineRule="auto"/>
-              <w:ind w:left="0" w:right="33" w:firstLine="0"/>
+              <w:ind w:left="0" w:right="0" w:firstLine="0"/>
               <w:jc w:val="center"/>
               <w:rPr>
                 <w:rFonts w:ascii="Times New Roman" w:cs="Times New Roman" w:eastAsia="Times New Roman" w:hAnsi="Times New Roman"/>
@@ -4176,100 +2983,27 @@
                 <w:vertAlign w:val="baseline"/>
                 <w:rtl w:val="0"/>
               </w:rPr>
-              <w:t xml:space="preserve">      Độc lập - Tự do - Hạnh phúc</w:t>
-            </w:r>
-            <w:r>
-              <mc:AlternateContent>
-                <mc:Choice Requires="wps">
-                  <w:drawing>
-                    <wp:anchor allowOverlap="1" behindDoc="0" distB="0" distT="0" distL="114300" distR="114300" hidden="0" layoutInCell="1" locked="0" relativeHeight="0" simplePos="0">
-                      <wp:simplePos x="0" y="0"/>
-                      <wp:positionH relativeFrom="column">
-                        <wp:posOffset>922019</wp:posOffset>
-                      </wp:positionH>
-                      <wp:positionV relativeFrom="paragraph">
-                        <wp:posOffset>219075</wp:posOffset>
-                      </wp:positionV>
-                      <wp:extent cx="1936750" cy="12700"/>
-                      <wp:effectExtent b="0" l="0" r="0" t="0"/>
-                      <wp:wrapNone/>
-                      <wp:docPr id="4" name=""/>
-                      <a:graphic>
-                        <a:graphicData uri="http://schemas.microsoft.com/office/word/2010/wordprocessingShape">
-                          <wps:wsp>
-                            <wps:cNvCnPr/>
-                            <wps:spPr>
-                              <a:xfrm>
-                                <a:off x="4377625" y="3780000"/>
-                                <a:ext cx="1936750" cy="0"/>
-                              </a:xfrm>
-                              <a:prstGeom prst="straightConnector1">
-                                <a:avLst/>
-                              </a:prstGeom>
-                              <a:noFill/>
-                              <a:ln cap="flat" cmpd="sng" w="12700">
-                                <a:solidFill>
-                                  <a:schemeClr val="dk1"/>
-                                </a:solidFill>
-                                <a:prstDash val="solid"/>
-                                <a:miter lim="8000"/>
-                                <a:headEnd len="sm" w="sm" type="none"/>
-                                <a:tailEnd len="sm" w="sm" type="none"/>
-                              </a:ln>
-                            </wps:spPr>
-                            <wps:bodyPr anchorCtr="0" anchor="ctr" bIns="91425" lIns="91425" spcFirstLastPara="1" rIns="91425" wrap="square" tIns="91425">
-                              <a:noAutofit/>
-                            </wps:bodyPr>
-                          </wps:wsp>
-                        </a:graphicData>
-                      </a:graphic>
-                    </wp:anchor>
-                  </w:drawing>
-                </mc:Choice>
-                <mc:Fallback>
-                  <w:drawing>
-                    <wp:anchor allowOverlap="1" behindDoc="0" distB="0" distT="0" distL="114300" distR="114300" hidden="0" layoutInCell="1" locked="0" relativeHeight="0" simplePos="0">
-                      <wp:simplePos x="0" y="0"/>
-                      <wp:positionH relativeFrom="column">
-                        <wp:posOffset>922019</wp:posOffset>
-                      </wp:positionH>
-                      <wp:positionV relativeFrom="paragraph">
-                        <wp:posOffset>219075</wp:posOffset>
-                      </wp:positionV>
-                      <wp:extent cx="1936750" cy="12700"/>
-                      <wp:effectExtent b="0" l="0" r="0" t="0"/>
-                      <wp:wrapNone/>
-                      <wp:docPr id="4" name="image4.png"/>
-                      <a:graphic>
-                        <a:graphicData uri="http://schemas.openxmlformats.org/drawingml/2006/picture">
-                          <pic:pic>
-                            <pic:nvPicPr>
-                              <pic:cNvPr id="0" name="image4.png"/>
-                              <pic:cNvPicPr preferRelativeResize="0"/>
-                            </pic:nvPicPr>
-                            <pic:blipFill>
-                              <a:blip r:embed="rId7"/>
-                              <a:srcRect/>
-                              <a:stretch>
-                                <a:fillRect/>
-                              </a:stretch>
-                            </pic:blipFill>
-                            <pic:spPr>
-                              <a:xfrm>
-                                <a:off x="0" y="0"/>
-                                <a:ext cx="1936750" cy="12700"/>
-                              </a:xfrm>
-                              <a:prstGeom prst="rect"/>
-                              <a:ln/>
-                            </pic:spPr>
-                          </pic:pic>
-                        </a:graphicData>
-                      </a:graphic>
-                    </wp:anchor>
-                  </w:drawing>
-                </mc:Fallback>
-              </mc:AlternateContent>
-            </w:r>
+              <w:t xml:space="preserve">Độc lập - Tự do - Hạnh phúc</w:t>
+            </w:r>
+          </w:p>
+          <w:p>
+            <w:pPr>
+              <w:pBdr>
+                <w:top w:space="0" w:sz="0" w:val="nil"/>
+                <w:left w:space="0" w:sz="0" w:val="nil"/>
+                <w:bottom w:space="1" w:sz="6" w:val="single" w:color="000000"/>
+                <w:right w:space="0" w:sz="0" w:val="nil"/>
+                <w:between w:space="0" w:sz="0" w:val="nil"/>
+              </w:pBdr>
+              <w:spacing w:after="0" w:before="0" w:line="20" w:lineRule="auto"/>
+              <w:ind w:left="1102" w:right="1102" w:firstLine="0"/>
+              <w:jc w:val="center"/>
+              <w:rPr>
+                <w:rFonts w:ascii="Times New Roman" w:hAnsi="Times New Roman"/>
+                <w:sz w:val="2"/>
+                <w:szCs w:val="2"/>
+              </w:rPr>
+            </w:pPr>
           </w:p>
           <w:p>
             <w:pPr>
@@ -4290,7 +3024,7 @@
                 <w:tab w:val="center" w:leader="none" w:pos="1620"/>
               </w:tabs>
               <w:spacing w:after="0" w:before="120" w:line="360" w:lineRule="auto"/>
-              <w:ind w:left="0" w:right="29" w:firstLine="0"/>
+              <w:ind w:left="0" w:right="0" w:firstLine="0"/>
               <w:jc w:val="center"/>
               <w:rPr>
                 <w:rFonts w:ascii="Times New Roman" w:cs="Times New Roman" w:eastAsia="Times New Roman" w:hAnsi="Times New Roman"/>
@@ -4325,7 +3059,7 @@
                 <w:vertAlign w:val="baseline"/>
                 <w:rtl w:val="0"/>
               </w:rPr>
-              <w:t xml:space="preserve"> Phường Ngô Quyền, ngày     tháng {{DOC_MONTH}} năm {{DOC_YEAR}}</w:t>
+              <w:t xml:space="preserve">Hải Phòng, ngày     tháng {{DOC_MONTH}} năm {{DOC_YEAR}}</w:t>
             </w:r>
             <w:r>
               <w:rPr>
@@ -4434,8 +3168,8 @@
           <w:smallCaps w:val="0"/>
           <w:strike w:val="0"/>
           <w:color w:val="000000"/>
-          <w:sz w:val="28"/>
-          <w:szCs w:val="28"/>
+          <w:sz w:val="26"/>
+          <w:szCs w:val="26"/>
           <w:u w:val="none"/>
           <w:shd w:fill="auto" w:val="clear"/>
           <w:vertAlign w:val="baseline"/>
@@ -4451,8 +3185,8 @@
           <w:smallCaps w:val="0"/>
           <w:strike w:val="0"/>
           <w:color w:val="000000"/>
-          <w:sz w:val="28"/>
-          <w:szCs w:val="28"/>
+          <w:sz w:val="26"/>
+          <w:szCs w:val="26"/>
           <w:u w:val="none"/>
           <w:shd w:fill="auto" w:val="clear"/>
           <w:vertAlign w:val="baseline"/>
@@ -4463,75 +3197,28 @@
     </w:p>
     <w:p>
       <w:pPr>
-        <w:keepNext w:val="0"/>
-        <w:keepLines w:val="0"/>
-        <w:pageBreakBefore w:val="0"/>
-        <w:widowControl w:val="1"/>
         <w:pBdr>
           <w:top w:space="0" w:sz="0" w:val="nil"/>
           <w:left w:space="0" w:sz="0" w:val="nil"/>
-          <w:bottom w:space="0" w:sz="0" w:val="nil"/>
+          <w:bottom w:space="1" w:sz="6" w:val="single" w:color="000000"/>
           <w:right w:space="0" w:sz="0" w:val="nil"/>
           <w:between w:space="0" w:sz="0" w:val="nil"/>
         </w:pBdr>
-        <w:shd w:fill="auto" w:val="clear"/>
-        <w:spacing w:after="0" w:before="0" w:line="240" w:lineRule="auto"/>
-        <w:ind w:left="0" w:right="0" w:firstLine="0"/>
+        <w:spacing w:after="0" w:before="0" w:line="20" w:lineRule="auto"/>
+        <w:ind w:left="3138" w:right="3138" w:firstLine="0"/>
         <w:jc w:val="center"/>
         <w:rPr>
-          <w:rFonts w:ascii="Times New Roman" w:cs="Times New Roman" w:eastAsia="Times New Roman" w:hAnsi="Times New Roman"/>
-          <w:b w:val="1"/>
-          <w:bCs w:val="1"/>
-          <w:i w:val="0"/>
-          <w:iCs w:val="0"/>
-          <w:smallCaps w:val="0"/>
-          <w:strike w:val="0"/>
-          <w:color w:val="000000"/>
-          <w:sz w:val="28"/>
-          <w:szCs w:val="28"/>
-          <w:u w:val="none"/>
-          <w:shd w:fill="auto" w:val="clear"/>
-          <w:vertAlign w:val="baseline"/>
+          <w:rFonts w:ascii="Times New Roman" w:hAnsi="Times New Roman"/>
+          <w:sz w:val="2"/>
+          <w:szCs w:val="2"/>
         </w:rPr>
       </w:pPr>
-      <w:r>
-        <w:rPr>
-          <w:rtl w:val="0"/>
-        </w:rPr>
-      </w:r>
     </w:p>
     <w:p>
       <w:pPr>
-        <w:keepNext w:val="0"/>
-        <w:keepLines w:val="0"/>
-        <w:pageBreakBefore w:val="0"/>
-        <w:widowControl w:val="1"/>
-        <w:pBdr>
-          <w:top w:space="0" w:sz="0" w:val="nil"/>
-          <w:left w:space="0" w:sz="0" w:val="nil"/>
-          <w:bottom w:space="0" w:sz="0" w:val="nil"/>
-          <w:right w:space="0" w:sz="0" w:val="nil"/>
-          <w:between w:space="0" w:sz="0" w:val="nil"/>
-        </w:pBdr>
-        <w:shd w:fill="auto" w:val="clear"/>
-        <w:spacing w:after="0" w:before="0" w:line="240" w:lineRule="auto"/>
+        <w:spacing w:after="0" w:before="240" w:line="240" w:lineRule="auto"/>
         <w:ind w:left="0" w:right="0" w:firstLine="0"/>
         <w:jc w:val="center"/>
-        <w:rPr>
-          <w:rFonts w:ascii="Times New Roman" w:cs="Times New Roman" w:eastAsia="Times New Roman" w:hAnsi="Times New Roman"/>
-          <w:b w:val="0"/>
-          <w:bCs w:val="0"/>
-          <w:i w:val="0"/>
-          <w:iCs w:val="0"/>
-          <w:smallCaps w:val="0"/>
-          <w:strike w:val="0"/>
-          <w:color w:val="000000"/>
-          <w:sz w:val="28"/>
-          <w:szCs w:val="28"/>
-          <w:u w:val="none"/>
-          <w:shd w:fill="auto" w:val="clear"/>
-          <w:vertAlign w:val="baseline"/>
-        </w:rPr>
       </w:pPr>
       <w:r>
         <w:rPr>
@@ -4555,36 +3242,9 @@
     </w:p>
     <w:p>
       <w:pPr>
-        <w:keepNext w:val="0"/>
-        <w:keepLines w:val="0"/>
-        <w:pageBreakBefore w:val="0"/>
-        <w:widowControl w:val="1"/>
-        <w:pBdr>
-          <w:top w:space="0" w:sz="0" w:val="nil"/>
-          <w:left w:space="0" w:sz="0" w:val="nil"/>
-          <w:bottom w:space="0" w:sz="0" w:val="nil"/>
-          <w:right w:space="0" w:sz="0" w:val="nil"/>
-          <w:between w:space="0" w:sz="0" w:val="nil"/>
-        </w:pBdr>
-        <w:shd w:fill="auto" w:val="clear"/>
         <w:spacing w:after="0" w:before="0" w:line="240" w:lineRule="auto"/>
         <w:ind w:left="0" w:right="0" w:firstLine="0"/>
         <w:jc w:val="center"/>
-        <w:rPr>
-          <w:rFonts w:ascii="Times New Roman" w:cs="Times New Roman" w:eastAsia="Times New Roman" w:hAnsi="Times New Roman"/>
-          <w:b w:val="1"/>
-          <w:bCs w:val="1"/>
-          <w:i w:val="0"/>
-          <w:iCs w:val="0"/>
-          <w:smallCaps w:val="0"/>
-          <w:strike w:val="0"/>
-          <w:color w:val="000000"/>
-          <w:sz w:val="28"/>
-          <w:szCs w:val="28"/>
-          <w:u w:val="none"/>
-          <w:shd w:fill="auto" w:val="clear"/>
-          <w:vertAlign w:val="baseline"/>
-        </w:rPr>
       </w:pPr>
       <w:r>
         <w:rPr>
@@ -4661,7 +3321,7 @@
           <w:vertAlign w:val="baseline"/>
           <w:rtl w:val="0"/>
         </w:rPr>
-        <w:t xml:space="preserve">Hải quan Khu chế xuất và Khu công nghiệp Hải Phòng – Chi cục Hải quan khu vực III thông báo tình hình làm thủ tục nhập khẩu tại chỗ của các doanh nghiệp đã làm thủ tục hải quan (từ ngày {{FROM_DATE}} đến ngày {{TO_DATE}}, chi tiết theo bảng kê đính kèm. Đầu mối trao đổi thông tin liên hệ: Đ/c Nguyễn Hoàng Long; Số di động 0989.281.263.</w:t>
+        <w:t xml:space="preserve">Hải quan Khu chế xuất và Khu công nghiệp Hải Phòng – Chi cục Hải quan khu vực III thông báo tình hình làm thủ tục nhập khẩu tại chỗ của các doanh nghiệp đã làm thủ tục hải quan (từ ngày {{FROM_DATE}} đến ngày {{TO_DATE}}, chi tiết theo bảng kê đính kèm). Đầu mối trao đổi thông tin liên hệ: Đ/c Nguyễn Hoàng Long; Số di động 0989.281.263.</w:t>
       </w:r>
     </w:p>
     <w:p>
@@ -4733,7 +3393,7 @@
           <w:vertAlign w:val="baseline"/>
           <w:rtl w:val="0"/>
         </w:rPr>
-        <w:t xml:space="preserve">/.                                                    </w:t>
+        <w:t xml:space="preserve">/.</w:t>
       </w:r>
       <w:r>
         <w:rPr>
@@ -4744,18 +3404,22 @@
     <w:tbl>
       <w:tblPr>
         <w:tblStyle w:val="Table6"/>
-        <w:tblW w:w="9054.0" w:type="dxa"/>
+        <w:tblW w:w="9355" w:type="dxa"/>
         <w:jc w:val="center"/>
+        <w:tblCellMar>
+          <w:left w:w="0" w:type="dxa"/>
+          <w:right w:w="0" w:type="dxa"/>
+        </w:tblCellMar>
         <w:tblLayout w:type="fixed"/>
         <w:tblLook w:val="0000"/>
       </w:tblPr>
       <w:tblGrid>
-        <w:gridCol w:w="4068"/>
-        <w:gridCol w:w="4986"/>
+        <w:gridCol w:w="4203"/>
+        <w:gridCol w:w="5152"/>
         <w:tblGridChange w:id="0">
           <w:tblGrid>
-            <w:gridCol w:w="4068"/>
-            <w:gridCol w:w="4986"/>
+            <w:gridCol w:w="4203"/>
+            <w:gridCol w:w="5152"/>
           </w:tblGrid>
         </w:tblGridChange>
       </w:tblGrid>
@@ -4781,7 +3445,7 @@
               </w:pBdr>
               <w:shd w:fill="auto" w:val="clear"/>
               <w:spacing w:after="0" w:before="0" w:line="240" w:lineRule="auto"/>
-              <w:ind w:left="-117" w:right="0" w:firstLine="0"/>
+              <w:ind w:left="0" w:right="0" w:firstLine="0"/>
               <w:jc w:val="left"/>
               <w:rPr>
                 <w:rFonts w:ascii="Times New Roman" w:cs="Times New Roman" w:eastAsia="Times New Roman" w:hAnsi="Times New Roman"/>
@@ -4857,7 +3521,7 @@
               </w:pBdr>
               <w:shd w:fill="auto" w:val="clear"/>
               <w:spacing w:after="0" w:before="0" w:line="240" w:lineRule="auto"/>
-              <w:ind w:left="-119" w:right="0" w:firstLine="0"/>
+              <w:ind w:left="0" w:right="0" w:firstLine="0"/>
               <w:jc w:val="left"/>
               <w:rPr>
                 <w:rFonts w:ascii="Times New Roman" w:cs="Times New Roman" w:eastAsia="Times New Roman" w:hAnsi="Times New Roman"/>
@@ -4919,7 +3583,7 @@
               </w:pBdr>
               <w:shd w:fill="auto" w:val="clear"/>
               <w:spacing w:after="0" w:before="0" w:line="240" w:lineRule="auto"/>
-              <w:ind w:left="-119" w:right="0" w:firstLine="0"/>
+              <w:ind w:left="0" w:right="0" w:firstLine="0"/>
               <w:jc w:val="left"/>
               <w:rPr>
                 <w:rFonts w:ascii="Times New Roman" w:cs="Times New Roman" w:eastAsia="Times New Roman" w:hAnsi="Times New Roman"/>
@@ -4954,7 +3618,7 @@
                 <w:vertAlign w:val="baseline"/>
                 <w:rtl w:val="0"/>
               </w:rPr>
-              <w:t xml:space="preserve">Lưu: VT, GC (Long, 02b) .</w:t>
+              <w:t xml:space="preserve">Lưu: VT, GC (Long, 02b).</w:t>
             </w:r>
             <w:r>
               <w:rPr>
@@ -5151,6 +3815,7 @@
           </w:p>
           <w:p>
             <w:pPr>
+              <w:spacing w:after="0" w:before="0" w:line="240" w:lineRule="auto"/>
               <w:rPr>
                 <w:rFonts w:ascii="Times New Roman" w:cs="Times New Roman" w:eastAsia="Times New Roman" w:hAnsi="Times New Roman"/>
                 <w:sz w:val="28"/>
@@ -5165,6 +3830,7 @@
           </w:p>
           <w:p>
             <w:pPr>
+              <w:spacing w:after="0" w:before="0" w:line="240" w:lineRule="auto"/>
               <w:rPr>
                 <w:rFonts w:ascii="Times New Roman" w:cs="Times New Roman" w:eastAsia="Times New Roman" w:hAnsi="Times New Roman"/>
                 <w:sz w:val="28"/>
@@ -5184,7 +3850,7 @@
                 <w:rFonts w:ascii="Times New Roman" w:cs="Times New Roman" w:eastAsia="Times New Roman" w:hAnsi="Times New Roman"/>
                 <w:b w:val="1"/>
                 <w:bCs w:val="1"/>
-                <w:color w:val="ff0000"/>
+                <w:color w:val="000000"/>
                 <w:sz w:val="28"/>
                 <w:szCs w:val="28"/>
               </w:rPr>
@@ -5194,7 +3860,7 @@
                 <w:rFonts w:ascii="Times New Roman" w:cs="Times New Roman" w:eastAsia="Times New Roman" w:hAnsi="Times New Roman"/>
                 <w:b w:val="1"/>
                 <w:bCs w:val="1"/>
-                <w:color w:val="ff0000"/>
+                <w:color w:val="000000"/>
                 <w:sz w:val="28"/>
                 <w:szCs w:val="28"/>
                 <w:rtl w:val="0"/>
@@ -5246,106 +3912,16 @@
     </w:tbl>
     <w:p>
       <w:pPr>
-        <w:rPr>
-          <w:rFonts w:ascii="Times New Roman" w:cs="Times New Roman" w:eastAsia="Times New Roman" w:hAnsi="Times New Roman"/>
-          <w:sz w:val="28"/>
-          <w:szCs w:val="28"/>
-        </w:rPr>
+        <w:spacing w:after="0" w:before="0" w:line="240" w:lineRule="auto"/>
       </w:pPr>
       <w:r>
-        <w:rPr>
-          <w:rtl w:val="0"/>
-        </w:rPr>
-      </w:r>
-    </w:p>
-    <w:p>
-      <w:pPr>
-        <w:rPr>
-          <w:rFonts w:ascii="Times New Roman" w:cs="Times New Roman" w:eastAsia="Times New Roman" w:hAnsi="Times New Roman"/>
-          <w:sz w:val="28"/>
-          <w:szCs w:val="28"/>
-        </w:rPr>
-      </w:pPr>
-      <w:r>
-        <w:rPr>
-          <w:rtl w:val="0"/>
-        </w:rPr>
-      </w:r>
-    </w:p>
-    <w:p>
-      <w:pPr>
-        <w:rPr>
-          <w:rFonts w:ascii="Times New Roman" w:cs="Times New Roman" w:eastAsia="Times New Roman" w:hAnsi="Times New Roman"/>
-          <w:sz w:val="28"/>
-          <w:szCs w:val="28"/>
-        </w:rPr>
-      </w:pPr>
-      <w:r>
-        <w:rPr>
-          <w:rtl w:val="0"/>
-        </w:rPr>
-      </w:r>
-    </w:p>
-    <w:p>
-      <w:pPr>
-        <w:rPr>
-          <w:rFonts w:ascii="Times New Roman" w:cs="Times New Roman" w:eastAsia="Times New Roman" w:hAnsi="Times New Roman"/>
-          <w:sz w:val="28"/>
-          <w:szCs w:val="28"/>
-        </w:rPr>
-      </w:pPr>
-      <w:r>
-        <w:rPr>
-          <w:rtl w:val="0"/>
-        </w:rPr>
-      </w:r>
-    </w:p>
-    <w:p>
-      <w:pPr>
-        <w:rPr>
-          <w:rFonts w:ascii="Times New Roman" w:cs="Times New Roman" w:eastAsia="Times New Roman" w:hAnsi="Times New Roman"/>
-          <w:sz w:val="28"/>
-          <w:szCs w:val="28"/>
-        </w:rPr>
-      </w:pPr>
-      <w:r>
-        <w:rPr>
-          <w:rtl w:val="0"/>
-        </w:rPr>
-      </w:r>
-    </w:p>
-    <w:p>
-      <w:pPr>
-        <w:rPr>
-          <w:rFonts w:ascii="Times New Roman" w:cs="Times New Roman" w:eastAsia="Times New Roman" w:hAnsi="Times New Roman"/>
-          <w:sz w:val="28"/>
-          <w:szCs w:val="28"/>
-        </w:rPr>
-      </w:pPr>
-      <w:r>
-        <w:rPr>
-          <w:rtl w:val="0"/>
-        </w:rPr>
-      </w:r>
-    </w:p>
-    <w:p>
-      <w:pPr>
-        <w:rPr>
-          <w:rFonts w:ascii="Times New Roman" w:cs="Times New Roman" w:eastAsia="Times New Roman" w:hAnsi="Times New Roman"/>
-          <w:sz w:val="28"/>
-          <w:szCs w:val="28"/>
-        </w:rPr>
-      </w:pPr>
-      <w:r>
-        <w:rPr>
-          <w:rtl w:val="0"/>
-        </w:rPr>
+        <w:br w:type="page"/>
       </w:r>
     </w:p>
     <w:tbl>
       <w:tblPr>
         <w:tblStyle w:val="Table7"/>
-        <w:tblW w:w="10710.0" w:type="dxa"/>
+        <w:tblW w:w="9355" w:type="dxa"/>
         <w:jc w:val="left"/>
         <w:tblInd w:w="-630.0" w:type="dxa"/>
         <w:tblBorders>
@@ -5356,16 +3932,20 @@
           <w:insideH w:color="000000" w:space="0" w:sz="0" w:val="nil"/>
           <w:insideV w:color="000000" w:space="0" w:sz="0" w:val="nil"/>
         </w:tblBorders>
+        <w:tblCellMar>
+          <w:left w:w="0" w:type="dxa"/>
+          <w:right w:w="0" w:type="dxa"/>
+        </w:tblCellMar>
         <w:tblLayout w:type="fixed"/>
         <w:tblLook w:val="0400"/>
       </w:tblPr>
       <w:tblGrid>
-        <w:gridCol w:w="4950"/>
-        <w:gridCol w:w="5760"/>
+        <w:gridCol w:w="4100"/>
+        <w:gridCol w:w="5255"/>
         <w:tblGridChange w:id="0">
           <w:tblGrid>
-            <w:gridCol w:w="4950"/>
-            <w:gridCol w:w="5760"/>
+            <w:gridCol w:w="4100"/>
+            <w:gridCol w:w="5255"/>
           </w:tblGrid>
         </w:tblGridChange>
       </w:tblGrid>
@@ -5448,7 +4028,7 @@
               </w:pBdr>
               <w:shd w:fill="auto" w:val="clear"/>
               <w:spacing w:after="0" w:before="0" w:line="240" w:lineRule="auto"/>
-              <w:ind w:left="-108" w:right="0" w:firstLine="0"/>
+              <w:ind w:left="0" w:right="0" w:firstLine="0"/>
               <w:jc w:val="center"/>
               <w:rPr>
                 <w:rFonts w:ascii="Times New Roman" w:cs="Times New Roman" w:eastAsia="Times New Roman" w:hAnsi="Times New Roman"/>
@@ -5501,7 +4081,7 @@
               </w:pBdr>
               <w:shd w:fill="auto" w:val="clear"/>
               <w:spacing w:after="0" w:before="0" w:line="360" w:lineRule="auto"/>
-              <w:ind w:left="-108" w:right="0" w:firstLine="0"/>
+              <w:ind w:left="0" w:right="0" w:firstLine="0"/>
               <w:jc w:val="center"/>
               <w:rPr>
                 <w:rFonts w:ascii="Times New Roman" w:cs="Times New Roman" w:eastAsia="Times New Roman" w:hAnsi="Times New Roman"/>
@@ -5538,98 +4118,25 @@
               </w:rPr>
               <w:t xml:space="preserve">KHU CÔNG NGHIỆP HẢI PHÒNG</w:t>
             </w:r>
-            <w:r>
-              <mc:AlternateContent>
-                <mc:Choice Requires="wps">
-                  <w:drawing>
-                    <wp:anchor allowOverlap="1" behindDoc="0" distB="0" distT="0" distL="114300" distR="114300" hidden="0" layoutInCell="1" locked="0" relativeHeight="0" simplePos="0">
-                      <wp:simplePos x="0" y="0"/>
-                      <wp:positionH relativeFrom="column">
-                        <wp:posOffset>922019</wp:posOffset>
-                      </wp:positionH>
-                      <wp:positionV relativeFrom="paragraph">
-                        <wp:posOffset>194945</wp:posOffset>
-                      </wp:positionV>
-                      <wp:extent cx="1149350" cy="12700"/>
-                      <wp:effectExtent b="0" l="0" r="0" t="0"/>
-                      <wp:wrapNone/>
-                      <wp:docPr id="33" name=""/>
-                      <a:graphic>
-                        <a:graphicData uri="http://schemas.microsoft.com/office/word/2010/wordprocessingShape">
-                          <wps:wsp>
-                            <wps:cNvCnPr/>
-                            <wps:spPr>
-                              <a:xfrm>
-                                <a:off x="4771325" y="3780000"/>
-                                <a:ext cx="1149350" cy="0"/>
-                              </a:xfrm>
-                              <a:prstGeom prst="straightConnector1">
-                                <a:avLst/>
-                              </a:prstGeom>
-                              <a:noFill/>
-                              <a:ln cap="flat" cmpd="sng" w="12700">
-                                <a:solidFill>
-                                  <a:schemeClr val="dk1"/>
-                                </a:solidFill>
-                                <a:prstDash val="solid"/>
-                                <a:miter lim="8000"/>
-                                <a:headEnd len="sm" w="sm" type="none"/>
-                                <a:tailEnd len="sm" w="sm" type="none"/>
-                              </a:ln>
-                            </wps:spPr>
-                            <wps:bodyPr anchorCtr="0" anchor="ctr" bIns="91425" lIns="91425" spcFirstLastPara="1" rIns="91425" wrap="square" tIns="91425">
-                              <a:noAutofit/>
-                            </wps:bodyPr>
-                          </wps:wsp>
-                        </a:graphicData>
-                      </a:graphic>
-                    </wp:anchor>
-                  </w:drawing>
-                </mc:Choice>
-                <mc:Fallback>
-                  <w:drawing>
-                    <wp:anchor allowOverlap="1" behindDoc="0" distB="0" distT="0" distL="114300" distR="114300" hidden="0" layoutInCell="1" locked="0" relativeHeight="0" simplePos="0">
-                      <wp:simplePos x="0" y="0"/>
-                      <wp:positionH relativeFrom="column">
-                        <wp:posOffset>922019</wp:posOffset>
-                      </wp:positionH>
-                      <wp:positionV relativeFrom="paragraph">
-                        <wp:posOffset>194945</wp:posOffset>
-                      </wp:positionV>
-                      <wp:extent cx="1149350" cy="12700"/>
-                      <wp:effectExtent b="0" l="0" r="0" t="0"/>
-                      <wp:wrapNone/>
-                      <wp:docPr id="33" name="image33.png"/>
-                      <a:graphic>
-                        <a:graphicData uri="http://schemas.openxmlformats.org/drawingml/2006/picture">
-                          <pic:pic>
-                            <pic:nvPicPr>
-                              <pic:cNvPr id="0" name="image33.png"/>
-                              <pic:cNvPicPr preferRelativeResize="0"/>
-                            </pic:nvPicPr>
-                            <pic:blipFill>
-                              <a:blip r:embed="rId7"/>
-                              <a:srcRect/>
-                              <a:stretch>
-                                <a:fillRect/>
-                              </a:stretch>
-                            </pic:blipFill>
-                            <pic:spPr>
-                              <a:xfrm>
-                                <a:off x="0" y="0"/>
-                                <a:ext cx="1149350" cy="12700"/>
-                              </a:xfrm>
-                              <a:prstGeom prst="rect"/>
-                              <a:ln/>
-                            </pic:spPr>
-                          </pic:pic>
-                        </a:graphicData>
-                      </a:graphic>
-                    </wp:anchor>
-                  </w:drawing>
-                </mc:Fallback>
-              </mc:AlternateContent>
-            </w:r>
+          </w:p>
+          <w:p>
+            <w:pPr>
+              <w:pBdr>
+                <w:top w:space="0" w:sz="0" w:val="nil"/>
+                <w:left w:space="0" w:sz="0" w:val="nil"/>
+                <w:bottom w:space="1" w:sz="6" w:val="single" w:color="000000"/>
+                <w:right w:space="0" w:sz="0" w:val="nil"/>
+                <w:between w:space="0" w:sz="0" w:val="nil"/>
+              </w:pBdr>
+              <w:spacing w:after="0" w:before="0" w:line="20" w:lineRule="auto"/>
+              <w:ind w:left="1145" w:right="1145" w:firstLine="0"/>
+              <w:jc w:val="center"/>
+              <w:rPr>
+                <w:rFonts w:ascii="Times New Roman" w:hAnsi="Times New Roman"/>
+                <w:sz w:val="2"/>
+                <w:szCs w:val="2"/>
+              </w:rPr>
+            </w:pPr>
           </w:p>
           <w:p>
             <w:pPr>
@@ -5650,7 +4157,7 @@
                 <w:szCs w:val="26"/>
                 <w:rtl w:val="0"/>
               </w:rPr>
-              <w:t xml:space="preserve">Số:………../TB-KCX-KCN(GC)</w:t>
+              <w:t xml:space="preserve">Số: ………../TB-KCX-KCN(GC)</w:t>
             </w:r>
             <w:r>
               <w:rPr>
@@ -5679,7 +4186,7 @@
                 <w:tab w:val="center" w:leader="none" w:pos="1620"/>
               </w:tabs>
               <w:spacing w:after="0" w:before="0" w:line="240" w:lineRule="auto"/>
-              <w:ind w:left="0" w:right="-250" w:firstLine="0"/>
+              <w:ind w:left="0" w:right="0" w:firstLine="0"/>
               <w:jc w:val="center"/>
               <w:rPr>
                 <w:rFonts w:ascii="Times New Roman" w:cs="Times New Roman" w:eastAsia="Times New Roman" w:hAnsi="Times New Roman"/>
@@ -5714,191 +4221,7 @@
                 <w:vertAlign w:val="baseline"/>
                 <w:rtl w:val="0"/>
               </w:rPr>
-              <w:t xml:space="preserve">CỘNG HOÀ XÃ HỘI CHỦ NGHĨA VIỆT NAM</w:t>
-            </w:r>
-            <w:r>
-              <mc:AlternateContent>
-                <mc:Choice Requires="wps">
-                  <w:drawing>
-                    <wp:anchor allowOverlap="1" behindDoc="0" distB="0" distT="0" distL="114300" distR="114300" hidden="0" layoutInCell="1" locked="0" relativeHeight="0" simplePos="0">
-                      <wp:simplePos x="0" y="0"/>
-                      <wp:positionH relativeFrom="column">
-                        <wp:posOffset>4204970</wp:posOffset>
-                      </wp:positionH>
-                      <wp:positionV relativeFrom="paragraph">
-                        <wp:posOffset>1264285</wp:posOffset>
-                      </wp:positionV>
-                      <wp:extent cx="1955800" cy="12700"/>
-                      <wp:effectExtent b="0" l="0" r="0" t="0"/>
-                      <wp:wrapNone/>
-                      <wp:docPr id="10" name=""/>
-                      <a:graphic>
-                        <a:graphicData uri="http://schemas.microsoft.com/office/word/2010/wordprocessingShape">
-                          <wps:wsp>
-                            <wps:cNvCnPr/>
-                            <wps:spPr>
-                              <a:xfrm>
-                                <a:off x="4368100" y="3780000"/>
-                                <a:ext cx="1955800" cy="0"/>
-                              </a:xfrm>
-                              <a:prstGeom prst="straightConnector1">
-                                <a:avLst/>
-                              </a:prstGeom>
-                              <a:noFill/>
-                              <a:ln cap="flat" cmpd="sng" w="9525">
-                                <a:solidFill>
-                                  <a:srgbClr val="000000"/>
-                                </a:solidFill>
-                                <a:prstDash val="solid"/>
-                                <a:round/>
-                                <a:headEnd len="med" w="med" type="none"/>
-                                <a:tailEnd len="med" w="med" type="none"/>
-                              </a:ln>
-                            </wps:spPr>
-                            <wps:bodyPr anchorCtr="0" anchor="ctr" bIns="91425" lIns="91425" spcFirstLastPara="1" rIns="91425" wrap="square" tIns="91425">
-                              <a:noAutofit/>
-                            </wps:bodyPr>
-                          </wps:wsp>
-                        </a:graphicData>
-                      </a:graphic>
-                    </wp:anchor>
-                  </w:drawing>
-                </mc:Choice>
-                <mc:Fallback>
-                  <w:drawing>
-                    <wp:anchor allowOverlap="1" behindDoc="0" distB="0" distT="0" distL="114300" distR="114300" hidden="0" layoutInCell="1" locked="0" relativeHeight="0" simplePos="0">
-                      <wp:simplePos x="0" y="0"/>
-                      <wp:positionH relativeFrom="column">
-                        <wp:posOffset>4204970</wp:posOffset>
-                      </wp:positionH>
-                      <wp:positionV relativeFrom="paragraph">
-                        <wp:posOffset>1264285</wp:posOffset>
-                      </wp:positionV>
-                      <wp:extent cx="1955800" cy="12700"/>
-                      <wp:effectExtent b="0" l="0" r="0" t="0"/>
-                      <wp:wrapNone/>
-                      <wp:docPr id="10" name="image10.png"/>
-                      <a:graphic>
-                        <a:graphicData uri="http://schemas.openxmlformats.org/drawingml/2006/picture">
-                          <pic:pic>
-                            <pic:nvPicPr>
-                              <pic:cNvPr id="0" name="image10.png"/>
-                              <pic:cNvPicPr preferRelativeResize="0"/>
-                            </pic:nvPicPr>
-                            <pic:blipFill>
-                              <a:blip r:embed="rId7"/>
-                              <a:srcRect/>
-                              <a:stretch>
-                                <a:fillRect/>
-                              </a:stretch>
-                            </pic:blipFill>
-                            <pic:spPr>
-                              <a:xfrm>
-                                <a:off x="0" y="0"/>
-                                <a:ext cx="1955800" cy="12700"/>
-                              </a:xfrm>
-                              <a:prstGeom prst="rect"/>
-                              <a:ln/>
-                            </pic:spPr>
-                          </pic:pic>
-                        </a:graphicData>
-                      </a:graphic>
-                    </wp:anchor>
-                  </w:drawing>
-                </mc:Fallback>
-              </mc:AlternateContent>
-            </w:r>
-            <w:r>
-              <mc:AlternateContent>
-                <mc:Choice Requires="wps">
-                  <w:drawing>
-                    <wp:anchor allowOverlap="1" behindDoc="0" distB="0" distT="0" distL="114300" distR="114300" hidden="0" layoutInCell="1" locked="0" relativeHeight="0" simplePos="0">
-                      <wp:simplePos x="0" y="0"/>
-                      <wp:positionH relativeFrom="column">
-                        <wp:posOffset>4204970</wp:posOffset>
-                      </wp:positionH>
-                      <wp:positionV relativeFrom="paragraph">
-                        <wp:posOffset>1264285</wp:posOffset>
-                      </wp:positionV>
-                      <wp:extent cx="1955800" cy="12700"/>
-                      <wp:effectExtent b="0" l="0" r="0" t="0"/>
-                      <wp:wrapNone/>
-                      <wp:docPr id="13" name=""/>
-                      <a:graphic>
-                        <a:graphicData uri="http://schemas.microsoft.com/office/word/2010/wordprocessingShape">
-                          <wps:wsp>
-                            <wps:cNvCnPr/>
-                            <wps:spPr>
-                              <a:xfrm>
-                                <a:off x="4368100" y="3780000"/>
-                                <a:ext cx="1955800" cy="0"/>
-                              </a:xfrm>
-                              <a:prstGeom prst="straightConnector1">
-                                <a:avLst/>
-                              </a:prstGeom>
-                              <a:noFill/>
-                              <a:ln cap="flat" cmpd="sng" w="9525">
-                                <a:solidFill>
-                                  <a:srgbClr val="000000"/>
-                                </a:solidFill>
-                                <a:prstDash val="solid"/>
-                                <a:round/>
-                                <a:headEnd len="med" w="med" type="none"/>
-                                <a:tailEnd len="med" w="med" type="none"/>
-                              </a:ln>
-                            </wps:spPr>
-                            <wps:bodyPr anchorCtr="0" anchor="ctr" bIns="91425" lIns="91425" spcFirstLastPara="1" rIns="91425" wrap="square" tIns="91425">
-                              <a:noAutofit/>
-                            </wps:bodyPr>
-                          </wps:wsp>
-                        </a:graphicData>
-                      </a:graphic>
-                    </wp:anchor>
-                  </w:drawing>
-                </mc:Choice>
-                <mc:Fallback>
-                  <w:drawing>
-                    <wp:anchor allowOverlap="1" behindDoc="0" distB="0" distT="0" distL="114300" distR="114300" hidden="0" layoutInCell="1" locked="0" relativeHeight="0" simplePos="0">
-                      <wp:simplePos x="0" y="0"/>
-                      <wp:positionH relativeFrom="column">
-                        <wp:posOffset>4204970</wp:posOffset>
-                      </wp:positionH>
-                      <wp:positionV relativeFrom="paragraph">
-                        <wp:posOffset>1264285</wp:posOffset>
-                      </wp:positionV>
-                      <wp:extent cx="1955800" cy="12700"/>
-                      <wp:effectExtent b="0" l="0" r="0" t="0"/>
-                      <wp:wrapNone/>
-                      <wp:docPr id="13" name="image13.png"/>
-                      <a:graphic>
-                        <a:graphicData uri="http://schemas.openxmlformats.org/drawingml/2006/picture">
-                          <pic:pic>
-                            <pic:nvPicPr>
-                              <pic:cNvPr id="0" name="image13.png"/>
-                              <pic:cNvPicPr preferRelativeResize="0"/>
-                            </pic:nvPicPr>
-                            <pic:blipFill>
-                              <a:blip r:embed="rId7"/>
-                              <a:srcRect/>
-                              <a:stretch>
-                                <a:fillRect/>
-                              </a:stretch>
-                            </pic:blipFill>
-                            <pic:spPr>
-                              <a:xfrm>
-                                <a:off x="0" y="0"/>
-                                <a:ext cx="1955800" cy="12700"/>
-                              </a:xfrm>
-                              <a:prstGeom prst="rect"/>
-                              <a:ln/>
-                            </pic:spPr>
-                          </pic:pic>
-                        </a:graphicData>
-                      </a:graphic>
-                    </wp:anchor>
-                  </w:drawing>
-                </mc:Fallback>
-              </mc:AlternateContent>
+              <w:t xml:space="preserve">CỘNG HÒA XÃ HỘI CHỦ NGHĨA VIỆT NAM</w:t>
             </w:r>
           </w:p>
           <w:p>
@@ -5919,7 +4242,7 @@
                 <w:tab w:val="center" w:leader="none" w:pos="1620"/>
               </w:tabs>
               <w:spacing w:after="0" w:before="0" w:line="360" w:lineRule="auto"/>
-              <w:ind w:left="0" w:right="33" w:firstLine="0"/>
+              <w:ind w:left="0" w:right="0" w:firstLine="0"/>
               <w:jc w:val="center"/>
               <w:rPr>
                 <w:rFonts w:ascii="Times New Roman" w:cs="Times New Roman" w:eastAsia="Times New Roman" w:hAnsi="Times New Roman"/>
@@ -5954,100 +4277,27 @@
                 <w:vertAlign w:val="baseline"/>
                 <w:rtl w:val="0"/>
               </w:rPr>
-              <w:t xml:space="preserve">      Độc lập - Tự do - Hạnh phúc</w:t>
-            </w:r>
-            <w:r>
-              <mc:AlternateContent>
-                <mc:Choice Requires="wps">
-                  <w:drawing>
-                    <wp:anchor allowOverlap="1" behindDoc="0" distB="0" distT="0" distL="114300" distR="114300" hidden="0" layoutInCell="1" locked="0" relativeHeight="0" simplePos="0">
-                      <wp:simplePos x="0" y="0"/>
-                      <wp:positionH relativeFrom="column">
-                        <wp:posOffset>922019</wp:posOffset>
-                      </wp:positionH>
-                      <wp:positionV relativeFrom="paragraph">
-                        <wp:posOffset>219075</wp:posOffset>
-                      </wp:positionV>
-                      <wp:extent cx="1936750" cy="12700"/>
-                      <wp:effectExtent b="0" l="0" r="0" t="0"/>
-                      <wp:wrapNone/>
-                      <wp:docPr id="20" name=""/>
-                      <a:graphic>
-                        <a:graphicData uri="http://schemas.microsoft.com/office/word/2010/wordprocessingShape">
-                          <wps:wsp>
-                            <wps:cNvCnPr/>
-                            <wps:spPr>
-                              <a:xfrm>
-                                <a:off x="4377625" y="3780000"/>
-                                <a:ext cx="1936750" cy="0"/>
-                              </a:xfrm>
-                              <a:prstGeom prst="straightConnector1">
-                                <a:avLst/>
-                              </a:prstGeom>
-                              <a:noFill/>
-                              <a:ln cap="flat" cmpd="sng" w="12700">
-                                <a:solidFill>
-                                  <a:schemeClr val="dk1"/>
-                                </a:solidFill>
-                                <a:prstDash val="solid"/>
-                                <a:miter lim="8000"/>
-                                <a:headEnd len="sm" w="sm" type="none"/>
-                                <a:tailEnd len="sm" w="sm" type="none"/>
-                              </a:ln>
-                            </wps:spPr>
-                            <wps:bodyPr anchorCtr="0" anchor="ctr" bIns="91425" lIns="91425" spcFirstLastPara="1" rIns="91425" wrap="square" tIns="91425">
-                              <a:noAutofit/>
-                            </wps:bodyPr>
-                          </wps:wsp>
-                        </a:graphicData>
-                      </a:graphic>
-                    </wp:anchor>
-                  </w:drawing>
-                </mc:Choice>
-                <mc:Fallback>
-                  <w:drawing>
-                    <wp:anchor allowOverlap="1" behindDoc="0" distB="0" distT="0" distL="114300" distR="114300" hidden="0" layoutInCell="1" locked="0" relativeHeight="0" simplePos="0">
-                      <wp:simplePos x="0" y="0"/>
-                      <wp:positionH relativeFrom="column">
-                        <wp:posOffset>922019</wp:posOffset>
-                      </wp:positionH>
-                      <wp:positionV relativeFrom="paragraph">
-                        <wp:posOffset>219075</wp:posOffset>
-                      </wp:positionV>
-                      <wp:extent cx="1936750" cy="12700"/>
-                      <wp:effectExtent b="0" l="0" r="0" t="0"/>
-                      <wp:wrapNone/>
-                      <wp:docPr id="20" name="image20.png"/>
-                      <a:graphic>
-                        <a:graphicData uri="http://schemas.openxmlformats.org/drawingml/2006/picture">
-                          <pic:pic>
-                            <pic:nvPicPr>
-                              <pic:cNvPr id="0" name="image20.png"/>
-                              <pic:cNvPicPr preferRelativeResize="0"/>
-                            </pic:nvPicPr>
-                            <pic:blipFill>
-                              <a:blip r:embed="rId7"/>
-                              <a:srcRect/>
-                              <a:stretch>
-                                <a:fillRect/>
-                              </a:stretch>
-                            </pic:blipFill>
-                            <pic:spPr>
-                              <a:xfrm>
-                                <a:off x="0" y="0"/>
-                                <a:ext cx="1936750" cy="12700"/>
-                              </a:xfrm>
-                              <a:prstGeom prst="rect"/>
-                              <a:ln/>
-                            </pic:spPr>
-                          </pic:pic>
-                        </a:graphicData>
-                      </a:graphic>
-                    </wp:anchor>
-                  </w:drawing>
-                </mc:Fallback>
-              </mc:AlternateContent>
-            </w:r>
+              <w:t xml:space="preserve">Độc lập - Tự do - Hạnh phúc</w:t>
+            </w:r>
+          </w:p>
+          <w:p>
+            <w:pPr>
+              <w:pBdr>
+                <w:top w:space="0" w:sz="0" w:val="nil"/>
+                <w:left w:space="0" w:sz="0" w:val="nil"/>
+                <w:bottom w:space="1" w:sz="6" w:val="single" w:color="000000"/>
+                <w:right w:space="0" w:sz="0" w:val="nil"/>
+                <w:between w:space="0" w:sz="0" w:val="nil"/>
+              </w:pBdr>
+              <w:spacing w:after="0" w:before="0" w:line="20" w:lineRule="auto"/>
+              <w:ind w:left="1102" w:right="1102" w:firstLine="0"/>
+              <w:jc w:val="center"/>
+              <w:rPr>
+                <w:rFonts w:ascii="Times New Roman" w:hAnsi="Times New Roman"/>
+                <w:sz w:val="2"/>
+                <w:szCs w:val="2"/>
+              </w:rPr>
+            </w:pPr>
           </w:p>
           <w:p>
             <w:pPr>
@@ -6068,7 +4318,7 @@
                 <w:tab w:val="center" w:leader="none" w:pos="1620"/>
               </w:tabs>
               <w:spacing w:after="0" w:before="120" w:line="360" w:lineRule="auto"/>
-              <w:ind w:left="0" w:right="29" w:firstLine="0"/>
+              <w:ind w:left="0" w:right="0" w:firstLine="0"/>
               <w:jc w:val="center"/>
               <w:rPr>
                 <w:rFonts w:ascii="Times New Roman" w:cs="Times New Roman" w:eastAsia="Times New Roman" w:hAnsi="Times New Roman"/>
@@ -6103,7 +4353,7 @@
                 <w:vertAlign w:val="baseline"/>
                 <w:rtl w:val="0"/>
               </w:rPr>
-              <w:t xml:space="preserve"> Phường Ngô Quyền, ngày     tháng {{DOC_MONTH}} năm {{DOC_YEAR}}</w:t>
+              <w:t xml:space="preserve">Hải Phòng, ngày     tháng {{DOC_MONTH}} năm {{DOC_YEAR}}</w:t>
             </w:r>
             <w:r>
               <w:rPr>
@@ -6212,8 +4462,8 @@
           <w:smallCaps w:val="0"/>
           <w:strike w:val="0"/>
           <w:color w:val="000000"/>
-          <w:sz w:val="28"/>
-          <w:szCs w:val="28"/>
+          <w:sz w:val="26"/>
+          <w:szCs w:val="26"/>
           <w:u w:val="none"/>
           <w:shd w:fill="auto" w:val="clear"/>
           <w:vertAlign w:val="baseline"/>
@@ -6229,8 +4479,8 @@
           <w:smallCaps w:val="0"/>
           <w:strike w:val="0"/>
           <w:color w:val="000000"/>
-          <w:sz w:val="28"/>
-          <w:szCs w:val="28"/>
+          <w:sz w:val="26"/>
+          <w:szCs w:val="26"/>
           <w:u w:val="none"/>
           <w:shd w:fill="auto" w:val="clear"/>
           <w:vertAlign w:val="baseline"/>
@@ -6241,75 +4491,28 @@
     </w:p>
     <w:p>
       <w:pPr>
-        <w:keepNext w:val="0"/>
-        <w:keepLines w:val="0"/>
-        <w:pageBreakBefore w:val="0"/>
-        <w:widowControl w:val="1"/>
         <w:pBdr>
           <w:top w:space="0" w:sz="0" w:val="nil"/>
           <w:left w:space="0" w:sz="0" w:val="nil"/>
-          <w:bottom w:space="0" w:sz="0" w:val="nil"/>
+          <w:bottom w:space="1" w:sz="6" w:val="single" w:color="000000"/>
           <w:right w:space="0" w:sz="0" w:val="nil"/>
           <w:between w:space="0" w:sz="0" w:val="nil"/>
         </w:pBdr>
-        <w:shd w:fill="auto" w:val="clear"/>
-        <w:spacing w:after="120" w:before="120" w:line="240" w:lineRule="auto"/>
-        <w:ind w:left="2160" w:right="0" w:firstLine="720"/>
-        <w:jc w:val="left"/>
-        <w:rPr>
-          <w:rFonts w:ascii="Times New Roman" w:cs="Times New Roman" w:eastAsia="Times New Roman" w:hAnsi="Times New Roman"/>
-          <w:b w:val="0"/>
-          <w:bCs w:val="0"/>
-          <w:i w:val="0"/>
-          <w:iCs w:val="0"/>
-          <w:smallCaps w:val="0"/>
-          <w:strike w:val="0"/>
-          <w:color w:val="000000"/>
-          <w:sz w:val="28"/>
-          <w:szCs w:val="28"/>
-          <w:u w:val="none"/>
-          <w:shd w:fill="auto" w:val="clear"/>
-          <w:vertAlign w:val="baseline"/>
+        <w:spacing w:after="0" w:before="0" w:line="20" w:lineRule="auto"/>
+        <w:ind w:left="3138" w:right="3138" w:firstLine="0"/>
+        <w:jc w:val="center"/>
+        <w:rPr>
+          <w:rFonts w:ascii="Times New Roman" w:hAnsi="Times New Roman"/>
+          <w:sz w:val="2"/>
+          <w:szCs w:val="2"/>
         </w:rPr>
       </w:pPr>
-      <w:r>
-        <w:rPr>
-          <w:rtl w:val="0"/>
-        </w:rPr>
-      </w:r>
     </w:p>
     <w:p>
       <w:pPr>
-        <w:keepNext w:val="0"/>
-        <w:keepLines w:val="0"/>
-        <w:pageBreakBefore w:val="0"/>
-        <w:widowControl w:val="1"/>
-        <w:pBdr>
-          <w:top w:space="0" w:sz="0" w:val="nil"/>
-          <w:left w:space="0" w:sz="0" w:val="nil"/>
-          <w:bottom w:space="0" w:sz="0" w:val="nil"/>
-          <w:right w:space="0" w:sz="0" w:val="nil"/>
-          <w:between w:space="0" w:sz="0" w:val="nil"/>
-        </w:pBdr>
-        <w:shd w:fill="auto" w:val="clear"/>
-        <w:spacing w:after="120" w:before="120" w:line="240" w:lineRule="auto"/>
+        <w:spacing w:after="0" w:before="240" w:line="240" w:lineRule="auto"/>
         <w:ind w:left="0" w:right="0" w:firstLine="0"/>
         <w:jc w:val="center"/>
-        <w:rPr>
-          <w:rFonts w:ascii="Times New Roman" w:cs="Times New Roman" w:eastAsia="Times New Roman" w:hAnsi="Times New Roman"/>
-          <w:b w:val="0"/>
-          <w:bCs w:val="0"/>
-          <w:i w:val="0"/>
-          <w:iCs w:val="0"/>
-          <w:smallCaps w:val="0"/>
-          <w:strike w:val="0"/>
-          <w:color w:val="000000"/>
-          <w:sz w:val="28"/>
-          <w:szCs w:val="28"/>
-          <w:u w:val="none"/>
-          <w:shd w:fill="auto" w:val="clear"/>
-          <w:vertAlign w:val="baseline"/>
-        </w:rPr>
       </w:pPr>
       <w:r>
         <w:rPr>
@@ -6333,36 +4536,9 @@
     </w:p>
     <w:p>
       <w:pPr>
-        <w:keepNext w:val="0"/>
-        <w:keepLines w:val="0"/>
-        <w:pageBreakBefore w:val="0"/>
-        <w:widowControl w:val="1"/>
-        <w:pBdr>
-          <w:top w:space="0" w:sz="0" w:val="nil"/>
-          <w:left w:space="0" w:sz="0" w:val="nil"/>
-          <w:bottom w:space="0" w:sz="0" w:val="nil"/>
-          <w:right w:space="0" w:sz="0" w:val="nil"/>
-          <w:between w:space="0" w:sz="0" w:val="nil"/>
-        </w:pBdr>
-        <w:shd w:fill="auto" w:val="clear"/>
-        <w:spacing w:after="120" w:before="120" w:line="240" w:lineRule="auto"/>
+        <w:spacing w:after="0" w:before="0" w:line="240" w:lineRule="auto"/>
         <w:ind w:left="0" w:right="0" w:firstLine="0"/>
         <w:jc w:val="center"/>
-        <w:rPr>
-          <w:rFonts w:ascii="Times New Roman" w:cs="Times New Roman" w:eastAsia="Times New Roman" w:hAnsi="Times New Roman"/>
-          <w:b w:val="0"/>
-          <w:bCs w:val="0"/>
-          <w:i w:val="0"/>
-          <w:iCs w:val="0"/>
-          <w:smallCaps w:val="0"/>
-          <w:strike w:val="0"/>
-          <w:color w:val="000000"/>
-          <w:sz w:val="28"/>
-          <w:szCs w:val="28"/>
-          <w:u w:val="none"/>
-          <w:shd w:fill="auto" w:val="clear"/>
-          <w:vertAlign w:val="baseline"/>
-        </w:rPr>
       </w:pPr>
       <w:r>
         <w:rPr>
@@ -6434,7 +4610,7 @@
           <w:vertAlign w:val="baseline"/>
           <w:rtl w:val="0"/>
         </w:rPr>
-        <w:t xml:space="preserve">Hải quan Khu chế xuất và Khu công nghiệp Hải Phòng – Chi cục Hải quan khu vực III thông báo tình hình làm thủ tục nhập khẩu tại chỗ của các doanh nghiệp đã làm thủ tục hải quan (từ ngày {{FROM_DATE}} đến ngày {{TO_DATE}}, chi tiết theo bảng kê đính kèm. Đầu mối trao đổi thông tin liên hệ: Đ/c Nguyễn Hoàng Long; Số di động 0989.281.263.</w:t>
+        <w:t xml:space="preserve">Hải quan Khu chế xuất và Khu công nghiệp Hải Phòng – Chi cục Hải quan khu vực III thông báo tình hình làm thủ tục nhập khẩu tại chỗ của các doanh nghiệp đã làm thủ tục hải quan (từ ngày {{FROM_DATE}} đến ngày {{TO_DATE}}, chi tiết theo bảng kê đính kèm). Đầu mối trao đổi thông tin liên hệ: Đ/c Nguyễn Hoàng Long; Số di động 0989.281.263.</w:t>
       </w:r>
     </w:p>
     <w:p>
@@ -6517,18 +4693,22 @@
     <w:tbl>
       <w:tblPr>
         <w:tblStyle w:val="Table8"/>
-        <w:tblW w:w="9054.0" w:type="dxa"/>
+        <w:tblW w:w="9355" w:type="dxa"/>
         <w:jc w:val="center"/>
+        <w:tblCellMar>
+          <w:left w:w="0" w:type="dxa"/>
+          <w:right w:w="0" w:type="dxa"/>
+        </w:tblCellMar>
         <w:tblLayout w:type="fixed"/>
         <w:tblLook w:val="0000"/>
       </w:tblPr>
       <w:tblGrid>
-        <w:gridCol w:w="4068"/>
-        <w:gridCol w:w="4986"/>
+        <w:gridCol w:w="4203"/>
+        <w:gridCol w:w="5152"/>
         <w:tblGridChange w:id="0">
           <w:tblGrid>
-            <w:gridCol w:w="4068"/>
-            <w:gridCol w:w="4986"/>
+            <w:gridCol w:w="4203"/>
+            <w:gridCol w:w="5152"/>
           </w:tblGrid>
         </w:tblGridChange>
       </w:tblGrid>
@@ -6554,7 +4734,7 @@
               </w:pBdr>
               <w:shd w:fill="auto" w:val="clear"/>
               <w:spacing w:after="0" w:before="0" w:line="240" w:lineRule="auto"/>
-              <w:ind w:left="-117" w:right="0" w:firstLine="0"/>
+              <w:ind w:left="0" w:right="0" w:firstLine="0"/>
               <w:jc w:val="left"/>
               <w:rPr>
                 <w:rFonts w:ascii="Times New Roman" w:cs="Times New Roman" w:eastAsia="Times New Roman" w:hAnsi="Times New Roman"/>
@@ -6630,7 +4810,7 @@
               </w:pBdr>
               <w:shd w:fill="auto" w:val="clear"/>
               <w:spacing w:after="0" w:before="0" w:line="240" w:lineRule="auto"/>
-              <w:ind w:left="-119" w:right="0" w:firstLine="0"/>
+              <w:ind w:left="0" w:right="0" w:firstLine="0"/>
               <w:jc w:val="left"/>
               <w:rPr>
                 <w:rFonts w:ascii="Times New Roman" w:cs="Times New Roman" w:eastAsia="Times New Roman" w:hAnsi="Times New Roman"/>
@@ -6692,7 +4872,7 @@
               </w:pBdr>
               <w:shd w:fill="auto" w:val="clear"/>
               <w:spacing w:after="0" w:before="0" w:line="240" w:lineRule="auto"/>
-              <w:ind w:left="-119" w:right="0" w:firstLine="0"/>
+              <w:ind w:left="0" w:right="0" w:firstLine="0"/>
               <w:jc w:val="left"/>
               <w:rPr>
                 <w:rFonts w:ascii="Times New Roman" w:cs="Times New Roman" w:eastAsia="Times New Roman" w:hAnsi="Times New Roman"/>
@@ -6727,7 +4907,7 @@
                 <w:vertAlign w:val="baseline"/>
                 <w:rtl w:val="0"/>
               </w:rPr>
-              <w:t xml:space="preserve">Lưu: VT, GC (Long, 02b) .</w:t>
+              <w:t xml:space="preserve">Lưu: VT, GC (Long, 02b).</w:t>
             </w:r>
             <w:r>
               <w:rPr>
@@ -6924,6 +5104,7 @@
           </w:p>
           <w:p>
             <w:pPr>
+              <w:spacing w:after="0" w:before="0" w:line="240" w:lineRule="auto"/>
               <w:rPr>
                 <w:rFonts w:ascii="Times New Roman" w:cs="Times New Roman" w:eastAsia="Times New Roman" w:hAnsi="Times New Roman"/>
                 <w:sz w:val="28"/>
@@ -6938,6 +5119,7 @@
           </w:p>
           <w:p>
             <w:pPr>
+              <w:spacing w:after="0" w:before="0" w:line="240" w:lineRule="auto"/>
               <w:rPr>
                 <w:rFonts w:ascii="Times New Roman" w:cs="Times New Roman" w:eastAsia="Times New Roman" w:hAnsi="Times New Roman"/>
                 <w:sz w:val="28"/>
@@ -6957,7 +5139,7 @@
                 <w:rFonts w:ascii="Times New Roman" w:cs="Times New Roman" w:eastAsia="Times New Roman" w:hAnsi="Times New Roman"/>
                 <w:b w:val="1"/>
                 <w:bCs w:val="1"/>
-                <w:color w:val="ff0000"/>
+                <w:color w:val="000000"/>
                 <w:sz w:val="28"/>
                 <w:szCs w:val="28"/>
               </w:rPr>
@@ -6967,7 +5149,7 @@
                 <w:rFonts w:ascii="Times New Roman" w:cs="Times New Roman" w:eastAsia="Times New Roman" w:hAnsi="Times New Roman"/>
                 <w:b w:val="1"/>
                 <w:bCs w:val="1"/>
-                <w:color w:val="ff0000"/>
+                <w:color w:val="000000"/>
                 <w:sz w:val="28"/>
                 <w:szCs w:val="28"/>
                 <w:rtl w:val="0"/>
@@ -7019,92 +5201,16 @@
     </w:tbl>
     <w:p>
       <w:pPr>
-        <w:rPr>
-          <w:rFonts w:ascii="Times New Roman" w:cs="Times New Roman" w:eastAsia="Times New Roman" w:hAnsi="Times New Roman"/>
-          <w:sz w:val="28"/>
-          <w:szCs w:val="28"/>
-        </w:rPr>
+        <w:spacing w:after="0" w:before="0" w:line="240" w:lineRule="auto"/>
       </w:pPr>
       <w:r>
-        <w:rPr>
-          <w:rtl w:val="0"/>
-        </w:rPr>
-      </w:r>
-    </w:p>
-    <w:p>
-      <w:pPr>
-        <w:rPr>
-          <w:rFonts w:ascii="Times New Roman" w:cs="Times New Roman" w:eastAsia="Times New Roman" w:hAnsi="Times New Roman"/>
-          <w:sz w:val="28"/>
-          <w:szCs w:val="28"/>
-        </w:rPr>
-      </w:pPr>
-      <w:r>
-        <w:rPr>
-          <w:rtl w:val="0"/>
-        </w:rPr>
-      </w:r>
-    </w:p>
-    <w:p>
-      <w:pPr>
-        <w:rPr>
-          <w:rFonts w:ascii="Times New Roman" w:cs="Times New Roman" w:eastAsia="Times New Roman" w:hAnsi="Times New Roman"/>
-          <w:sz w:val="28"/>
-          <w:szCs w:val="28"/>
-        </w:rPr>
-      </w:pPr>
-      <w:r>
-        <w:rPr>
-          <w:rtl w:val="0"/>
-        </w:rPr>
-      </w:r>
-    </w:p>
-    <w:p>
-      <w:pPr>
-        <w:rPr>
-          <w:rFonts w:ascii="Times New Roman" w:cs="Times New Roman" w:eastAsia="Times New Roman" w:hAnsi="Times New Roman"/>
-          <w:sz w:val="28"/>
-          <w:szCs w:val="28"/>
-        </w:rPr>
-      </w:pPr>
-      <w:r>
-        <w:rPr>
-          <w:rtl w:val="0"/>
-        </w:rPr>
-      </w:r>
-    </w:p>
-    <w:p>
-      <w:pPr>
-        <w:rPr>
-          <w:rFonts w:ascii="Times New Roman" w:cs="Times New Roman" w:eastAsia="Times New Roman" w:hAnsi="Times New Roman"/>
-          <w:sz w:val="28"/>
-          <w:szCs w:val="28"/>
-        </w:rPr>
-      </w:pPr>
-      <w:r>
-        <w:rPr>
-          <w:rtl w:val="0"/>
-        </w:rPr>
-      </w:r>
-    </w:p>
-    <w:p>
-      <w:pPr>
-        <w:rPr>
-          <w:rFonts w:ascii="Times New Roman" w:cs="Times New Roman" w:eastAsia="Times New Roman" w:hAnsi="Times New Roman"/>
-          <w:sz w:val="28"/>
-          <w:szCs w:val="28"/>
-        </w:rPr>
-      </w:pPr>
-      <w:r>
-        <w:rPr>
-          <w:rtl w:val="0"/>
-        </w:rPr>
+        <w:br w:type="page"/>
       </w:r>
     </w:p>
     <w:tbl>
       <w:tblPr>
         <w:tblStyle w:val="Table9"/>
-        <w:tblW w:w="10710.0" w:type="dxa"/>
+        <w:tblW w:w="9355" w:type="dxa"/>
         <w:jc w:val="left"/>
         <w:tblInd w:w="-630.0" w:type="dxa"/>
         <w:tblBorders>
@@ -7115,16 +5221,20 @@
           <w:insideH w:color="000000" w:space="0" w:sz="0" w:val="nil"/>
           <w:insideV w:color="000000" w:space="0" w:sz="0" w:val="nil"/>
         </w:tblBorders>
+        <w:tblCellMar>
+          <w:left w:w="0" w:type="dxa"/>
+          <w:right w:w="0" w:type="dxa"/>
+        </w:tblCellMar>
         <w:tblLayout w:type="fixed"/>
         <w:tblLook w:val="0400"/>
       </w:tblPr>
       <w:tblGrid>
-        <w:gridCol w:w="4950"/>
-        <w:gridCol w:w="5760"/>
+        <w:gridCol w:w="4100"/>
+        <w:gridCol w:w="5255"/>
         <w:tblGridChange w:id="0">
           <w:tblGrid>
-            <w:gridCol w:w="4950"/>
-            <w:gridCol w:w="5760"/>
+            <w:gridCol w:w="4100"/>
+            <w:gridCol w:w="5255"/>
           </w:tblGrid>
         </w:tblGridChange>
       </w:tblGrid>
@@ -7207,7 +5317,7 @@
               </w:pBdr>
               <w:shd w:fill="auto" w:val="clear"/>
               <w:spacing w:after="0" w:before="0" w:line="240" w:lineRule="auto"/>
-              <w:ind w:left="-108" w:right="0" w:firstLine="0"/>
+              <w:ind w:left="0" w:right="0" w:firstLine="0"/>
               <w:jc w:val="center"/>
               <w:rPr>
                 <w:rFonts w:ascii="Times New Roman" w:cs="Times New Roman" w:eastAsia="Times New Roman" w:hAnsi="Times New Roman"/>
@@ -7260,7 +5370,7 @@
               </w:pBdr>
               <w:shd w:fill="auto" w:val="clear"/>
               <w:spacing w:after="0" w:before="0" w:line="360" w:lineRule="auto"/>
-              <w:ind w:left="-108" w:right="0" w:firstLine="0"/>
+              <w:ind w:left="0" w:right="0" w:firstLine="0"/>
               <w:jc w:val="center"/>
               <w:rPr>
                 <w:rFonts w:ascii="Times New Roman" w:cs="Times New Roman" w:eastAsia="Times New Roman" w:hAnsi="Times New Roman"/>
@@ -7297,98 +5407,25 @@
               </w:rPr>
               <w:t xml:space="preserve">KHU CÔNG NGHIỆP HẢI PHÒNG</w:t>
             </w:r>
-            <w:r>
-              <mc:AlternateContent>
-                <mc:Choice Requires="wps">
-                  <w:drawing>
-                    <wp:anchor allowOverlap="1" behindDoc="0" distB="0" distT="0" distL="114300" distR="114300" hidden="0" layoutInCell="1" locked="0" relativeHeight="0" simplePos="0">
-                      <wp:simplePos x="0" y="0"/>
-                      <wp:positionH relativeFrom="column">
-                        <wp:posOffset>922019</wp:posOffset>
-                      </wp:positionH>
-                      <wp:positionV relativeFrom="paragraph">
-                        <wp:posOffset>194945</wp:posOffset>
-                      </wp:positionV>
-                      <wp:extent cx="1149350" cy="12700"/>
-                      <wp:effectExtent b="0" l="0" r="0" t="0"/>
-                      <wp:wrapNone/>
-                      <wp:docPr id="14" name=""/>
-                      <a:graphic>
-                        <a:graphicData uri="http://schemas.microsoft.com/office/word/2010/wordprocessingShape">
-                          <wps:wsp>
-                            <wps:cNvCnPr/>
-                            <wps:spPr>
-                              <a:xfrm>
-                                <a:off x="4771325" y="3780000"/>
-                                <a:ext cx="1149350" cy="0"/>
-                              </a:xfrm>
-                              <a:prstGeom prst="straightConnector1">
-                                <a:avLst/>
-                              </a:prstGeom>
-                              <a:noFill/>
-                              <a:ln cap="flat" cmpd="sng" w="12700">
-                                <a:solidFill>
-                                  <a:schemeClr val="dk1"/>
-                                </a:solidFill>
-                                <a:prstDash val="solid"/>
-                                <a:miter lim="8000"/>
-                                <a:headEnd len="sm" w="sm" type="none"/>
-                                <a:tailEnd len="sm" w="sm" type="none"/>
-                              </a:ln>
-                            </wps:spPr>
-                            <wps:bodyPr anchorCtr="0" anchor="ctr" bIns="91425" lIns="91425" spcFirstLastPara="1" rIns="91425" wrap="square" tIns="91425">
-                              <a:noAutofit/>
-                            </wps:bodyPr>
-                          </wps:wsp>
-                        </a:graphicData>
-                      </a:graphic>
-                    </wp:anchor>
-                  </w:drawing>
-                </mc:Choice>
-                <mc:Fallback>
-                  <w:drawing>
-                    <wp:anchor allowOverlap="1" behindDoc="0" distB="0" distT="0" distL="114300" distR="114300" hidden="0" layoutInCell="1" locked="0" relativeHeight="0" simplePos="0">
-                      <wp:simplePos x="0" y="0"/>
-                      <wp:positionH relativeFrom="column">
-                        <wp:posOffset>922019</wp:posOffset>
-                      </wp:positionH>
-                      <wp:positionV relativeFrom="paragraph">
-                        <wp:posOffset>194945</wp:posOffset>
-                      </wp:positionV>
-                      <wp:extent cx="1149350" cy="12700"/>
-                      <wp:effectExtent b="0" l="0" r="0" t="0"/>
-                      <wp:wrapNone/>
-                      <wp:docPr id="14" name="image14.png"/>
-                      <a:graphic>
-                        <a:graphicData uri="http://schemas.openxmlformats.org/drawingml/2006/picture">
-                          <pic:pic>
-                            <pic:nvPicPr>
-                              <pic:cNvPr id="0" name="image14.png"/>
-                              <pic:cNvPicPr preferRelativeResize="0"/>
-                            </pic:nvPicPr>
-                            <pic:blipFill>
-                              <a:blip r:embed="rId7"/>
-                              <a:srcRect/>
-                              <a:stretch>
-                                <a:fillRect/>
-                              </a:stretch>
-                            </pic:blipFill>
-                            <pic:spPr>
-                              <a:xfrm>
-                                <a:off x="0" y="0"/>
-                                <a:ext cx="1149350" cy="12700"/>
-                              </a:xfrm>
-                              <a:prstGeom prst="rect"/>
-                              <a:ln/>
-                            </pic:spPr>
-                          </pic:pic>
-                        </a:graphicData>
-                      </a:graphic>
-                    </wp:anchor>
-                  </w:drawing>
-                </mc:Fallback>
-              </mc:AlternateContent>
-            </w:r>
+          </w:p>
+          <w:p>
+            <w:pPr>
+              <w:pBdr>
+                <w:top w:space="0" w:sz="0" w:val="nil"/>
+                <w:left w:space="0" w:sz="0" w:val="nil"/>
+                <w:bottom w:space="1" w:sz="6" w:val="single" w:color="000000"/>
+                <w:right w:space="0" w:sz="0" w:val="nil"/>
+                <w:between w:space="0" w:sz="0" w:val="nil"/>
+              </w:pBdr>
+              <w:spacing w:after="0" w:before="0" w:line="20" w:lineRule="auto"/>
+              <w:ind w:left="1145" w:right="1145" w:firstLine="0"/>
+              <w:jc w:val="center"/>
+              <w:rPr>
+                <w:rFonts w:ascii="Times New Roman" w:hAnsi="Times New Roman"/>
+                <w:sz w:val="2"/>
+                <w:szCs w:val="2"/>
+              </w:rPr>
+            </w:pPr>
           </w:p>
           <w:p>
             <w:pPr>
@@ -7409,7 +5446,7 @@
                 <w:szCs w:val="26"/>
                 <w:rtl w:val="0"/>
               </w:rPr>
-              <w:t xml:space="preserve">Số:………../TB-KCX-KCN(GC)</w:t>
+              <w:t xml:space="preserve">Số: ………../TB-KCX-KCN(GC)</w:t>
             </w:r>
             <w:r>
               <w:rPr>
@@ -7438,7 +5475,7 @@
                 <w:tab w:val="center" w:leader="none" w:pos="1620"/>
               </w:tabs>
               <w:spacing w:after="0" w:before="0" w:line="240" w:lineRule="auto"/>
-              <w:ind w:left="0" w:right="-250" w:firstLine="0"/>
+              <w:ind w:left="0" w:right="0" w:firstLine="0"/>
               <w:jc w:val="center"/>
               <w:rPr>
                 <w:rFonts w:ascii="Times New Roman" w:cs="Times New Roman" w:eastAsia="Times New Roman" w:hAnsi="Times New Roman"/>
@@ -7473,191 +5510,7 @@
                 <w:vertAlign w:val="baseline"/>
                 <w:rtl w:val="0"/>
               </w:rPr>
-              <w:t xml:space="preserve">CỘNG HOÀ XÃ HỘI CHỦ NGHĨA VIỆT NAM</w:t>
-            </w:r>
-            <w:r>
-              <mc:AlternateContent>
-                <mc:Choice Requires="wps">
-                  <w:drawing>
-                    <wp:anchor allowOverlap="1" behindDoc="0" distB="0" distT="0" distL="114300" distR="114300" hidden="0" layoutInCell="1" locked="0" relativeHeight="0" simplePos="0">
-                      <wp:simplePos x="0" y="0"/>
-                      <wp:positionH relativeFrom="column">
-                        <wp:posOffset>4204970</wp:posOffset>
-                      </wp:positionH>
-                      <wp:positionV relativeFrom="paragraph">
-                        <wp:posOffset>1264285</wp:posOffset>
-                      </wp:positionV>
-                      <wp:extent cx="1955800" cy="12700"/>
-                      <wp:effectExtent b="0" l="0" r="0" t="0"/>
-                      <wp:wrapNone/>
-                      <wp:docPr id="6" name=""/>
-                      <a:graphic>
-                        <a:graphicData uri="http://schemas.microsoft.com/office/word/2010/wordprocessingShape">
-                          <wps:wsp>
-                            <wps:cNvCnPr/>
-                            <wps:spPr>
-                              <a:xfrm>
-                                <a:off x="4368100" y="3780000"/>
-                                <a:ext cx="1955800" cy="0"/>
-                              </a:xfrm>
-                              <a:prstGeom prst="straightConnector1">
-                                <a:avLst/>
-                              </a:prstGeom>
-                              <a:noFill/>
-                              <a:ln cap="flat" cmpd="sng" w="9525">
-                                <a:solidFill>
-                                  <a:srgbClr val="000000"/>
-                                </a:solidFill>
-                                <a:prstDash val="solid"/>
-                                <a:round/>
-                                <a:headEnd len="med" w="med" type="none"/>
-                                <a:tailEnd len="med" w="med" type="none"/>
-                              </a:ln>
-                            </wps:spPr>
-                            <wps:bodyPr anchorCtr="0" anchor="ctr" bIns="91425" lIns="91425" spcFirstLastPara="1" rIns="91425" wrap="square" tIns="91425">
-                              <a:noAutofit/>
-                            </wps:bodyPr>
-                          </wps:wsp>
-                        </a:graphicData>
-                      </a:graphic>
-                    </wp:anchor>
-                  </w:drawing>
-                </mc:Choice>
-                <mc:Fallback>
-                  <w:drawing>
-                    <wp:anchor allowOverlap="1" behindDoc="0" distB="0" distT="0" distL="114300" distR="114300" hidden="0" layoutInCell="1" locked="0" relativeHeight="0" simplePos="0">
-                      <wp:simplePos x="0" y="0"/>
-                      <wp:positionH relativeFrom="column">
-                        <wp:posOffset>4204970</wp:posOffset>
-                      </wp:positionH>
-                      <wp:positionV relativeFrom="paragraph">
-                        <wp:posOffset>1264285</wp:posOffset>
-                      </wp:positionV>
-                      <wp:extent cx="1955800" cy="12700"/>
-                      <wp:effectExtent b="0" l="0" r="0" t="0"/>
-                      <wp:wrapNone/>
-                      <wp:docPr id="6" name="image6.png"/>
-                      <a:graphic>
-                        <a:graphicData uri="http://schemas.openxmlformats.org/drawingml/2006/picture">
-                          <pic:pic>
-                            <pic:nvPicPr>
-                              <pic:cNvPr id="0" name="image6.png"/>
-                              <pic:cNvPicPr preferRelativeResize="0"/>
-                            </pic:nvPicPr>
-                            <pic:blipFill>
-                              <a:blip r:embed="rId7"/>
-                              <a:srcRect/>
-                              <a:stretch>
-                                <a:fillRect/>
-                              </a:stretch>
-                            </pic:blipFill>
-                            <pic:spPr>
-                              <a:xfrm>
-                                <a:off x="0" y="0"/>
-                                <a:ext cx="1955800" cy="12700"/>
-                              </a:xfrm>
-                              <a:prstGeom prst="rect"/>
-                              <a:ln/>
-                            </pic:spPr>
-                          </pic:pic>
-                        </a:graphicData>
-                      </a:graphic>
-                    </wp:anchor>
-                  </w:drawing>
-                </mc:Fallback>
-              </mc:AlternateContent>
-            </w:r>
-            <w:r>
-              <mc:AlternateContent>
-                <mc:Choice Requires="wps">
-                  <w:drawing>
-                    <wp:anchor allowOverlap="1" behindDoc="0" distB="0" distT="0" distL="114300" distR="114300" hidden="0" layoutInCell="1" locked="0" relativeHeight="0" simplePos="0">
-                      <wp:simplePos x="0" y="0"/>
-                      <wp:positionH relativeFrom="column">
-                        <wp:posOffset>4204970</wp:posOffset>
-                      </wp:positionH>
-                      <wp:positionV relativeFrom="paragraph">
-                        <wp:posOffset>1264285</wp:posOffset>
-                      </wp:positionV>
-                      <wp:extent cx="1955800" cy="12700"/>
-                      <wp:effectExtent b="0" l="0" r="0" t="0"/>
-                      <wp:wrapNone/>
-                      <wp:docPr id="31" name=""/>
-                      <a:graphic>
-                        <a:graphicData uri="http://schemas.microsoft.com/office/word/2010/wordprocessingShape">
-                          <wps:wsp>
-                            <wps:cNvCnPr/>
-                            <wps:spPr>
-                              <a:xfrm>
-                                <a:off x="4368100" y="3780000"/>
-                                <a:ext cx="1955800" cy="0"/>
-                              </a:xfrm>
-                              <a:prstGeom prst="straightConnector1">
-                                <a:avLst/>
-                              </a:prstGeom>
-                              <a:noFill/>
-                              <a:ln cap="flat" cmpd="sng" w="9525">
-                                <a:solidFill>
-                                  <a:srgbClr val="000000"/>
-                                </a:solidFill>
-                                <a:prstDash val="solid"/>
-                                <a:round/>
-                                <a:headEnd len="med" w="med" type="none"/>
-                                <a:tailEnd len="med" w="med" type="none"/>
-                              </a:ln>
-                            </wps:spPr>
-                            <wps:bodyPr anchorCtr="0" anchor="ctr" bIns="91425" lIns="91425" spcFirstLastPara="1" rIns="91425" wrap="square" tIns="91425">
-                              <a:noAutofit/>
-                            </wps:bodyPr>
-                          </wps:wsp>
-                        </a:graphicData>
-                      </a:graphic>
-                    </wp:anchor>
-                  </w:drawing>
-                </mc:Choice>
-                <mc:Fallback>
-                  <w:drawing>
-                    <wp:anchor allowOverlap="1" behindDoc="0" distB="0" distT="0" distL="114300" distR="114300" hidden="0" layoutInCell="1" locked="0" relativeHeight="0" simplePos="0">
-                      <wp:simplePos x="0" y="0"/>
-                      <wp:positionH relativeFrom="column">
-                        <wp:posOffset>4204970</wp:posOffset>
-                      </wp:positionH>
-                      <wp:positionV relativeFrom="paragraph">
-                        <wp:posOffset>1264285</wp:posOffset>
-                      </wp:positionV>
-                      <wp:extent cx="1955800" cy="12700"/>
-                      <wp:effectExtent b="0" l="0" r="0" t="0"/>
-                      <wp:wrapNone/>
-                      <wp:docPr id="31" name="image31.png"/>
-                      <a:graphic>
-                        <a:graphicData uri="http://schemas.openxmlformats.org/drawingml/2006/picture">
-                          <pic:pic>
-                            <pic:nvPicPr>
-                              <pic:cNvPr id="0" name="image31.png"/>
-                              <pic:cNvPicPr preferRelativeResize="0"/>
-                            </pic:nvPicPr>
-                            <pic:blipFill>
-                              <a:blip r:embed="rId7"/>
-                              <a:srcRect/>
-                              <a:stretch>
-                                <a:fillRect/>
-                              </a:stretch>
-                            </pic:blipFill>
-                            <pic:spPr>
-                              <a:xfrm>
-                                <a:off x="0" y="0"/>
-                                <a:ext cx="1955800" cy="12700"/>
-                              </a:xfrm>
-                              <a:prstGeom prst="rect"/>
-                              <a:ln/>
-                            </pic:spPr>
-                          </pic:pic>
-                        </a:graphicData>
-                      </a:graphic>
-                    </wp:anchor>
-                  </w:drawing>
-                </mc:Fallback>
-              </mc:AlternateContent>
+              <w:t xml:space="preserve">CỘNG HÒA XÃ HỘI CHỦ NGHĨA VIỆT NAM</w:t>
             </w:r>
           </w:p>
           <w:p>
@@ -7678,7 +5531,7 @@
                 <w:tab w:val="center" w:leader="none" w:pos="1620"/>
               </w:tabs>
               <w:spacing w:after="0" w:before="0" w:line="360" w:lineRule="auto"/>
-              <w:ind w:left="0" w:right="33" w:firstLine="0"/>
+              <w:ind w:left="0" w:right="0" w:firstLine="0"/>
               <w:jc w:val="center"/>
               <w:rPr>
                 <w:rFonts w:ascii="Times New Roman" w:cs="Times New Roman" w:eastAsia="Times New Roman" w:hAnsi="Times New Roman"/>
@@ -7713,100 +5566,27 @@
                 <w:vertAlign w:val="baseline"/>
                 <w:rtl w:val="0"/>
               </w:rPr>
-              <w:t xml:space="preserve">      Độc lập - Tự do - Hạnh phúc</w:t>
-            </w:r>
-            <w:r>
-              <mc:AlternateContent>
-                <mc:Choice Requires="wps">
-                  <w:drawing>
-                    <wp:anchor allowOverlap="1" behindDoc="0" distB="0" distT="0" distL="114300" distR="114300" hidden="0" layoutInCell="1" locked="0" relativeHeight="0" simplePos="0">
-                      <wp:simplePos x="0" y="0"/>
-                      <wp:positionH relativeFrom="column">
-                        <wp:posOffset>922019</wp:posOffset>
-                      </wp:positionH>
-                      <wp:positionV relativeFrom="paragraph">
-                        <wp:posOffset>219075</wp:posOffset>
-                      </wp:positionV>
-                      <wp:extent cx="1936750" cy="12700"/>
-                      <wp:effectExtent b="0" l="0" r="0" t="0"/>
-                      <wp:wrapNone/>
-                      <wp:docPr id="1" name=""/>
-                      <a:graphic>
-                        <a:graphicData uri="http://schemas.microsoft.com/office/word/2010/wordprocessingShape">
-                          <wps:wsp>
-                            <wps:cNvCnPr/>
-                            <wps:spPr>
-                              <a:xfrm>
-                                <a:off x="4377625" y="3780000"/>
-                                <a:ext cx="1936750" cy="0"/>
-                              </a:xfrm>
-                              <a:prstGeom prst="straightConnector1">
-                                <a:avLst/>
-                              </a:prstGeom>
-                              <a:noFill/>
-                              <a:ln cap="flat" cmpd="sng" w="12700">
-                                <a:solidFill>
-                                  <a:schemeClr val="dk1"/>
-                                </a:solidFill>
-                                <a:prstDash val="solid"/>
-                                <a:miter lim="8000"/>
-                                <a:headEnd len="sm" w="sm" type="none"/>
-                                <a:tailEnd len="sm" w="sm" type="none"/>
-                              </a:ln>
-                            </wps:spPr>
-                            <wps:bodyPr anchorCtr="0" anchor="ctr" bIns="91425" lIns="91425" spcFirstLastPara="1" rIns="91425" wrap="square" tIns="91425">
-                              <a:noAutofit/>
-                            </wps:bodyPr>
-                          </wps:wsp>
-                        </a:graphicData>
-                      </a:graphic>
-                    </wp:anchor>
-                  </w:drawing>
-                </mc:Choice>
-                <mc:Fallback>
-                  <w:drawing>
-                    <wp:anchor allowOverlap="1" behindDoc="0" distB="0" distT="0" distL="114300" distR="114300" hidden="0" layoutInCell="1" locked="0" relativeHeight="0" simplePos="0">
-                      <wp:simplePos x="0" y="0"/>
-                      <wp:positionH relativeFrom="column">
-                        <wp:posOffset>922019</wp:posOffset>
-                      </wp:positionH>
-                      <wp:positionV relativeFrom="paragraph">
-                        <wp:posOffset>219075</wp:posOffset>
-                      </wp:positionV>
-                      <wp:extent cx="1936750" cy="12700"/>
-                      <wp:effectExtent b="0" l="0" r="0" t="0"/>
-                      <wp:wrapNone/>
-                      <wp:docPr id="1" name="image1.png"/>
-                      <a:graphic>
-                        <a:graphicData uri="http://schemas.openxmlformats.org/drawingml/2006/picture">
-                          <pic:pic>
-                            <pic:nvPicPr>
-                              <pic:cNvPr id="0" name="image1.png"/>
-                              <pic:cNvPicPr preferRelativeResize="0"/>
-                            </pic:nvPicPr>
-                            <pic:blipFill>
-                              <a:blip r:embed="rId7"/>
-                              <a:srcRect/>
-                              <a:stretch>
-                                <a:fillRect/>
-                              </a:stretch>
-                            </pic:blipFill>
-                            <pic:spPr>
-                              <a:xfrm>
-                                <a:off x="0" y="0"/>
-                                <a:ext cx="1936750" cy="12700"/>
-                              </a:xfrm>
-                              <a:prstGeom prst="rect"/>
-                              <a:ln/>
-                            </pic:spPr>
-                          </pic:pic>
-                        </a:graphicData>
-                      </a:graphic>
-                    </wp:anchor>
-                  </w:drawing>
-                </mc:Fallback>
-              </mc:AlternateContent>
-            </w:r>
+              <w:t xml:space="preserve">Độc lập - Tự do - Hạnh phúc</w:t>
+            </w:r>
+          </w:p>
+          <w:p>
+            <w:pPr>
+              <w:pBdr>
+                <w:top w:space="0" w:sz="0" w:val="nil"/>
+                <w:left w:space="0" w:sz="0" w:val="nil"/>
+                <w:bottom w:space="1" w:sz="6" w:val="single" w:color="000000"/>
+                <w:right w:space="0" w:sz="0" w:val="nil"/>
+                <w:between w:space="0" w:sz="0" w:val="nil"/>
+              </w:pBdr>
+              <w:spacing w:after="0" w:before="0" w:line="20" w:lineRule="auto"/>
+              <w:ind w:left="1102" w:right="1102" w:firstLine="0"/>
+              <w:jc w:val="center"/>
+              <w:rPr>
+                <w:rFonts w:ascii="Times New Roman" w:hAnsi="Times New Roman"/>
+                <w:sz w:val="2"/>
+                <w:szCs w:val="2"/>
+              </w:rPr>
+            </w:pPr>
           </w:p>
           <w:p>
             <w:pPr>
@@ -7827,7 +5607,7 @@
                 <w:tab w:val="center" w:leader="none" w:pos="1620"/>
               </w:tabs>
               <w:spacing w:after="0" w:before="120" w:line="360" w:lineRule="auto"/>
-              <w:ind w:left="0" w:right="29" w:firstLine="0"/>
+              <w:ind w:left="0" w:right="0" w:firstLine="0"/>
               <w:jc w:val="center"/>
               <w:rPr>
                 <w:rFonts w:ascii="Times New Roman" w:cs="Times New Roman" w:eastAsia="Times New Roman" w:hAnsi="Times New Roman"/>
@@ -7862,7 +5642,7 @@
                 <w:vertAlign w:val="baseline"/>
                 <w:rtl w:val="0"/>
               </w:rPr>
-              <w:t xml:space="preserve"> Phường Ngô Quyền, ngày     tháng {{DOC_MONTH}} năm {{DOC_YEAR}}</w:t>
+              <w:t xml:space="preserve">Hải Phòng, ngày     tháng {{DOC_MONTH}} năm {{DOC_YEAR}}</w:t>
             </w:r>
             <w:r>
               <w:rPr>
@@ -7971,8 +5751,8 @@
           <w:smallCaps w:val="0"/>
           <w:strike w:val="0"/>
           <w:color w:val="000000"/>
-          <w:sz w:val="28"/>
-          <w:szCs w:val="28"/>
+          <w:sz w:val="26"/>
+          <w:szCs w:val="26"/>
           <w:u w:val="none"/>
           <w:shd w:fill="auto" w:val="clear"/>
           <w:vertAlign w:val="baseline"/>
@@ -7988,8 +5768,8 @@
           <w:smallCaps w:val="0"/>
           <w:strike w:val="0"/>
           <w:color w:val="000000"/>
-          <w:sz w:val="28"/>
-          <w:szCs w:val="28"/>
+          <w:sz w:val="26"/>
+          <w:szCs w:val="26"/>
           <w:u w:val="none"/>
           <w:shd w:fill="auto" w:val="clear"/>
           <w:vertAlign w:val="baseline"/>
@@ -8000,75 +5780,28 @@
     </w:p>
     <w:p>
       <w:pPr>
-        <w:keepNext w:val="0"/>
-        <w:keepLines w:val="0"/>
-        <w:pageBreakBefore w:val="0"/>
-        <w:widowControl w:val="1"/>
         <w:pBdr>
           <w:top w:space="0" w:sz="0" w:val="nil"/>
           <w:left w:space="0" w:sz="0" w:val="nil"/>
-          <w:bottom w:space="0" w:sz="0" w:val="nil"/>
+          <w:bottom w:space="1" w:sz="6" w:val="single" w:color="000000"/>
           <w:right w:space="0" w:sz="0" w:val="nil"/>
           <w:between w:space="0" w:sz="0" w:val="nil"/>
         </w:pBdr>
-        <w:shd w:fill="auto" w:val="clear"/>
-        <w:spacing w:after="120" w:before="120" w:line="240" w:lineRule="auto"/>
-        <w:ind w:left="2160" w:right="0" w:firstLine="720"/>
-        <w:jc w:val="left"/>
-        <w:rPr>
-          <w:rFonts w:ascii="Times New Roman" w:cs="Times New Roman" w:eastAsia="Times New Roman" w:hAnsi="Times New Roman"/>
-          <w:b w:val="0"/>
-          <w:bCs w:val="0"/>
-          <w:i w:val="0"/>
-          <w:iCs w:val="0"/>
-          <w:smallCaps w:val="0"/>
-          <w:strike w:val="0"/>
-          <w:color w:val="000000"/>
-          <w:sz w:val="28"/>
-          <w:szCs w:val="28"/>
-          <w:u w:val="none"/>
-          <w:shd w:fill="auto" w:val="clear"/>
-          <w:vertAlign w:val="baseline"/>
+        <w:spacing w:after="0" w:before="0" w:line="20" w:lineRule="auto"/>
+        <w:ind w:left="3138" w:right="3138" w:firstLine="0"/>
+        <w:jc w:val="center"/>
+        <w:rPr>
+          <w:rFonts w:ascii="Times New Roman" w:hAnsi="Times New Roman"/>
+          <w:sz w:val="2"/>
+          <w:szCs w:val="2"/>
         </w:rPr>
       </w:pPr>
-      <w:r>
-        <w:rPr>
-          <w:rtl w:val="0"/>
-        </w:rPr>
-      </w:r>
     </w:p>
     <w:p>
       <w:pPr>
-        <w:keepNext w:val="0"/>
-        <w:keepLines w:val="0"/>
-        <w:pageBreakBefore w:val="0"/>
-        <w:widowControl w:val="1"/>
-        <w:pBdr>
-          <w:top w:space="0" w:sz="0" w:val="nil"/>
-          <w:left w:space="0" w:sz="0" w:val="nil"/>
-          <w:bottom w:space="0" w:sz="0" w:val="nil"/>
-          <w:right w:space="0" w:sz="0" w:val="nil"/>
-          <w:between w:space="0" w:sz="0" w:val="nil"/>
-        </w:pBdr>
-        <w:shd w:fill="auto" w:val="clear"/>
-        <w:spacing w:after="120" w:before="120" w:line="240" w:lineRule="auto"/>
+        <w:spacing w:after="0" w:before="240" w:line="240" w:lineRule="auto"/>
         <w:ind w:left="0" w:right="0" w:firstLine="0"/>
         <w:jc w:val="center"/>
-        <w:rPr>
-          <w:rFonts w:ascii="Times New Roman" w:cs="Times New Roman" w:eastAsia="Times New Roman" w:hAnsi="Times New Roman"/>
-          <w:b w:val="0"/>
-          <w:bCs w:val="0"/>
-          <w:i w:val="0"/>
-          <w:iCs w:val="0"/>
-          <w:smallCaps w:val="0"/>
-          <w:strike w:val="0"/>
-          <w:color w:val="000000"/>
-          <w:sz w:val="28"/>
-          <w:szCs w:val="28"/>
-          <w:u w:val="none"/>
-          <w:shd w:fill="auto" w:val="clear"/>
-          <w:vertAlign w:val="baseline"/>
-        </w:rPr>
       </w:pPr>
       <w:r>
         <w:rPr>
@@ -8092,36 +5825,9 @@
     </w:p>
     <w:p>
       <w:pPr>
-        <w:keepNext w:val="0"/>
-        <w:keepLines w:val="0"/>
-        <w:pageBreakBefore w:val="0"/>
-        <w:widowControl w:val="1"/>
-        <w:pBdr>
-          <w:top w:space="0" w:sz="0" w:val="nil"/>
-          <w:left w:space="0" w:sz="0" w:val="nil"/>
-          <w:bottom w:space="0" w:sz="0" w:val="nil"/>
-          <w:right w:space="0" w:sz="0" w:val="nil"/>
-          <w:between w:space="0" w:sz="0" w:val="nil"/>
-        </w:pBdr>
-        <w:shd w:fill="auto" w:val="clear"/>
-        <w:spacing w:after="120" w:before="120" w:line="240" w:lineRule="auto"/>
+        <w:spacing w:after="0" w:before="0" w:line="240" w:lineRule="auto"/>
         <w:ind w:left="0" w:right="0" w:firstLine="0"/>
         <w:jc w:val="center"/>
-        <w:rPr>
-          <w:rFonts w:ascii="Times New Roman" w:cs="Times New Roman" w:eastAsia="Times New Roman" w:hAnsi="Times New Roman"/>
-          <w:b w:val="0"/>
-          <w:bCs w:val="0"/>
-          <w:i w:val="0"/>
-          <w:iCs w:val="0"/>
-          <w:smallCaps w:val="0"/>
-          <w:strike w:val="0"/>
-          <w:color w:val="000000"/>
-          <w:sz w:val="28"/>
-          <w:szCs w:val="28"/>
-          <w:u w:val="none"/>
-          <w:shd w:fill="auto" w:val="clear"/>
-          <w:vertAlign w:val="baseline"/>
-        </w:rPr>
       </w:pPr>
       <w:r>
         <w:rPr>
@@ -8193,7 +5899,7 @@
           <w:vertAlign w:val="baseline"/>
           <w:rtl w:val="0"/>
         </w:rPr>
-        <w:t xml:space="preserve">Hải quan Khu chế xuất và Khu công nghiệp Hải Phòng – Chi cục Hải quan khu vực III thông báo tình hình làm thủ tục nhập khẩu tại chỗ của các doanh nghiệp đã làm thủ tục hải quan (từ ngày {{FROM_DATE}} đến ngày {{TO_DATE}}, chi tiết theo bảng kê đính kèm. Đầu mối trao đổi thông tin liên hệ: Đ/c Nguyễn Hoàng Long; Số di động 0989.281.263.</w:t>
+        <w:t xml:space="preserve">Hải quan Khu chế xuất và Khu công nghiệp Hải Phòng – Chi cục Hải quan khu vực III thông báo tình hình làm thủ tục nhập khẩu tại chỗ của các doanh nghiệp đã làm thủ tục hải quan (từ ngày {{FROM_DATE}} đến ngày {{TO_DATE}}, chi tiết theo bảng kê đính kèm). Đầu mối trao đổi thông tin liên hệ: Đ/c Nguyễn Hoàng Long; Số di động 0989.281.263.</w:t>
       </w:r>
     </w:p>
     <w:p>
@@ -8265,7 +5971,7 @@
           <w:vertAlign w:val="baseline"/>
           <w:rtl w:val="0"/>
         </w:rPr>
-        <w:t xml:space="preserve">/.                                                    </w:t>
+        <w:t xml:space="preserve">/.</w:t>
       </w:r>
       <w:r>
         <w:rPr>
@@ -8276,18 +5982,22 @@
     <w:tbl>
       <w:tblPr>
         <w:tblStyle w:val="Table10"/>
-        <w:tblW w:w="9054.0" w:type="dxa"/>
+        <w:tblW w:w="9355" w:type="dxa"/>
         <w:jc w:val="center"/>
+        <w:tblCellMar>
+          <w:left w:w="0" w:type="dxa"/>
+          <w:right w:w="0" w:type="dxa"/>
+        </w:tblCellMar>
         <w:tblLayout w:type="fixed"/>
         <w:tblLook w:val="0000"/>
       </w:tblPr>
       <w:tblGrid>
-        <w:gridCol w:w="4068"/>
-        <w:gridCol w:w="4986"/>
+        <w:gridCol w:w="4203"/>
+        <w:gridCol w:w="5152"/>
         <w:tblGridChange w:id="0">
           <w:tblGrid>
-            <w:gridCol w:w="4068"/>
-            <w:gridCol w:w="4986"/>
+            <w:gridCol w:w="4203"/>
+            <w:gridCol w:w="5152"/>
           </w:tblGrid>
         </w:tblGridChange>
       </w:tblGrid>
@@ -8313,7 +6023,7 @@
               </w:pBdr>
               <w:shd w:fill="auto" w:val="clear"/>
               <w:spacing w:after="0" w:before="0" w:line="240" w:lineRule="auto"/>
-              <w:ind w:left="-117" w:right="0" w:firstLine="0"/>
+              <w:ind w:left="0" w:right="0" w:firstLine="0"/>
               <w:jc w:val="left"/>
               <w:rPr>
                 <w:rFonts w:ascii="Times New Roman" w:cs="Times New Roman" w:eastAsia="Times New Roman" w:hAnsi="Times New Roman"/>
@@ -8389,7 +6099,7 @@
               </w:pBdr>
               <w:shd w:fill="auto" w:val="clear"/>
               <w:spacing w:after="0" w:before="0" w:line="240" w:lineRule="auto"/>
-              <w:ind w:left="-119" w:right="0" w:firstLine="0"/>
+              <w:ind w:left="0" w:right="0" w:firstLine="0"/>
               <w:jc w:val="left"/>
               <w:rPr>
                 <w:rFonts w:ascii="Times New Roman" w:cs="Times New Roman" w:eastAsia="Times New Roman" w:hAnsi="Times New Roman"/>
@@ -8451,7 +6161,7 @@
               </w:pBdr>
               <w:shd w:fill="auto" w:val="clear"/>
               <w:spacing w:after="0" w:before="0" w:line="240" w:lineRule="auto"/>
-              <w:ind w:left="-119" w:right="0" w:firstLine="0"/>
+              <w:ind w:left="0" w:right="0" w:firstLine="0"/>
               <w:jc w:val="left"/>
               <w:rPr>
                 <w:rFonts w:ascii="Times New Roman" w:cs="Times New Roman" w:eastAsia="Times New Roman" w:hAnsi="Times New Roman"/>
@@ -8486,7 +6196,7 @@
                 <w:vertAlign w:val="baseline"/>
                 <w:rtl w:val="0"/>
               </w:rPr>
-              <w:t xml:space="preserve">Lưu: VT, GC (Long, 02b) .</w:t>
+              <w:t xml:space="preserve">Lưu: VT, GC (Long, 02b).</w:t>
             </w:r>
             <w:r>
               <w:rPr>
@@ -8683,6 +6393,7 @@
           </w:p>
           <w:p>
             <w:pPr>
+              <w:spacing w:after="0" w:before="0" w:line="240" w:lineRule="auto"/>
               <w:rPr>
                 <w:rFonts w:ascii="Times New Roman" w:cs="Times New Roman" w:eastAsia="Times New Roman" w:hAnsi="Times New Roman"/>
                 <w:sz w:val="28"/>
@@ -8697,6 +6408,7 @@
           </w:p>
           <w:p>
             <w:pPr>
+              <w:spacing w:after="0" w:before="0" w:line="240" w:lineRule="auto"/>
               <w:rPr>
                 <w:rFonts w:ascii="Times New Roman" w:cs="Times New Roman" w:eastAsia="Times New Roman" w:hAnsi="Times New Roman"/>
                 <w:sz w:val="28"/>
@@ -8716,7 +6428,7 @@
                 <w:rFonts w:ascii="Times New Roman" w:cs="Times New Roman" w:eastAsia="Times New Roman" w:hAnsi="Times New Roman"/>
                 <w:b w:val="1"/>
                 <w:bCs w:val="1"/>
-                <w:color w:val="ff0000"/>
+                <w:color w:val="000000"/>
                 <w:sz w:val="28"/>
                 <w:szCs w:val="28"/>
               </w:rPr>
@@ -8726,7 +6438,7 @@
                 <w:rFonts w:ascii="Times New Roman" w:cs="Times New Roman" w:eastAsia="Times New Roman" w:hAnsi="Times New Roman"/>
                 <w:b w:val="1"/>
                 <w:bCs w:val="1"/>
-                <w:color w:val="ff0000"/>
+                <w:color w:val="000000"/>
                 <w:sz w:val="28"/>
                 <w:szCs w:val="28"/>
                 <w:rtl w:val="0"/>
@@ -8778,41 +6490,16 @@
     </w:tbl>
     <w:p>
       <w:pPr>
-        <w:spacing w:after="160" w:line="259" w:lineRule="auto"/>
-        <w:rPr>
-          <w:rFonts w:ascii="Times New Roman" w:cs="Times New Roman" w:eastAsia="Times New Roman" w:hAnsi="Times New Roman"/>
-          <w:sz w:val="28"/>
-          <w:szCs w:val="28"/>
-        </w:rPr>
-      </w:pPr>
-      <w:r>
-        <w:rPr>
-          <w:rtl w:val="0"/>
-        </w:rPr>
-      </w:r>
-    </w:p>
-    <w:p>
-      <w:pPr>
-        <w:spacing w:after="160" w:line="259" w:lineRule="auto"/>
-        <w:rPr>
-          <w:rFonts w:ascii="Times New Roman" w:cs="Times New Roman" w:eastAsia="Times New Roman" w:hAnsi="Times New Roman"/>
-          <w:sz w:val="28"/>
-          <w:szCs w:val="28"/>
-        </w:rPr>
+        <w:spacing w:after="0" w:before="0" w:line="240" w:lineRule="auto"/>
       </w:pPr>
       <w:r>
         <w:br w:type="page"/>
-      </w:r>
-      <w:r>
-        <w:rPr>
-          <w:rtl w:val="0"/>
-        </w:rPr>
       </w:r>
     </w:p>
     <w:tbl>
       <w:tblPr>
         <w:tblStyle w:val="Table11"/>
-        <w:tblW w:w="10710.0" w:type="dxa"/>
+        <w:tblW w:w="9355" w:type="dxa"/>
         <w:jc w:val="left"/>
         <w:tblInd w:w="-630.0" w:type="dxa"/>
         <w:tblBorders>
@@ -8823,16 +6510,20 @@
           <w:insideH w:color="000000" w:space="0" w:sz="0" w:val="nil"/>
           <w:insideV w:color="000000" w:space="0" w:sz="0" w:val="nil"/>
         </w:tblBorders>
+        <w:tblCellMar>
+          <w:left w:w="0" w:type="dxa"/>
+          <w:right w:w="0" w:type="dxa"/>
+        </w:tblCellMar>
         <w:tblLayout w:type="fixed"/>
         <w:tblLook w:val="0400"/>
       </w:tblPr>
       <w:tblGrid>
-        <w:gridCol w:w="4950"/>
-        <w:gridCol w:w="5760"/>
+        <w:gridCol w:w="4100"/>
+        <w:gridCol w:w="5255"/>
         <w:tblGridChange w:id="0">
           <w:tblGrid>
-            <w:gridCol w:w="4950"/>
-            <w:gridCol w:w="5760"/>
+            <w:gridCol w:w="4100"/>
+            <w:gridCol w:w="5255"/>
           </w:tblGrid>
         </w:tblGridChange>
       </w:tblGrid>
@@ -8915,7 +6606,7 @@
               </w:pBdr>
               <w:shd w:fill="auto" w:val="clear"/>
               <w:spacing w:after="0" w:before="0" w:line="240" w:lineRule="auto"/>
-              <w:ind w:left="-108" w:right="0" w:firstLine="0"/>
+              <w:ind w:left="0" w:right="0" w:firstLine="0"/>
               <w:jc w:val="center"/>
               <w:rPr>
                 <w:rFonts w:ascii="Times New Roman" w:cs="Times New Roman" w:eastAsia="Times New Roman" w:hAnsi="Times New Roman"/>
@@ -8968,7 +6659,7 @@
               </w:pBdr>
               <w:shd w:fill="auto" w:val="clear"/>
               <w:spacing w:after="0" w:before="0" w:line="360" w:lineRule="auto"/>
-              <w:ind w:left="-108" w:right="0" w:firstLine="0"/>
+              <w:ind w:left="0" w:right="0" w:firstLine="0"/>
               <w:jc w:val="center"/>
               <w:rPr>
                 <w:rFonts w:ascii="Times New Roman" w:cs="Times New Roman" w:eastAsia="Times New Roman" w:hAnsi="Times New Roman"/>
@@ -9005,98 +6696,25 @@
               </w:rPr>
               <w:t xml:space="preserve">KHU CÔNG NGHIỆP HẢI PHÒNG</w:t>
             </w:r>
-            <w:r>
-              <mc:AlternateContent>
-                <mc:Choice Requires="wps">
-                  <w:drawing>
-                    <wp:anchor allowOverlap="1" behindDoc="0" distB="0" distT="0" distL="114300" distR="114300" hidden="0" layoutInCell="1" locked="0" relativeHeight="0" simplePos="0">
-                      <wp:simplePos x="0" y="0"/>
-                      <wp:positionH relativeFrom="column">
-                        <wp:posOffset>922019</wp:posOffset>
-                      </wp:positionH>
-                      <wp:positionV relativeFrom="paragraph">
-                        <wp:posOffset>194945</wp:posOffset>
-                      </wp:positionV>
-                      <wp:extent cx="1149350" cy="12700"/>
-                      <wp:effectExtent b="0" l="0" r="0" t="0"/>
-                      <wp:wrapNone/>
-                      <wp:docPr id="18" name=""/>
-                      <a:graphic>
-                        <a:graphicData uri="http://schemas.microsoft.com/office/word/2010/wordprocessingShape">
-                          <wps:wsp>
-                            <wps:cNvCnPr/>
-                            <wps:spPr>
-                              <a:xfrm>
-                                <a:off x="4771325" y="3780000"/>
-                                <a:ext cx="1149350" cy="0"/>
-                              </a:xfrm>
-                              <a:prstGeom prst="straightConnector1">
-                                <a:avLst/>
-                              </a:prstGeom>
-                              <a:noFill/>
-                              <a:ln cap="flat" cmpd="sng" w="12700">
-                                <a:solidFill>
-                                  <a:schemeClr val="dk1"/>
-                                </a:solidFill>
-                                <a:prstDash val="solid"/>
-                                <a:miter lim="8000"/>
-                                <a:headEnd len="sm" w="sm" type="none"/>
-                                <a:tailEnd len="sm" w="sm" type="none"/>
-                              </a:ln>
-                            </wps:spPr>
-                            <wps:bodyPr anchorCtr="0" anchor="ctr" bIns="91425" lIns="91425" spcFirstLastPara="1" rIns="91425" wrap="square" tIns="91425">
-                              <a:noAutofit/>
-                            </wps:bodyPr>
-                          </wps:wsp>
-                        </a:graphicData>
-                      </a:graphic>
-                    </wp:anchor>
-                  </w:drawing>
-                </mc:Choice>
-                <mc:Fallback>
-                  <w:drawing>
-                    <wp:anchor allowOverlap="1" behindDoc="0" distB="0" distT="0" distL="114300" distR="114300" hidden="0" layoutInCell="1" locked="0" relativeHeight="0" simplePos="0">
-                      <wp:simplePos x="0" y="0"/>
-                      <wp:positionH relativeFrom="column">
-                        <wp:posOffset>922019</wp:posOffset>
-                      </wp:positionH>
-                      <wp:positionV relativeFrom="paragraph">
-                        <wp:posOffset>194945</wp:posOffset>
-                      </wp:positionV>
-                      <wp:extent cx="1149350" cy="12700"/>
-                      <wp:effectExtent b="0" l="0" r="0" t="0"/>
-                      <wp:wrapNone/>
-                      <wp:docPr id="18" name="image18.png"/>
-                      <a:graphic>
-                        <a:graphicData uri="http://schemas.openxmlformats.org/drawingml/2006/picture">
-                          <pic:pic>
-                            <pic:nvPicPr>
-                              <pic:cNvPr id="0" name="image18.png"/>
-                              <pic:cNvPicPr preferRelativeResize="0"/>
-                            </pic:nvPicPr>
-                            <pic:blipFill>
-                              <a:blip r:embed="rId7"/>
-                              <a:srcRect/>
-                              <a:stretch>
-                                <a:fillRect/>
-                              </a:stretch>
-                            </pic:blipFill>
-                            <pic:spPr>
-                              <a:xfrm>
-                                <a:off x="0" y="0"/>
-                                <a:ext cx="1149350" cy="12700"/>
-                              </a:xfrm>
-                              <a:prstGeom prst="rect"/>
-                              <a:ln/>
-                            </pic:spPr>
-                          </pic:pic>
-                        </a:graphicData>
-                      </a:graphic>
-                    </wp:anchor>
-                  </w:drawing>
-                </mc:Fallback>
-              </mc:AlternateContent>
-            </w:r>
+          </w:p>
+          <w:p>
+            <w:pPr>
+              <w:pBdr>
+                <w:top w:space="0" w:sz="0" w:val="nil"/>
+                <w:left w:space="0" w:sz="0" w:val="nil"/>
+                <w:bottom w:space="1" w:sz="6" w:val="single" w:color="000000"/>
+                <w:right w:space="0" w:sz="0" w:val="nil"/>
+                <w:between w:space="0" w:sz="0" w:val="nil"/>
+              </w:pBdr>
+              <w:spacing w:after="0" w:before="0" w:line="20" w:lineRule="auto"/>
+              <w:ind w:left="1145" w:right="1145" w:firstLine="0"/>
+              <w:jc w:val="center"/>
+              <w:rPr>
+                <w:rFonts w:ascii="Times New Roman" w:hAnsi="Times New Roman"/>
+                <w:sz w:val="2"/>
+                <w:szCs w:val="2"/>
+              </w:rPr>
+            </w:pPr>
           </w:p>
           <w:p>
             <w:pPr>
@@ -9117,7 +6735,7 @@
                 <w:szCs w:val="26"/>
                 <w:rtl w:val="0"/>
               </w:rPr>
-              <w:t xml:space="preserve">Số:………../TB-KCX-KCN(GC)</w:t>
+              <w:t xml:space="preserve">Số: ………../TB-KCX-KCN(GC)</w:t>
             </w:r>
             <w:r>
               <w:rPr>
@@ -9146,7 +6764,7 @@
                 <w:tab w:val="center" w:leader="none" w:pos="1620"/>
               </w:tabs>
               <w:spacing w:after="0" w:before="0" w:line="240" w:lineRule="auto"/>
-              <w:ind w:left="0" w:right="-250" w:firstLine="0"/>
+              <w:ind w:left="0" w:right="0" w:firstLine="0"/>
               <w:jc w:val="center"/>
               <w:rPr>
                 <w:rFonts w:ascii="Times New Roman" w:cs="Times New Roman" w:eastAsia="Times New Roman" w:hAnsi="Times New Roman"/>
@@ -9181,191 +6799,7 @@
                 <w:vertAlign w:val="baseline"/>
                 <w:rtl w:val="0"/>
               </w:rPr>
-              <w:t xml:space="preserve">CỘNG HOÀ XÃ HỘI CHỦ NGHĨA VIỆT NAM</w:t>
-            </w:r>
-            <w:r>
-              <mc:AlternateContent>
-                <mc:Choice Requires="wps">
-                  <w:drawing>
-                    <wp:anchor allowOverlap="1" behindDoc="0" distB="0" distT="0" distL="114300" distR="114300" hidden="0" layoutInCell="1" locked="0" relativeHeight="0" simplePos="0">
-                      <wp:simplePos x="0" y="0"/>
-                      <wp:positionH relativeFrom="column">
-                        <wp:posOffset>4204970</wp:posOffset>
-                      </wp:positionH>
-                      <wp:positionV relativeFrom="paragraph">
-                        <wp:posOffset>1264285</wp:posOffset>
-                      </wp:positionV>
-                      <wp:extent cx="1955800" cy="12700"/>
-                      <wp:effectExtent b="0" l="0" r="0" t="0"/>
-                      <wp:wrapNone/>
-                      <wp:docPr id="35" name=""/>
-                      <a:graphic>
-                        <a:graphicData uri="http://schemas.microsoft.com/office/word/2010/wordprocessingShape">
-                          <wps:wsp>
-                            <wps:cNvCnPr/>
-                            <wps:spPr>
-                              <a:xfrm>
-                                <a:off x="4368100" y="3780000"/>
-                                <a:ext cx="1955800" cy="0"/>
-                              </a:xfrm>
-                              <a:prstGeom prst="straightConnector1">
-                                <a:avLst/>
-                              </a:prstGeom>
-                              <a:noFill/>
-                              <a:ln cap="flat" cmpd="sng" w="9525">
-                                <a:solidFill>
-                                  <a:srgbClr val="000000"/>
-                                </a:solidFill>
-                                <a:prstDash val="solid"/>
-                                <a:round/>
-                                <a:headEnd len="med" w="med" type="none"/>
-                                <a:tailEnd len="med" w="med" type="none"/>
-                              </a:ln>
-                            </wps:spPr>
-                            <wps:bodyPr anchorCtr="0" anchor="ctr" bIns="91425" lIns="91425" spcFirstLastPara="1" rIns="91425" wrap="square" tIns="91425">
-                              <a:noAutofit/>
-                            </wps:bodyPr>
-                          </wps:wsp>
-                        </a:graphicData>
-                      </a:graphic>
-                    </wp:anchor>
-                  </w:drawing>
-                </mc:Choice>
-                <mc:Fallback>
-                  <w:drawing>
-                    <wp:anchor allowOverlap="1" behindDoc="0" distB="0" distT="0" distL="114300" distR="114300" hidden="0" layoutInCell="1" locked="0" relativeHeight="0" simplePos="0">
-                      <wp:simplePos x="0" y="0"/>
-                      <wp:positionH relativeFrom="column">
-                        <wp:posOffset>4204970</wp:posOffset>
-                      </wp:positionH>
-                      <wp:positionV relativeFrom="paragraph">
-                        <wp:posOffset>1264285</wp:posOffset>
-                      </wp:positionV>
-                      <wp:extent cx="1955800" cy="12700"/>
-                      <wp:effectExtent b="0" l="0" r="0" t="0"/>
-                      <wp:wrapNone/>
-                      <wp:docPr id="35" name="image35.png"/>
-                      <a:graphic>
-                        <a:graphicData uri="http://schemas.openxmlformats.org/drawingml/2006/picture">
-                          <pic:pic>
-                            <pic:nvPicPr>
-                              <pic:cNvPr id="0" name="image35.png"/>
-                              <pic:cNvPicPr preferRelativeResize="0"/>
-                            </pic:nvPicPr>
-                            <pic:blipFill>
-                              <a:blip r:embed="rId7"/>
-                              <a:srcRect/>
-                              <a:stretch>
-                                <a:fillRect/>
-                              </a:stretch>
-                            </pic:blipFill>
-                            <pic:spPr>
-                              <a:xfrm>
-                                <a:off x="0" y="0"/>
-                                <a:ext cx="1955800" cy="12700"/>
-                              </a:xfrm>
-                              <a:prstGeom prst="rect"/>
-                              <a:ln/>
-                            </pic:spPr>
-                          </pic:pic>
-                        </a:graphicData>
-                      </a:graphic>
-                    </wp:anchor>
-                  </w:drawing>
-                </mc:Fallback>
-              </mc:AlternateContent>
-            </w:r>
-            <w:r>
-              <mc:AlternateContent>
-                <mc:Choice Requires="wps">
-                  <w:drawing>
-                    <wp:anchor allowOverlap="1" behindDoc="0" distB="0" distT="0" distL="114300" distR="114300" hidden="0" layoutInCell="1" locked="0" relativeHeight="0" simplePos="0">
-                      <wp:simplePos x="0" y="0"/>
-                      <wp:positionH relativeFrom="column">
-                        <wp:posOffset>4204970</wp:posOffset>
-                      </wp:positionH>
-                      <wp:positionV relativeFrom="paragraph">
-                        <wp:posOffset>1264285</wp:posOffset>
-                      </wp:positionV>
-                      <wp:extent cx="1955800" cy="12700"/>
-                      <wp:effectExtent b="0" l="0" r="0" t="0"/>
-                      <wp:wrapNone/>
-                      <wp:docPr id="34" name=""/>
-                      <a:graphic>
-                        <a:graphicData uri="http://schemas.microsoft.com/office/word/2010/wordprocessingShape">
-                          <wps:wsp>
-                            <wps:cNvCnPr/>
-                            <wps:spPr>
-                              <a:xfrm>
-                                <a:off x="4368100" y="3780000"/>
-                                <a:ext cx="1955800" cy="0"/>
-                              </a:xfrm>
-                              <a:prstGeom prst="straightConnector1">
-                                <a:avLst/>
-                              </a:prstGeom>
-                              <a:noFill/>
-                              <a:ln cap="flat" cmpd="sng" w="9525">
-                                <a:solidFill>
-                                  <a:srgbClr val="000000"/>
-                                </a:solidFill>
-                                <a:prstDash val="solid"/>
-                                <a:round/>
-                                <a:headEnd len="med" w="med" type="none"/>
-                                <a:tailEnd len="med" w="med" type="none"/>
-                              </a:ln>
-                            </wps:spPr>
-                            <wps:bodyPr anchorCtr="0" anchor="ctr" bIns="91425" lIns="91425" spcFirstLastPara="1" rIns="91425" wrap="square" tIns="91425">
-                              <a:noAutofit/>
-                            </wps:bodyPr>
-                          </wps:wsp>
-                        </a:graphicData>
-                      </a:graphic>
-                    </wp:anchor>
-                  </w:drawing>
-                </mc:Choice>
-                <mc:Fallback>
-                  <w:drawing>
-                    <wp:anchor allowOverlap="1" behindDoc="0" distB="0" distT="0" distL="114300" distR="114300" hidden="0" layoutInCell="1" locked="0" relativeHeight="0" simplePos="0">
-                      <wp:simplePos x="0" y="0"/>
-                      <wp:positionH relativeFrom="column">
-                        <wp:posOffset>4204970</wp:posOffset>
-                      </wp:positionH>
-                      <wp:positionV relativeFrom="paragraph">
-                        <wp:posOffset>1264285</wp:posOffset>
-                      </wp:positionV>
-                      <wp:extent cx="1955800" cy="12700"/>
-                      <wp:effectExtent b="0" l="0" r="0" t="0"/>
-                      <wp:wrapNone/>
-                      <wp:docPr id="34" name="image34.png"/>
-                      <a:graphic>
-                        <a:graphicData uri="http://schemas.openxmlformats.org/drawingml/2006/picture">
-                          <pic:pic>
-                            <pic:nvPicPr>
-                              <pic:cNvPr id="0" name="image34.png"/>
-                              <pic:cNvPicPr preferRelativeResize="0"/>
-                            </pic:nvPicPr>
-                            <pic:blipFill>
-                              <a:blip r:embed="rId7"/>
-                              <a:srcRect/>
-                              <a:stretch>
-                                <a:fillRect/>
-                              </a:stretch>
-                            </pic:blipFill>
-                            <pic:spPr>
-                              <a:xfrm>
-                                <a:off x="0" y="0"/>
-                                <a:ext cx="1955800" cy="12700"/>
-                              </a:xfrm>
-                              <a:prstGeom prst="rect"/>
-                              <a:ln/>
-                            </pic:spPr>
-                          </pic:pic>
-                        </a:graphicData>
-                      </a:graphic>
-                    </wp:anchor>
-                  </w:drawing>
-                </mc:Fallback>
-              </mc:AlternateContent>
+              <w:t xml:space="preserve">CỘNG HÒA XÃ HỘI CHỦ NGHĨA VIỆT NAM</w:t>
             </w:r>
           </w:p>
           <w:p>
@@ -9386,7 +6820,7 @@
                 <w:tab w:val="center" w:leader="none" w:pos="1620"/>
               </w:tabs>
               <w:spacing w:after="0" w:before="0" w:line="360" w:lineRule="auto"/>
-              <w:ind w:left="0" w:right="33" w:firstLine="0"/>
+              <w:ind w:left="0" w:right="0" w:firstLine="0"/>
               <w:jc w:val="center"/>
               <w:rPr>
                 <w:rFonts w:ascii="Times New Roman" w:cs="Times New Roman" w:eastAsia="Times New Roman" w:hAnsi="Times New Roman"/>
@@ -9421,100 +6855,27 @@
                 <w:vertAlign w:val="baseline"/>
                 <w:rtl w:val="0"/>
               </w:rPr>
-              <w:t xml:space="preserve">      Độc lập - Tự do - Hạnh phúc</w:t>
-            </w:r>
-            <w:r>
-              <mc:AlternateContent>
-                <mc:Choice Requires="wps">
-                  <w:drawing>
-                    <wp:anchor allowOverlap="1" behindDoc="0" distB="0" distT="0" distL="114300" distR="114300" hidden="0" layoutInCell="1" locked="0" relativeHeight="0" simplePos="0">
-                      <wp:simplePos x="0" y="0"/>
-                      <wp:positionH relativeFrom="column">
-                        <wp:posOffset>922019</wp:posOffset>
-                      </wp:positionH>
-                      <wp:positionV relativeFrom="paragraph">
-                        <wp:posOffset>219075</wp:posOffset>
-                      </wp:positionV>
-                      <wp:extent cx="1936750" cy="12700"/>
-                      <wp:effectExtent b="0" l="0" r="0" t="0"/>
-                      <wp:wrapNone/>
-                      <wp:docPr id="36" name=""/>
-                      <a:graphic>
-                        <a:graphicData uri="http://schemas.microsoft.com/office/word/2010/wordprocessingShape">
-                          <wps:wsp>
-                            <wps:cNvCnPr/>
-                            <wps:spPr>
-                              <a:xfrm>
-                                <a:off x="4377625" y="3780000"/>
-                                <a:ext cx="1936750" cy="0"/>
-                              </a:xfrm>
-                              <a:prstGeom prst="straightConnector1">
-                                <a:avLst/>
-                              </a:prstGeom>
-                              <a:noFill/>
-                              <a:ln cap="flat" cmpd="sng" w="12700">
-                                <a:solidFill>
-                                  <a:schemeClr val="dk1"/>
-                                </a:solidFill>
-                                <a:prstDash val="solid"/>
-                                <a:miter lim="8000"/>
-                                <a:headEnd len="sm" w="sm" type="none"/>
-                                <a:tailEnd len="sm" w="sm" type="none"/>
-                              </a:ln>
-                            </wps:spPr>
-                            <wps:bodyPr anchorCtr="0" anchor="ctr" bIns="91425" lIns="91425" spcFirstLastPara="1" rIns="91425" wrap="square" tIns="91425">
-                              <a:noAutofit/>
-                            </wps:bodyPr>
-                          </wps:wsp>
-                        </a:graphicData>
-                      </a:graphic>
-                    </wp:anchor>
-                  </w:drawing>
-                </mc:Choice>
-                <mc:Fallback>
-                  <w:drawing>
-                    <wp:anchor allowOverlap="1" behindDoc="0" distB="0" distT="0" distL="114300" distR="114300" hidden="0" layoutInCell="1" locked="0" relativeHeight="0" simplePos="0">
-                      <wp:simplePos x="0" y="0"/>
-                      <wp:positionH relativeFrom="column">
-                        <wp:posOffset>922019</wp:posOffset>
-                      </wp:positionH>
-                      <wp:positionV relativeFrom="paragraph">
-                        <wp:posOffset>219075</wp:posOffset>
-                      </wp:positionV>
-                      <wp:extent cx="1936750" cy="12700"/>
-                      <wp:effectExtent b="0" l="0" r="0" t="0"/>
-                      <wp:wrapNone/>
-                      <wp:docPr id="36" name="image36.png"/>
-                      <a:graphic>
-                        <a:graphicData uri="http://schemas.openxmlformats.org/drawingml/2006/picture">
-                          <pic:pic>
-                            <pic:nvPicPr>
-                              <pic:cNvPr id="0" name="image36.png"/>
-                              <pic:cNvPicPr preferRelativeResize="0"/>
-                            </pic:nvPicPr>
-                            <pic:blipFill>
-                              <a:blip r:embed="rId7"/>
-                              <a:srcRect/>
-                              <a:stretch>
-                                <a:fillRect/>
-                              </a:stretch>
-                            </pic:blipFill>
-                            <pic:spPr>
-                              <a:xfrm>
-                                <a:off x="0" y="0"/>
-                                <a:ext cx="1936750" cy="12700"/>
-                              </a:xfrm>
-                              <a:prstGeom prst="rect"/>
-                              <a:ln/>
-                            </pic:spPr>
-                          </pic:pic>
-                        </a:graphicData>
-                      </a:graphic>
-                    </wp:anchor>
-                  </w:drawing>
-                </mc:Fallback>
-              </mc:AlternateContent>
-            </w:r>
+              <w:t xml:space="preserve">Độc lập - Tự do - Hạnh phúc</w:t>
+            </w:r>
+          </w:p>
+          <w:p>
+            <w:pPr>
+              <w:pBdr>
+                <w:top w:space="0" w:sz="0" w:val="nil"/>
+                <w:left w:space="0" w:sz="0" w:val="nil"/>
+                <w:bottom w:space="1" w:sz="6" w:val="single" w:color="000000"/>
+                <w:right w:space="0" w:sz="0" w:val="nil"/>
+                <w:between w:space="0" w:sz="0" w:val="nil"/>
+              </w:pBdr>
+              <w:spacing w:after="0" w:before="0" w:line="20" w:lineRule="auto"/>
+              <w:ind w:left="1102" w:right="1102" w:firstLine="0"/>
+              <w:jc w:val="center"/>
+              <w:rPr>
+                <w:rFonts w:ascii="Times New Roman" w:hAnsi="Times New Roman"/>
+                <w:sz w:val="2"/>
+                <w:szCs w:val="2"/>
+              </w:rPr>
+            </w:pPr>
           </w:p>
           <w:p>
             <w:pPr>
@@ -9535,7 +6896,7 @@
                 <w:tab w:val="center" w:leader="none" w:pos="1620"/>
               </w:tabs>
               <w:spacing w:after="0" w:before="120" w:line="360" w:lineRule="auto"/>
-              <w:ind w:left="0" w:right="29" w:firstLine="0"/>
+              <w:ind w:left="0" w:right="0" w:firstLine="0"/>
               <w:jc w:val="center"/>
               <w:rPr>
                 <w:rFonts w:ascii="Times New Roman" w:cs="Times New Roman" w:eastAsia="Times New Roman" w:hAnsi="Times New Roman"/>
@@ -9570,7 +6931,7 @@
                 <w:vertAlign w:val="baseline"/>
                 <w:rtl w:val="0"/>
               </w:rPr>
-              <w:t xml:space="preserve"> Phường Ngô Quyền, ngày     tháng {{DOC_MONTH}} năm {{DOC_YEAR}}</w:t>
+              <w:t xml:space="preserve">Hải Phòng, ngày     tháng {{DOC_MONTH}} năm {{DOC_YEAR}}</w:t>
             </w:r>
             <w:r>
               <w:rPr>
@@ -9679,8 +7040,8 @@
           <w:smallCaps w:val="0"/>
           <w:strike w:val="0"/>
           <w:color w:val="000000"/>
-          <w:sz w:val="28"/>
-          <w:szCs w:val="28"/>
+          <w:sz w:val="26"/>
+          <w:szCs w:val="26"/>
           <w:u w:val="none"/>
           <w:shd w:fill="auto" w:val="clear"/>
           <w:vertAlign w:val="baseline"/>
@@ -9696,8 +7057,8 @@
           <w:smallCaps w:val="0"/>
           <w:strike w:val="0"/>
           <w:color w:val="000000"/>
-          <w:sz w:val="28"/>
-          <w:szCs w:val="28"/>
+          <w:sz w:val="26"/>
+          <w:szCs w:val="26"/>
           <w:u w:val="none"/>
           <w:shd w:fill="auto" w:val="clear"/>
           <w:vertAlign w:val="baseline"/>
@@ -9708,75 +7069,28 @@
     </w:p>
     <w:p>
       <w:pPr>
-        <w:keepNext w:val="0"/>
-        <w:keepLines w:val="0"/>
-        <w:pageBreakBefore w:val="0"/>
-        <w:widowControl w:val="1"/>
         <w:pBdr>
           <w:top w:space="0" w:sz="0" w:val="nil"/>
           <w:left w:space="0" w:sz="0" w:val="nil"/>
-          <w:bottom w:space="0" w:sz="0" w:val="nil"/>
+          <w:bottom w:space="1" w:sz="6" w:val="single" w:color="000000"/>
           <w:right w:space="0" w:sz="0" w:val="nil"/>
           <w:between w:space="0" w:sz="0" w:val="nil"/>
         </w:pBdr>
-        <w:shd w:fill="auto" w:val="clear"/>
-        <w:spacing w:after="120" w:before="120" w:line="240" w:lineRule="auto"/>
-        <w:ind w:left="2160" w:right="0" w:firstLine="720"/>
-        <w:jc w:val="left"/>
-        <w:rPr>
-          <w:rFonts w:ascii="Times New Roman" w:cs="Times New Roman" w:eastAsia="Times New Roman" w:hAnsi="Times New Roman"/>
-          <w:b w:val="0"/>
-          <w:bCs w:val="0"/>
-          <w:i w:val="0"/>
-          <w:iCs w:val="0"/>
-          <w:smallCaps w:val="0"/>
-          <w:strike w:val="0"/>
-          <w:color w:val="000000"/>
-          <w:sz w:val="28"/>
-          <w:szCs w:val="28"/>
-          <w:u w:val="none"/>
-          <w:shd w:fill="auto" w:val="clear"/>
-          <w:vertAlign w:val="baseline"/>
+        <w:spacing w:after="0" w:before="0" w:line="20" w:lineRule="auto"/>
+        <w:ind w:left="3138" w:right="3138" w:firstLine="0"/>
+        <w:jc w:val="center"/>
+        <w:rPr>
+          <w:rFonts w:ascii="Times New Roman" w:hAnsi="Times New Roman"/>
+          <w:sz w:val="2"/>
+          <w:szCs w:val="2"/>
         </w:rPr>
       </w:pPr>
-      <w:r>
-        <w:rPr>
-          <w:rtl w:val="0"/>
-        </w:rPr>
-      </w:r>
     </w:p>
     <w:p>
       <w:pPr>
-        <w:keepNext w:val="0"/>
-        <w:keepLines w:val="0"/>
-        <w:pageBreakBefore w:val="0"/>
-        <w:widowControl w:val="1"/>
-        <w:pBdr>
-          <w:top w:space="0" w:sz="0" w:val="nil"/>
-          <w:left w:space="0" w:sz="0" w:val="nil"/>
-          <w:bottom w:space="0" w:sz="0" w:val="nil"/>
-          <w:right w:space="0" w:sz="0" w:val="nil"/>
-          <w:between w:space="0" w:sz="0" w:val="nil"/>
-        </w:pBdr>
-        <w:shd w:fill="auto" w:val="clear"/>
-        <w:spacing w:after="120" w:before="120" w:line="240" w:lineRule="auto"/>
-        <w:ind w:left="1701" w:right="0" w:hanging="1701"/>
+        <w:spacing w:after="0" w:before="240" w:line="240" w:lineRule="auto"/>
+        <w:ind w:left="0" w:right="0" w:firstLine="0"/>
         <w:jc w:val="center"/>
-        <w:rPr>
-          <w:rFonts w:ascii="Times New Roman" w:cs="Times New Roman" w:eastAsia="Times New Roman" w:hAnsi="Times New Roman"/>
-          <w:b w:val="0"/>
-          <w:bCs w:val="0"/>
-          <w:i w:val="0"/>
-          <w:iCs w:val="0"/>
-          <w:smallCaps w:val="0"/>
-          <w:strike w:val="0"/>
-          <w:color w:val="000000"/>
-          <w:sz w:val="28"/>
-          <w:szCs w:val="28"/>
-          <w:u w:val="none"/>
-          <w:shd w:fill="auto" w:val="clear"/>
-          <w:vertAlign w:val="baseline"/>
-        </w:rPr>
       </w:pPr>
       <w:r>
         <w:rPr>
@@ -9800,36 +7114,9 @@
     </w:p>
     <w:p>
       <w:pPr>
-        <w:keepNext w:val="0"/>
-        <w:keepLines w:val="0"/>
-        <w:pageBreakBefore w:val="0"/>
-        <w:widowControl w:val="1"/>
-        <w:pBdr>
-          <w:top w:space="0" w:sz="0" w:val="nil"/>
-          <w:left w:space="0" w:sz="0" w:val="nil"/>
-          <w:bottom w:space="0" w:sz="0" w:val="nil"/>
-          <w:right w:space="0" w:sz="0" w:val="nil"/>
-          <w:between w:space="0" w:sz="0" w:val="nil"/>
-        </w:pBdr>
-        <w:shd w:fill="auto" w:val="clear"/>
-        <w:spacing w:after="120" w:before="120" w:line="240" w:lineRule="auto"/>
-        <w:ind w:left="1701" w:right="0" w:hanging="1701"/>
+        <w:spacing w:after="0" w:before="0" w:line="240" w:lineRule="auto"/>
+        <w:ind w:left="0" w:right="0" w:firstLine="0"/>
         <w:jc w:val="center"/>
-        <w:rPr>
-          <w:rFonts w:ascii="Times New Roman" w:cs="Times New Roman" w:eastAsia="Times New Roman" w:hAnsi="Times New Roman"/>
-          <w:b w:val="0"/>
-          <w:bCs w:val="0"/>
-          <w:i w:val="0"/>
-          <w:iCs w:val="0"/>
-          <w:smallCaps w:val="0"/>
-          <w:strike w:val="0"/>
-          <w:color w:val="000000"/>
-          <w:sz w:val="28"/>
-          <w:szCs w:val="28"/>
-          <w:u w:val="none"/>
-          <w:shd w:fill="auto" w:val="clear"/>
-          <w:vertAlign w:val="baseline"/>
-        </w:rPr>
       </w:pPr>
       <w:r>
         <w:rPr>
@@ -9901,7 +7188,7 @@
           <w:vertAlign w:val="baseline"/>
           <w:rtl w:val="0"/>
         </w:rPr>
-        <w:t xml:space="preserve">Hải quan Khu chế xuất và Khu công nghiệp Hải Phòng – Chi cục Hải quan khu vực III thông báo tình hình làm thủ tục nhập khẩu tại chỗ của các doanh nghiệp đã làm thủ tục hải quan (từ ngày {{FROM_DATE}} đến ngày {{TO_DATE}}, chi tiết theo bảng kê đính kèm. Đầu mối trao đổi thông tin liên hệ: Đ/c Nguyễn Hoàng Long; Số di động 0989.281.263.</w:t>
+        <w:t xml:space="preserve">Hải quan Khu chế xuất và Khu công nghiệp Hải Phòng – Chi cục Hải quan khu vực III thông báo tình hình làm thủ tục nhập khẩu tại chỗ của các doanh nghiệp đã làm thủ tục hải quan (từ ngày {{FROM_DATE}} đến ngày {{TO_DATE}}, chi tiết theo bảng kê đính kèm). Đầu mối trao đổi thông tin liên hệ: Đ/c Nguyễn Hoàng Long; Số di động 0989.281.263.</w:t>
       </w:r>
     </w:p>
     <w:p>
@@ -9973,7 +7260,7 @@
           <w:vertAlign w:val="baseline"/>
           <w:rtl w:val="0"/>
         </w:rPr>
-        <w:t xml:space="preserve">/.                                                    </w:t>
+        <w:t xml:space="preserve">/.</w:t>
       </w:r>
       <w:r>
         <w:rPr>
@@ -9984,18 +7271,22 @@
     <w:tbl>
       <w:tblPr>
         <w:tblStyle w:val="Table12"/>
-        <w:tblW w:w="9054.0" w:type="dxa"/>
+        <w:tblW w:w="9355" w:type="dxa"/>
         <w:jc w:val="center"/>
+        <w:tblCellMar>
+          <w:left w:w="0" w:type="dxa"/>
+          <w:right w:w="0" w:type="dxa"/>
+        </w:tblCellMar>
         <w:tblLayout w:type="fixed"/>
         <w:tblLook w:val="0000"/>
       </w:tblPr>
       <w:tblGrid>
-        <w:gridCol w:w="4068"/>
-        <w:gridCol w:w="4986"/>
+        <w:gridCol w:w="4203"/>
+        <w:gridCol w:w="5152"/>
         <w:tblGridChange w:id="0">
           <w:tblGrid>
-            <w:gridCol w:w="4068"/>
-            <w:gridCol w:w="4986"/>
+            <w:gridCol w:w="4203"/>
+            <w:gridCol w:w="5152"/>
           </w:tblGrid>
         </w:tblGridChange>
       </w:tblGrid>
@@ -10021,7 +7312,7 @@
               </w:pBdr>
               <w:shd w:fill="auto" w:val="clear"/>
               <w:spacing w:after="0" w:before="0" w:line="240" w:lineRule="auto"/>
-              <w:ind w:left="-117" w:right="0" w:firstLine="0"/>
+              <w:ind w:left="0" w:right="0" w:firstLine="0"/>
               <w:jc w:val="left"/>
               <w:rPr>
                 <w:rFonts w:ascii="Times New Roman" w:cs="Times New Roman" w:eastAsia="Times New Roman" w:hAnsi="Times New Roman"/>
@@ -10097,7 +7388,7 @@
               </w:pBdr>
               <w:shd w:fill="auto" w:val="clear"/>
               <w:spacing w:after="0" w:before="0" w:line="240" w:lineRule="auto"/>
-              <w:ind w:left="-119" w:right="0" w:firstLine="0"/>
+              <w:ind w:left="0" w:right="0" w:firstLine="0"/>
               <w:jc w:val="left"/>
               <w:rPr>
                 <w:rFonts w:ascii="Times New Roman" w:cs="Times New Roman" w:eastAsia="Times New Roman" w:hAnsi="Times New Roman"/>
@@ -10159,7 +7450,7 @@
               </w:pBdr>
               <w:shd w:fill="auto" w:val="clear"/>
               <w:spacing w:after="0" w:before="0" w:line="240" w:lineRule="auto"/>
-              <w:ind w:left="-119" w:right="0" w:firstLine="0"/>
+              <w:ind w:left="0" w:right="0" w:firstLine="0"/>
               <w:jc w:val="left"/>
               <w:rPr>
                 <w:rFonts w:ascii="Times New Roman" w:cs="Times New Roman" w:eastAsia="Times New Roman" w:hAnsi="Times New Roman"/>
@@ -10194,7 +7485,7 @@
                 <w:vertAlign w:val="baseline"/>
                 <w:rtl w:val="0"/>
               </w:rPr>
-              <w:t xml:space="preserve">Lưu: VT, GC (Long, 02b) .</w:t>
+              <w:t xml:space="preserve">Lưu: VT, GC (Long, 02b).</w:t>
             </w:r>
             <w:r>
               <w:rPr>
@@ -10391,6 +7682,7 @@
           </w:p>
           <w:p>
             <w:pPr>
+              <w:spacing w:after="0" w:before="0" w:line="240" w:lineRule="auto"/>
               <w:rPr>
                 <w:rFonts w:ascii="Times New Roman" w:cs="Times New Roman" w:eastAsia="Times New Roman" w:hAnsi="Times New Roman"/>
                 <w:sz w:val="28"/>
@@ -10405,6 +7697,7 @@
           </w:p>
           <w:p>
             <w:pPr>
+              <w:spacing w:after="0" w:before="0" w:line="240" w:lineRule="auto"/>
               <w:rPr>
                 <w:rFonts w:ascii="Times New Roman" w:cs="Times New Roman" w:eastAsia="Times New Roman" w:hAnsi="Times New Roman"/>
                 <w:sz w:val="28"/>
@@ -10424,7 +7717,7 @@
                 <w:rFonts w:ascii="Times New Roman" w:cs="Times New Roman" w:eastAsia="Times New Roman" w:hAnsi="Times New Roman"/>
                 <w:b w:val="1"/>
                 <w:bCs w:val="1"/>
-                <w:color w:val="ff0000"/>
+                <w:color w:val="000000"/>
                 <w:sz w:val="28"/>
                 <w:szCs w:val="28"/>
               </w:rPr>
@@ -10434,7 +7727,7 @@
                 <w:rFonts w:ascii="Times New Roman" w:cs="Times New Roman" w:eastAsia="Times New Roman" w:hAnsi="Times New Roman"/>
                 <w:b w:val="1"/>
                 <w:bCs w:val="1"/>
-                <w:color w:val="ff0000"/>
+                <w:color w:val="000000"/>
                 <w:sz w:val="28"/>
                 <w:szCs w:val="28"/>
                 <w:rtl w:val="0"/>
@@ -10486,92 +7779,16 @@
     </w:tbl>
     <w:p>
       <w:pPr>
-        <w:rPr>
-          <w:rFonts w:ascii="Times New Roman" w:cs="Times New Roman" w:eastAsia="Times New Roman" w:hAnsi="Times New Roman"/>
-          <w:sz w:val="28"/>
-          <w:szCs w:val="28"/>
-        </w:rPr>
+        <w:spacing w:after="0" w:before="0" w:line="240" w:lineRule="auto"/>
       </w:pPr>
       <w:r>
-        <w:rPr>
-          <w:rtl w:val="0"/>
-        </w:rPr>
-      </w:r>
-    </w:p>
-    <w:p>
-      <w:pPr>
-        <w:rPr>
-          <w:rFonts w:ascii="Times New Roman" w:cs="Times New Roman" w:eastAsia="Times New Roman" w:hAnsi="Times New Roman"/>
-          <w:sz w:val="28"/>
-          <w:szCs w:val="28"/>
-        </w:rPr>
-      </w:pPr>
-      <w:r>
-        <w:rPr>
-          <w:rtl w:val="0"/>
-        </w:rPr>
-      </w:r>
-    </w:p>
-    <w:p>
-      <w:pPr>
-        <w:rPr>
-          <w:rFonts w:ascii="Times New Roman" w:cs="Times New Roman" w:eastAsia="Times New Roman" w:hAnsi="Times New Roman"/>
-          <w:sz w:val="28"/>
-          <w:szCs w:val="28"/>
-        </w:rPr>
-      </w:pPr>
-      <w:r>
-        <w:rPr>
-          <w:rtl w:val="0"/>
-        </w:rPr>
-      </w:r>
-    </w:p>
-    <w:p>
-      <w:pPr>
-        <w:rPr>
-          <w:rFonts w:ascii="Times New Roman" w:cs="Times New Roman" w:eastAsia="Times New Roman" w:hAnsi="Times New Roman"/>
-          <w:sz w:val="28"/>
-          <w:szCs w:val="28"/>
-        </w:rPr>
-      </w:pPr>
-      <w:r>
-        <w:rPr>
-          <w:rtl w:val="0"/>
-        </w:rPr>
-      </w:r>
-    </w:p>
-    <w:p>
-      <w:pPr>
-        <w:rPr>
-          <w:rFonts w:ascii="Times New Roman" w:cs="Times New Roman" w:eastAsia="Times New Roman" w:hAnsi="Times New Roman"/>
-          <w:sz w:val="28"/>
-          <w:szCs w:val="28"/>
-        </w:rPr>
-      </w:pPr>
-      <w:r>
-        <w:rPr>
-          <w:rtl w:val="0"/>
-        </w:rPr>
-      </w:r>
-    </w:p>
-    <w:p>
-      <w:pPr>
-        <w:rPr>
-          <w:rFonts w:ascii="Times New Roman" w:cs="Times New Roman" w:eastAsia="Times New Roman" w:hAnsi="Times New Roman"/>
-          <w:sz w:val="28"/>
-          <w:szCs w:val="28"/>
-        </w:rPr>
-      </w:pPr>
-      <w:r>
-        <w:rPr>
-          <w:rtl w:val="0"/>
-        </w:rPr>
+        <w:br w:type="page"/>
       </w:r>
     </w:p>
     <w:tbl>
       <w:tblPr>
         <w:tblStyle w:val="Table13"/>
-        <w:tblW w:w="10710.0" w:type="dxa"/>
+        <w:tblW w:w="9355" w:type="dxa"/>
         <w:jc w:val="left"/>
         <w:tblInd w:w="-630.0" w:type="dxa"/>
         <w:tblBorders>
@@ -10582,16 +7799,20 @@
           <w:insideH w:color="000000" w:space="0" w:sz="0" w:val="nil"/>
           <w:insideV w:color="000000" w:space="0" w:sz="0" w:val="nil"/>
         </w:tblBorders>
+        <w:tblCellMar>
+          <w:left w:w="0" w:type="dxa"/>
+          <w:right w:w="0" w:type="dxa"/>
+        </w:tblCellMar>
         <w:tblLayout w:type="fixed"/>
         <w:tblLook w:val="0400"/>
       </w:tblPr>
       <w:tblGrid>
-        <w:gridCol w:w="4950"/>
-        <w:gridCol w:w="5760"/>
+        <w:gridCol w:w="4100"/>
+        <w:gridCol w:w="5255"/>
         <w:tblGridChange w:id="0">
           <w:tblGrid>
-            <w:gridCol w:w="4950"/>
-            <w:gridCol w:w="5760"/>
+            <w:gridCol w:w="4100"/>
+            <w:gridCol w:w="5255"/>
           </w:tblGrid>
         </w:tblGridChange>
       </w:tblGrid>
@@ -10674,7 +7895,7 @@
               </w:pBdr>
               <w:shd w:fill="auto" w:val="clear"/>
               <w:spacing w:after="0" w:before="0" w:line="240" w:lineRule="auto"/>
-              <w:ind w:left="-108" w:right="0" w:firstLine="0"/>
+              <w:ind w:left="0" w:right="0" w:firstLine="0"/>
               <w:jc w:val="center"/>
               <w:rPr>
                 <w:rFonts w:ascii="Times New Roman" w:cs="Times New Roman" w:eastAsia="Times New Roman" w:hAnsi="Times New Roman"/>
@@ -10727,7 +7948,7 @@
               </w:pBdr>
               <w:shd w:fill="auto" w:val="clear"/>
               <w:spacing w:after="0" w:before="0" w:line="360" w:lineRule="auto"/>
-              <w:ind w:left="-108" w:right="0" w:firstLine="0"/>
+              <w:ind w:left="0" w:right="0" w:firstLine="0"/>
               <w:jc w:val="center"/>
               <w:rPr>
                 <w:rFonts w:ascii="Times New Roman" w:cs="Times New Roman" w:eastAsia="Times New Roman" w:hAnsi="Times New Roman"/>
@@ -10764,98 +7985,25 @@
               </w:rPr>
               <w:t xml:space="preserve">KHU CÔNG NGHIỆP HẢI PHÒNG</w:t>
             </w:r>
-            <w:r>
-              <mc:AlternateContent>
-                <mc:Choice Requires="wps">
-                  <w:drawing>
-                    <wp:anchor allowOverlap="1" behindDoc="0" distB="0" distT="0" distL="114300" distR="114300" hidden="0" layoutInCell="1" locked="0" relativeHeight="0" simplePos="0">
-                      <wp:simplePos x="0" y="0"/>
-                      <wp:positionH relativeFrom="column">
-                        <wp:posOffset>922019</wp:posOffset>
-                      </wp:positionH>
-                      <wp:positionV relativeFrom="paragraph">
-                        <wp:posOffset>194945</wp:posOffset>
-                      </wp:positionV>
-                      <wp:extent cx="1149350" cy="12700"/>
-                      <wp:effectExtent b="0" l="0" r="0" t="0"/>
-                      <wp:wrapNone/>
-                      <wp:docPr id="27" name=""/>
-                      <a:graphic>
-                        <a:graphicData uri="http://schemas.microsoft.com/office/word/2010/wordprocessingShape">
-                          <wps:wsp>
-                            <wps:cNvCnPr/>
-                            <wps:spPr>
-                              <a:xfrm>
-                                <a:off x="4771325" y="3780000"/>
-                                <a:ext cx="1149350" cy="0"/>
-                              </a:xfrm>
-                              <a:prstGeom prst="straightConnector1">
-                                <a:avLst/>
-                              </a:prstGeom>
-                              <a:noFill/>
-                              <a:ln cap="flat" cmpd="sng" w="12700">
-                                <a:solidFill>
-                                  <a:schemeClr val="dk1"/>
-                                </a:solidFill>
-                                <a:prstDash val="solid"/>
-                                <a:miter lim="8000"/>
-                                <a:headEnd len="sm" w="sm" type="none"/>
-                                <a:tailEnd len="sm" w="sm" type="none"/>
-                              </a:ln>
-                            </wps:spPr>
-                            <wps:bodyPr anchorCtr="0" anchor="ctr" bIns="91425" lIns="91425" spcFirstLastPara="1" rIns="91425" wrap="square" tIns="91425">
-                              <a:noAutofit/>
-                            </wps:bodyPr>
-                          </wps:wsp>
-                        </a:graphicData>
-                      </a:graphic>
-                    </wp:anchor>
-                  </w:drawing>
-                </mc:Choice>
-                <mc:Fallback>
-                  <w:drawing>
-                    <wp:anchor allowOverlap="1" behindDoc="0" distB="0" distT="0" distL="114300" distR="114300" hidden="0" layoutInCell="1" locked="0" relativeHeight="0" simplePos="0">
-                      <wp:simplePos x="0" y="0"/>
-                      <wp:positionH relativeFrom="column">
-                        <wp:posOffset>922019</wp:posOffset>
-                      </wp:positionH>
-                      <wp:positionV relativeFrom="paragraph">
-                        <wp:posOffset>194945</wp:posOffset>
-                      </wp:positionV>
-                      <wp:extent cx="1149350" cy="12700"/>
-                      <wp:effectExtent b="0" l="0" r="0" t="0"/>
-                      <wp:wrapNone/>
-                      <wp:docPr id="27" name="image27.png"/>
-                      <a:graphic>
-                        <a:graphicData uri="http://schemas.openxmlformats.org/drawingml/2006/picture">
-                          <pic:pic>
-                            <pic:nvPicPr>
-                              <pic:cNvPr id="0" name="image27.png"/>
-                              <pic:cNvPicPr preferRelativeResize="0"/>
-                            </pic:nvPicPr>
-                            <pic:blipFill>
-                              <a:blip r:embed="rId7"/>
-                              <a:srcRect/>
-                              <a:stretch>
-                                <a:fillRect/>
-                              </a:stretch>
-                            </pic:blipFill>
-                            <pic:spPr>
-                              <a:xfrm>
-                                <a:off x="0" y="0"/>
-                                <a:ext cx="1149350" cy="12700"/>
-                              </a:xfrm>
-                              <a:prstGeom prst="rect"/>
-                              <a:ln/>
-                            </pic:spPr>
-                          </pic:pic>
-                        </a:graphicData>
-                      </a:graphic>
-                    </wp:anchor>
-                  </w:drawing>
-                </mc:Fallback>
-              </mc:AlternateContent>
-            </w:r>
+          </w:p>
+          <w:p>
+            <w:pPr>
+              <w:pBdr>
+                <w:top w:space="0" w:sz="0" w:val="nil"/>
+                <w:left w:space="0" w:sz="0" w:val="nil"/>
+                <w:bottom w:space="1" w:sz="6" w:val="single" w:color="000000"/>
+                <w:right w:space="0" w:sz="0" w:val="nil"/>
+                <w:between w:space="0" w:sz="0" w:val="nil"/>
+              </w:pBdr>
+              <w:spacing w:after="0" w:before="0" w:line="20" w:lineRule="auto"/>
+              <w:ind w:left="1145" w:right="1145" w:firstLine="0"/>
+              <w:jc w:val="center"/>
+              <w:rPr>
+                <w:rFonts w:ascii="Times New Roman" w:hAnsi="Times New Roman"/>
+                <w:sz w:val="2"/>
+                <w:szCs w:val="2"/>
+              </w:rPr>
+            </w:pPr>
           </w:p>
           <w:p>
             <w:pPr>
@@ -10876,7 +8024,7 @@
                 <w:szCs w:val="26"/>
                 <w:rtl w:val="0"/>
               </w:rPr>
-              <w:t xml:space="preserve">Số:………../TB-KCX-KCN(GC)</w:t>
+              <w:t xml:space="preserve">Số: ………../TB-KCX-KCN(GC)</w:t>
             </w:r>
             <w:r>
               <w:rPr>
@@ -10905,7 +8053,7 @@
                 <w:tab w:val="center" w:leader="none" w:pos="1620"/>
               </w:tabs>
               <w:spacing w:after="0" w:before="0" w:line="240" w:lineRule="auto"/>
-              <w:ind w:left="0" w:right="-250" w:firstLine="0"/>
+              <w:ind w:left="0" w:right="0" w:firstLine="0"/>
               <w:jc w:val="center"/>
               <w:rPr>
                 <w:rFonts w:ascii="Times New Roman" w:cs="Times New Roman" w:eastAsia="Times New Roman" w:hAnsi="Times New Roman"/>
@@ -10940,191 +8088,7 @@
                 <w:vertAlign w:val="baseline"/>
                 <w:rtl w:val="0"/>
               </w:rPr>
-              <w:t xml:space="preserve">CỘNG HOÀ XÃ HỘI CHỦ NGHĨA VIỆT NAM</w:t>
-            </w:r>
-            <w:r>
-              <mc:AlternateContent>
-                <mc:Choice Requires="wps">
-                  <w:drawing>
-                    <wp:anchor allowOverlap="1" behindDoc="0" distB="0" distT="0" distL="114300" distR="114300" hidden="0" layoutInCell="1" locked="0" relativeHeight="0" simplePos="0">
-                      <wp:simplePos x="0" y="0"/>
-                      <wp:positionH relativeFrom="column">
-                        <wp:posOffset>4204970</wp:posOffset>
-                      </wp:positionH>
-                      <wp:positionV relativeFrom="paragraph">
-                        <wp:posOffset>1264285</wp:posOffset>
-                      </wp:positionV>
-                      <wp:extent cx="1955800" cy="12700"/>
-                      <wp:effectExtent b="0" l="0" r="0" t="0"/>
-                      <wp:wrapNone/>
-                      <wp:docPr id="25" name=""/>
-                      <a:graphic>
-                        <a:graphicData uri="http://schemas.microsoft.com/office/word/2010/wordprocessingShape">
-                          <wps:wsp>
-                            <wps:cNvCnPr/>
-                            <wps:spPr>
-                              <a:xfrm>
-                                <a:off x="4368100" y="3780000"/>
-                                <a:ext cx="1955800" cy="0"/>
-                              </a:xfrm>
-                              <a:prstGeom prst="straightConnector1">
-                                <a:avLst/>
-                              </a:prstGeom>
-                              <a:noFill/>
-                              <a:ln cap="flat" cmpd="sng" w="9525">
-                                <a:solidFill>
-                                  <a:srgbClr val="000000"/>
-                                </a:solidFill>
-                                <a:prstDash val="solid"/>
-                                <a:round/>
-                                <a:headEnd len="med" w="med" type="none"/>
-                                <a:tailEnd len="med" w="med" type="none"/>
-                              </a:ln>
-                            </wps:spPr>
-                            <wps:bodyPr anchorCtr="0" anchor="ctr" bIns="91425" lIns="91425" spcFirstLastPara="1" rIns="91425" wrap="square" tIns="91425">
-                              <a:noAutofit/>
-                            </wps:bodyPr>
-                          </wps:wsp>
-                        </a:graphicData>
-                      </a:graphic>
-                    </wp:anchor>
-                  </w:drawing>
-                </mc:Choice>
-                <mc:Fallback>
-                  <w:drawing>
-                    <wp:anchor allowOverlap="1" behindDoc="0" distB="0" distT="0" distL="114300" distR="114300" hidden="0" layoutInCell="1" locked="0" relativeHeight="0" simplePos="0">
-                      <wp:simplePos x="0" y="0"/>
-                      <wp:positionH relativeFrom="column">
-                        <wp:posOffset>4204970</wp:posOffset>
-                      </wp:positionH>
-                      <wp:positionV relativeFrom="paragraph">
-                        <wp:posOffset>1264285</wp:posOffset>
-                      </wp:positionV>
-                      <wp:extent cx="1955800" cy="12700"/>
-                      <wp:effectExtent b="0" l="0" r="0" t="0"/>
-                      <wp:wrapNone/>
-                      <wp:docPr id="25" name="image25.png"/>
-                      <a:graphic>
-                        <a:graphicData uri="http://schemas.openxmlformats.org/drawingml/2006/picture">
-                          <pic:pic>
-                            <pic:nvPicPr>
-                              <pic:cNvPr id="0" name="image25.png"/>
-                              <pic:cNvPicPr preferRelativeResize="0"/>
-                            </pic:nvPicPr>
-                            <pic:blipFill>
-                              <a:blip r:embed="rId7"/>
-                              <a:srcRect/>
-                              <a:stretch>
-                                <a:fillRect/>
-                              </a:stretch>
-                            </pic:blipFill>
-                            <pic:spPr>
-                              <a:xfrm>
-                                <a:off x="0" y="0"/>
-                                <a:ext cx="1955800" cy="12700"/>
-                              </a:xfrm>
-                              <a:prstGeom prst="rect"/>
-                              <a:ln/>
-                            </pic:spPr>
-                          </pic:pic>
-                        </a:graphicData>
-                      </a:graphic>
-                    </wp:anchor>
-                  </w:drawing>
-                </mc:Fallback>
-              </mc:AlternateContent>
-            </w:r>
-            <w:r>
-              <mc:AlternateContent>
-                <mc:Choice Requires="wps">
-                  <w:drawing>
-                    <wp:anchor allowOverlap="1" behindDoc="0" distB="0" distT="0" distL="114300" distR="114300" hidden="0" layoutInCell="1" locked="0" relativeHeight="0" simplePos="0">
-                      <wp:simplePos x="0" y="0"/>
-                      <wp:positionH relativeFrom="column">
-                        <wp:posOffset>4204970</wp:posOffset>
-                      </wp:positionH>
-                      <wp:positionV relativeFrom="paragraph">
-                        <wp:posOffset>1264285</wp:posOffset>
-                      </wp:positionV>
-                      <wp:extent cx="1955800" cy="12700"/>
-                      <wp:effectExtent b="0" l="0" r="0" t="0"/>
-                      <wp:wrapNone/>
-                      <wp:docPr id="15" name=""/>
-                      <a:graphic>
-                        <a:graphicData uri="http://schemas.microsoft.com/office/word/2010/wordprocessingShape">
-                          <wps:wsp>
-                            <wps:cNvCnPr/>
-                            <wps:spPr>
-                              <a:xfrm>
-                                <a:off x="4368100" y="3780000"/>
-                                <a:ext cx="1955800" cy="0"/>
-                              </a:xfrm>
-                              <a:prstGeom prst="straightConnector1">
-                                <a:avLst/>
-                              </a:prstGeom>
-                              <a:noFill/>
-                              <a:ln cap="flat" cmpd="sng" w="9525">
-                                <a:solidFill>
-                                  <a:srgbClr val="000000"/>
-                                </a:solidFill>
-                                <a:prstDash val="solid"/>
-                                <a:round/>
-                                <a:headEnd len="med" w="med" type="none"/>
-                                <a:tailEnd len="med" w="med" type="none"/>
-                              </a:ln>
-                            </wps:spPr>
-                            <wps:bodyPr anchorCtr="0" anchor="ctr" bIns="91425" lIns="91425" spcFirstLastPara="1" rIns="91425" wrap="square" tIns="91425">
-                              <a:noAutofit/>
-                            </wps:bodyPr>
-                          </wps:wsp>
-                        </a:graphicData>
-                      </a:graphic>
-                    </wp:anchor>
-                  </w:drawing>
-                </mc:Choice>
-                <mc:Fallback>
-                  <w:drawing>
-                    <wp:anchor allowOverlap="1" behindDoc="0" distB="0" distT="0" distL="114300" distR="114300" hidden="0" layoutInCell="1" locked="0" relativeHeight="0" simplePos="0">
-                      <wp:simplePos x="0" y="0"/>
-                      <wp:positionH relativeFrom="column">
-                        <wp:posOffset>4204970</wp:posOffset>
-                      </wp:positionH>
-                      <wp:positionV relativeFrom="paragraph">
-                        <wp:posOffset>1264285</wp:posOffset>
-                      </wp:positionV>
-                      <wp:extent cx="1955800" cy="12700"/>
-                      <wp:effectExtent b="0" l="0" r="0" t="0"/>
-                      <wp:wrapNone/>
-                      <wp:docPr id="15" name="image15.png"/>
-                      <a:graphic>
-                        <a:graphicData uri="http://schemas.openxmlformats.org/drawingml/2006/picture">
-                          <pic:pic>
-                            <pic:nvPicPr>
-                              <pic:cNvPr id="0" name="image15.png"/>
-                              <pic:cNvPicPr preferRelativeResize="0"/>
-                            </pic:nvPicPr>
-                            <pic:blipFill>
-                              <a:blip r:embed="rId7"/>
-                              <a:srcRect/>
-                              <a:stretch>
-                                <a:fillRect/>
-                              </a:stretch>
-                            </pic:blipFill>
-                            <pic:spPr>
-                              <a:xfrm>
-                                <a:off x="0" y="0"/>
-                                <a:ext cx="1955800" cy="12700"/>
-                              </a:xfrm>
-                              <a:prstGeom prst="rect"/>
-                              <a:ln/>
-                            </pic:spPr>
-                          </pic:pic>
-                        </a:graphicData>
-                      </a:graphic>
-                    </wp:anchor>
-                  </w:drawing>
-                </mc:Fallback>
-              </mc:AlternateContent>
+              <w:t xml:space="preserve">CỘNG HÒA XÃ HỘI CHỦ NGHĨA VIỆT NAM</w:t>
             </w:r>
           </w:p>
           <w:p>
@@ -11145,7 +8109,7 @@
                 <w:tab w:val="center" w:leader="none" w:pos="1620"/>
               </w:tabs>
               <w:spacing w:after="0" w:before="0" w:line="360" w:lineRule="auto"/>
-              <w:ind w:left="0" w:right="33" w:firstLine="0"/>
+              <w:ind w:left="0" w:right="0" w:firstLine="0"/>
               <w:jc w:val="center"/>
               <w:rPr>
                 <w:rFonts w:ascii="Times New Roman" w:cs="Times New Roman" w:eastAsia="Times New Roman" w:hAnsi="Times New Roman"/>
@@ -11180,100 +8144,27 @@
                 <w:vertAlign w:val="baseline"/>
                 <w:rtl w:val="0"/>
               </w:rPr>
-              <w:t xml:space="preserve">      Độc lập - Tự do - Hạnh phúc</w:t>
-            </w:r>
-            <w:r>
-              <mc:AlternateContent>
-                <mc:Choice Requires="wps">
-                  <w:drawing>
-                    <wp:anchor allowOverlap="1" behindDoc="0" distB="0" distT="0" distL="114300" distR="114300" hidden="0" layoutInCell="1" locked="0" relativeHeight="0" simplePos="0">
-                      <wp:simplePos x="0" y="0"/>
-                      <wp:positionH relativeFrom="column">
-                        <wp:posOffset>922019</wp:posOffset>
-                      </wp:positionH>
-                      <wp:positionV relativeFrom="paragraph">
-                        <wp:posOffset>219075</wp:posOffset>
-                      </wp:positionV>
-                      <wp:extent cx="1936750" cy="12700"/>
-                      <wp:effectExtent b="0" l="0" r="0" t="0"/>
-                      <wp:wrapNone/>
-                      <wp:docPr id="12" name=""/>
-                      <a:graphic>
-                        <a:graphicData uri="http://schemas.microsoft.com/office/word/2010/wordprocessingShape">
-                          <wps:wsp>
-                            <wps:cNvCnPr/>
-                            <wps:spPr>
-                              <a:xfrm>
-                                <a:off x="4377625" y="3780000"/>
-                                <a:ext cx="1936750" cy="0"/>
-                              </a:xfrm>
-                              <a:prstGeom prst="straightConnector1">
-                                <a:avLst/>
-                              </a:prstGeom>
-                              <a:noFill/>
-                              <a:ln cap="flat" cmpd="sng" w="12700">
-                                <a:solidFill>
-                                  <a:schemeClr val="dk1"/>
-                                </a:solidFill>
-                                <a:prstDash val="solid"/>
-                                <a:miter lim="8000"/>
-                                <a:headEnd len="sm" w="sm" type="none"/>
-                                <a:tailEnd len="sm" w="sm" type="none"/>
-                              </a:ln>
-                            </wps:spPr>
-                            <wps:bodyPr anchorCtr="0" anchor="ctr" bIns="91425" lIns="91425" spcFirstLastPara="1" rIns="91425" wrap="square" tIns="91425">
-                              <a:noAutofit/>
-                            </wps:bodyPr>
-                          </wps:wsp>
-                        </a:graphicData>
-                      </a:graphic>
-                    </wp:anchor>
-                  </w:drawing>
-                </mc:Choice>
-                <mc:Fallback>
-                  <w:drawing>
-                    <wp:anchor allowOverlap="1" behindDoc="0" distB="0" distT="0" distL="114300" distR="114300" hidden="0" layoutInCell="1" locked="0" relativeHeight="0" simplePos="0">
-                      <wp:simplePos x="0" y="0"/>
-                      <wp:positionH relativeFrom="column">
-                        <wp:posOffset>922019</wp:posOffset>
-                      </wp:positionH>
-                      <wp:positionV relativeFrom="paragraph">
-                        <wp:posOffset>219075</wp:posOffset>
-                      </wp:positionV>
-                      <wp:extent cx="1936750" cy="12700"/>
-                      <wp:effectExtent b="0" l="0" r="0" t="0"/>
-                      <wp:wrapNone/>
-                      <wp:docPr id="12" name="image12.png"/>
-                      <a:graphic>
-                        <a:graphicData uri="http://schemas.openxmlformats.org/drawingml/2006/picture">
-                          <pic:pic>
-                            <pic:nvPicPr>
-                              <pic:cNvPr id="0" name="image12.png"/>
-                              <pic:cNvPicPr preferRelativeResize="0"/>
-                            </pic:nvPicPr>
-                            <pic:blipFill>
-                              <a:blip r:embed="rId7"/>
-                              <a:srcRect/>
-                              <a:stretch>
-                                <a:fillRect/>
-                              </a:stretch>
-                            </pic:blipFill>
-                            <pic:spPr>
-                              <a:xfrm>
-                                <a:off x="0" y="0"/>
-                                <a:ext cx="1936750" cy="12700"/>
-                              </a:xfrm>
-                              <a:prstGeom prst="rect"/>
-                              <a:ln/>
-                            </pic:spPr>
-                          </pic:pic>
-                        </a:graphicData>
-                      </a:graphic>
-                    </wp:anchor>
-                  </w:drawing>
-                </mc:Fallback>
-              </mc:AlternateContent>
-            </w:r>
+              <w:t xml:space="preserve">Độc lập - Tự do - Hạnh phúc</w:t>
+            </w:r>
+          </w:p>
+          <w:p>
+            <w:pPr>
+              <w:pBdr>
+                <w:top w:space="0" w:sz="0" w:val="nil"/>
+                <w:left w:space="0" w:sz="0" w:val="nil"/>
+                <w:bottom w:space="1" w:sz="6" w:val="single" w:color="000000"/>
+                <w:right w:space="0" w:sz="0" w:val="nil"/>
+                <w:between w:space="0" w:sz="0" w:val="nil"/>
+              </w:pBdr>
+              <w:spacing w:after="0" w:before="0" w:line="20" w:lineRule="auto"/>
+              <w:ind w:left="1102" w:right="1102" w:firstLine="0"/>
+              <w:jc w:val="center"/>
+              <w:rPr>
+                <w:rFonts w:ascii="Times New Roman" w:hAnsi="Times New Roman"/>
+                <w:sz w:val="2"/>
+                <w:szCs w:val="2"/>
+              </w:rPr>
+            </w:pPr>
           </w:p>
           <w:p>
             <w:pPr>
@@ -11294,7 +8185,7 @@
                 <w:tab w:val="center" w:leader="none" w:pos="1620"/>
               </w:tabs>
               <w:spacing w:after="0" w:before="120" w:line="360" w:lineRule="auto"/>
-              <w:ind w:left="0" w:right="29" w:firstLine="0"/>
+              <w:ind w:left="0" w:right="0" w:firstLine="0"/>
               <w:jc w:val="center"/>
               <w:rPr>
                 <w:rFonts w:ascii="Times New Roman" w:cs="Times New Roman" w:eastAsia="Times New Roman" w:hAnsi="Times New Roman"/>
@@ -11329,7 +8220,7 @@
                 <w:vertAlign w:val="baseline"/>
                 <w:rtl w:val="0"/>
               </w:rPr>
-              <w:t xml:space="preserve"> Phường Ngô Quyền, ngày     tháng {{DOC_MONTH}} năm {{DOC_YEAR}}</w:t>
+              <w:t xml:space="preserve">Hải Phòng, ngày     tháng {{DOC_MONTH}} năm {{DOC_YEAR}}</w:t>
             </w:r>
             <w:r>
               <w:rPr>
@@ -11438,8 +8329,8 @@
           <w:smallCaps w:val="0"/>
           <w:strike w:val="0"/>
           <w:color w:val="000000"/>
-          <w:sz w:val="28"/>
-          <w:szCs w:val="28"/>
+          <w:sz w:val="26"/>
+          <w:szCs w:val="26"/>
           <w:u w:val="none"/>
           <w:shd w:fill="auto" w:val="clear"/>
           <w:vertAlign w:val="baseline"/>
@@ -11455,8 +8346,8 @@
           <w:smallCaps w:val="0"/>
           <w:strike w:val="0"/>
           <w:color w:val="000000"/>
-          <w:sz w:val="28"/>
-          <w:szCs w:val="28"/>
+          <w:sz w:val="26"/>
+          <w:szCs w:val="26"/>
           <w:u w:val="none"/>
           <w:shd w:fill="auto" w:val="clear"/>
           <w:vertAlign w:val="baseline"/>
@@ -11467,75 +8358,28 @@
     </w:p>
     <w:p>
       <w:pPr>
-        <w:keepNext w:val="0"/>
-        <w:keepLines w:val="0"/>
-        <w:pageBreakBefore w:val="0"/>
-        <w:widowControl w:val="1"/>
         <w:pBdr>
           <w:top w:space="0" w:sz="0" w:val="nil"/>
           <w:left w:space="0" w:sz="0" w:val="nil"/>
-          <w:bottom w:space="0" w:sz="0" w:val="nil"/>
+          <w:bottom w:space="1" w:sz="6" w:val="single" w:color="000000"/>
           <w:right w:space="0" w:sz="0" w:val="nil"/>
           <w:between w:space="0" w:sz="0" w:val="nil"/>
         </w:pBdr>
-        <w:shd w:fill="auto" w:val="clear"/>
-        <w:spacing w:after="120" w:before="120" w:line="240" w:lineRule="auto"/>
-        <w:ind w:left="2160" w:right="0" w:firstLine="720"/>
-        <w:jc w:val="left"/>
-        <w:rPr>
-          <w:rFonts w:ascii="Times New Roman" w:cs="Times New Roman" w:eastAsia="Times New Roman" w:hAnsi="Times New Roman"/>
-          <w:b w:val="0"/>
-          <w:bCs w:val="0"/>
-          <w:i w:val="0"/>
-          <w:iCs w:val="0"/>
-          <w:smallCaps w:val="0"/>
-          <w:strike w:val="0"/>
-          <w:color w:val="000000"/>
-          <w:sz w:val="28"/>
-          <w:szCs w:val="28"/>
-          <w:u w:val="none"/>
-          <w:shd w:fill="auto" w:val="clear"/>
-          <w:vertAlign w:val="baseline"/>
+        <w:spacing w:after="0" w:before="0" w:line="20" w:lineRule="auto"/>
+        <w:ind w:left="3138" w:right="3138" w:firstLine="0"/>
+        <w:jc w:val="center"/>
+        <w:rPr>
+          <w:rFonts w:ascii="Times New Roman" w:hAnsi="Times New Roman"/>
+          <w:sz w:val="2"/>
+          <w:szCs w:val="2"/>
         </w:rPr>
       </w:pPr>
-      <w:r>
-        <w:rPr>
-          <w:rtl w:val="0"/>
-        </w:rPr>
-      </w:r>
     </w:p>
     <w:p>
       <w:pPr>
-        <w:keepNext w:val="0"/>
-        <w:keepLines w:val="0"/>
-        <w:pageBreakBefore w:val="0"/>
-        <w:widowControl w:val="1"/>
-        <w:pBdr>
-          <w:top w:space="0" w:sz="0" w:val="nil"/>
-          <w:left w:space="0" w:sz="0" w:val="nil"/>
-          <w:bottom w:space="0" w:sz="0" w:val="nil"/>
-          <w:right w:space="0" w:sz="0" w:val="nil"/>
-          <w:between w:space="0" w:sz="0" w:val="nil"/>
-        </w:pBdr>
-        <w:shd w:fill="auto" w:val="clear"/>
-        <w:spacing w:after="120" w:before="120" w:line="240" w:lineRule="auto"/>
-        <w:ind w:left="1701" w:right="0" w:hanging="1701"/>
+        <w:spacing w:after="0" w:before="240" w:line="240" w:lineRule="auto"/>
+        <w:ind w:left="0" w:right="0" w:firstLine="0"/>
         <w:jc w:val="center"/>
-        <w:rPr>
-          <w:rFonts w:ascii="Times New Roman" w:cs="Times New Roman" w:eastAsia="Times New Roman" w:hAnsi="Times New Roman"/>
-          <w:b w:val="0"/>
-          <w:bCs w:val="0"/>
-          <w:i w:val="0"/>
-          <w:iCs w:val="0"/>
-          <w:smallCaps w:val="0"/>
-          <w:strike w:val="0"/>
-          <w:color w:val="000000"/>
-          <w:sz w:val="28"/>
-          <w:szCs w:val="28"/>
-          <w:u w:val="none"/>
-          <w:shd w:fill="auto" w:val="clear"/>
-          <w:vertAlign w:val="baseline"/>
-        </w:rPr>
       </w:pPr>
       <w:r>
         <w:rPr>
@@ -11559,36 +8403,9 @@
     </w:p>
     <w:p>
       <w:pPr>
-        <w:keepNext w:val="0"/>
-        <w:keepLines w:val="0"/>
-        <w:pageBreakBefore w:val="0"/>
-        <w:widowControl w:val="1"/>
-        <w:pBdr>
-          <w:top w:space="0" w:sz="0" w:val="nil"/>
-          <w:left w:space="0" w:sz="0" w:val="nil"/>
-          <w:bottom w:space="0" w:sz="0" w:val="nil"/>
-          <w:right w:space="0" w:sz="0" w:val="nil"/>
-          <w:between w:space="0" w:sz="0" w:val="nil"/>
-        </w:pBdr>
-        <w:shd w:fill="auto" w:val="clear"/>
-        <w:spacing w:after="120" w:before="120" w:line="240" w:lineRule="auto"/>
-        <w:ind w:left="1701" w:right="0" w:hanging="1701"/>
+        <w:spacing w:after="0" w:before="0" w:line="240" w:lineRule="auto"/>
+        <w:ind w:left="0" w:right="0" w:firstLine="0"/>
         <w:jc w:val="center"/>
-        <w:rPr>
-          <w:rFonts w:ascii="Times New Roman" w:cs="Times New Roman" w:eastAsia="Times New Roman" w:hAnsi="Times New Roman"/>
-          <w:b w:val="0"/>
-          <w:bCs w:val="0"/>
-          <w:i w:val="0"/>
-          <w:iCs w:val="0"/>
-          <w:smallCaps w:val="0"/>
-          <w:strike w:val="0"/>
-          <w:color w:val="000000"/>
-          <w:sz w:val="28"/>
-          <w:szCs w:val="28"/>
-          <w:u w:val="none"/>
-          <w:shd w:fill="auto" w:val="clear"/>
-          <w:vertAlign w:val="baseline"/>
-        </w:rPr>
       </w:pPr>
       <w:r>
         <w:rPr>
@@ -11612,36 +8429,9 @@
     </w:p>
     <w:p>
       <w:pPr>
-        <w:keepNext w:val="0"/>
-        <w:keepLines w:val="0"/>
-        <w:pageBreakBefore w:val="0"/>
-        <w:widowControl w:val="1"/>
-        <w:pBdr>
-          <w:top w:space="0" w:sz="0" w:val="nil"/>
-          <w:left w:space="0" w:sz="0" w:val="nil"/>
-          <w:bottom w:space="0" w:sz="0" w:val="nil"/>
-          <w:right w:space="0" w:sz="0" w:val="nil"/>
-          <w:between w:space="0" w:sz="0" w:val="nil"/>
-        </w:pBdr>
-        <w:shd w:fill="auto" w:val="clear"/>
-        <w:spacing w:after="120" w:before="120" w:line="240" w:lineRule="auto"/>
-        <w:ind w:left="1701" w:right="0" w:hanging="1701"/>
+        <w:spacing w:after="0" w:before="0" w:line="240" w:lineRule="auto"/>
+        <w:ind w:left="0" w:right="0" w:firstLine="0"/>
         <w:jc w:val="center"/>
-        <w:rPr>
-          <w:rFonts w:ascii="Times New Roman" w:cs="Times New Roman" w:eastAsia="Times New Roman" w:hAnsi="Times New Roman"/>
-          <w:b w:val="0"/>
-          <w:bCs w:val="0"/>
-          <w:i w:val="0"/>
-          <w:iCs w:val="0"/>
-          <w:smallCaps w:val="0"/>
-          <w:strike w:val="0"/>
-          <w:color w:val="000000"/>
-          <w:sz w:val="28"/>
-          <w:szCs w:val="28"/>
-          <w:u w:val="none"/>
-          <w:shd w:fill="auto" w:val="clear"/>
-          <w:vertAlign w:val="baseline"/>
-        </w:rPr>
       </w:pPr>
       <w:r>
         <w:rPr>
@@ -11713,7 +8503,7 @@
           <w:vertAlign w:val="baseline"/>
           <w:rtl w:val="0"/>
         </w:rPr>
-        <w:t xml:space="preserve">Hải quan Khu chế xuất và Khu công nghiệp Hải Phòng – Chi cục Hải quan khu vực III thông báo tình hình làm thủ tục nhập khẩu tại chỗ của các doanh nghiệp đã làm thủ tục hải quan (từ ngày {{FROM_DATE}} đến ngày {{TO_DATE}}, chi tiết theo bảng kê đính kèm. Đầu mối trao đổi thông tin liên hệ: Đ/c Nguyễn Hoàng Long; Số di động 0989.281.263.</w:t>
+        <w:t xml:space="preserve">Hải quan Khu chế xuất và Khu công nghiệp Hải Phòng – Chi cục Hải quan khu vực III thông báo tình hình làm thủ tục nhập khẩu tại chỗ của các doanh nghiệp đã làm thủ tục hải quan (từ ngày {{FROM_DATE}} đến ngày {{TO_DATE}}, chi tiết theo bảng kê đính kèm). Đầu mối trao đổi thông tin liên hệ: Đ/c Nguyễn Hoàng Long; Số di động 0989.281.263.</w:t>
       </w:r>
     </w:p>
     <w:p>
@@ -11785,7 +8575,7 @@
           <w:vertAlign w:val="baseline"/>
           <w:rtl w:val="0"/>
         </w:rPr>
-        <w:t xml:space="preserve">/.                                                    </w:t>
+        <w:t xml:space="preserve">/.</w:t>
       </w:r>
       <w:r>
         <w:rPr>
@@ -11796,18 +8586,22 @@
     <w:tbl>
       <w:tblPr>
         <w:tblStyle w:val="Table14"/>
-        <w:tblW w:w="9054.0" w:type="dxa"/>
+        <w:tblW w:w="9355" w:type="dxa"/>
         <w:jc w:val="center"/>
+        <w:tblCellMar>
+          <w:left w:w="0" w:type="dxa"/>
+          <w:right w:w="0" w:type="dxa"/>
+        </w:tblCellMar>
         <w:tblLayout w:type="fixed"/>
         <w:tblLook w:val="0000"/>
       </w:tblPr>
       <w:tblGrid>
-        <w:gridCol w:w="4068"/>
-        <w:gridCol w:w="4986"/>
+        <w:gridCol w:w="4203"/>
+        <w:gridCol w:w="5152"/>
         <w:tblGridChange w:id="0">
           <w:tblGrid>
-            <w:gridCol w:w="4068"/>
-            <w:gridCol w:w="4986"/>
+            <w:gridCol w:w="4203"/>
+            <w:gridCol w:w="5152"/>
           </w:tblGrid>
         </w:tblGridChange>
       </w:tblGrid>
@@ -11833,7 +8627,7 @@
               </w:pBdr>
               <w:shd w:fill="auto" w:val="clear"/>
               <w:spacing w:after="0" w:before="0" w:line="240" w:lineRule="auto"/>
-              <w:ind w:left="-117" w:right="0" w:firstLine="0"/>
+              <w:ind w:left="0" w:right="0" w:firstLine="0"/>
               <w:jc w:val="left"/>
               <w:rPr>
                 <w:rFonts w:ascii="Times New Roman" w:cs="Times New Roman" w:eastAsia="Times New Roman" w:hAnsi="Times New Roman"/>
@@ -11909,7 +8703,7 @@
               </w:pBdr>
               <w:shd w:fill="auto" w:val="clear"/>
               <w:spacing w:after="0" w:before="0" w:line="240" w:lineRule="auto"/>
-              <w:ind w:left="-119" w:right="0" w:firstLine="0"/>
+              <w:ind w:left="0" w:right="0" w:firstLine="0"/>
               <w:jc w:val="left"/>
               <w:rPr>
                 <w:rFonts w:ascii="Times New Roman" w:cs="Times New Roman" w:eastAsia="Times New Roman" w:hAnsi="Times New Roman"/>
@@ -11971,7 +8765,7 @@
               </w:pBdr>
               <w:shd w:fill="auto" w:val="clear"/>
               <w:spacing w:after="0" w:before="0" w:line="240" w:lineRule="auto"/>
-              <w:ind w:left="-119" w:right="0" w:firstLine="0"/>
+              <w:ind w:left="0" w:right="0" w:firstLine="0"/>
               <w:jc w:val="left"/>
               <w:rPr>
                 <w:rFonts w:ascii="Times New Roman" w:cs="Times New Roman" w:eastAsia="Times New Roman" w:hAnsi="Times New Roman"/>
@@ -12006,7 +8800,7 @@
                 <w:vertAlign w:val="baseline"/>
                 <w:rtl w:val="0"/>
               </w:rPr>
-              <w:t xml:space="preserve">Lưu: VT, GC (Long, 02b) .</w:t>
+              <w:t xml:space="preserve">Lưu: VT, GC (Long, 02b).</w:t>
             </w:r>
             <w:r>
               <w:rPr>
@@ -12203,6 +8997,7 @@
           </w:p>
           <w:p>
             <w:pPr>
+              <w:spacing w:after="0" w:before="0" w:line="240" w:lineRule="auto"/>
               <w:rPr>
                 <w:rFonts w:ascii="Times New Roman" w:cs="Times New Roman" w:eastAsia="Times New Roman" w:hAnsi="Times New Roman"/>
                 <w:sz w:val="28"/>
@@ -12217,6 +9012,7 @@
           </w:p>
           <w:p>
             <w:pPr>
+              <w:spacing w:after="0" w:before="0" w:line="240" w:lineRule="auto"/>
               <w:rPr>
                 <w:rFonts w:ascii="Times New Roman" w:cs="Times New Roman" w:eastAsia="Times New Roman" w:hAnsi="Times New Roman"/>
                 <w:sz w:val="28"/>
@@ -12236,7 +9032,7 @@
                 <w:rFonts w:ascii="Times New Roman" w:cs="Times New Roman" w:eastAsia="Times New Roman" w:hAnsi="Times New Roman"/>
                 <w:b w:val="1"/>
                 <w:bCs w:val="1"/>
-                <w:color w:val="ff0000"/>
+                <w:color w:val="000000"/>
                 <w:sz w:val="28"/>
                 <w:szCs w:val="28"/>
               </w:rPr>
@@ -12246,7 +9042,7 @@
                 <w:rFonts w:ascii="Times New Roman" w:cs="Times New Roman" w:eastAsia="Times New Roman" w:hAnsi="Times New Roman"/>
                 <w:b w:val="1"/>
                 <w:bCs w:val="1"/>
-                <w:color w:val="ff0000"/>
+                <w:color w:val="000000"/>
                 <w:sz w:val="28"/>
                 <w:szCs w:val="28"/>
                 <w:rtl w:val="0"/>
@@ -12298,78 +9094,16 @@
     </w:tbl>
     <w:p>
       <w:pPr>
-        <w:rPr>
-          <w:rFonts w:ascii="Times New Roman" w:cs="Times New Roman" w:eastAsia="Times New Roman" w:hAnsi="Times New Roman"/>
-          <w:sz w:val="28"/>
-          <w:szCs w:val="28"/>
-        </w:rPr>
+        <w:spacing w:after="0" w:before="0" w:line="240" w:lineRule="auto"/>
       </w:pPr>
       <w:r>
-        <w:rPr>
-          <w:rtl w:val="0"/>
-        </w:rPr>
-      </w:r>
-    </w:p>
-    <w:p>
-      <w:pPr>
-        <w:rPr>
-          <w:rFonts w:ascii="Times New Roman" w:cs="Times New Roman" w:eastAsia="Times New Roman" w:hAnsi="Times New Roman"/>
-          <w:sz w:val="28"/>
-          <w:szCs w:val="28"/>
-        </w:rPr>
-      </w:pPr>
-      <w:r>
-        <w:rPr>
-          <w:rtl w:val="0"/>
-        </w:rPr>
-      </w:r>
-    </w:p>
-    <w:p>
-      <w:pPr>
-        <w:rPr>
-          <w:rFonts w:ascii="Times New Roman" w:cs="Times New Roman" w:eastAsia="Times New Roman" w:hAnsi="Times New Roman"/>
-          <w:sz w:val="28"/>
-          <w:szCs w:val="28"/>
-        </w:rPr>
-      </w:pPr>
-      <w:r>
-        <w:rPr>
-          <w:rtl w:val="0"/>
-        </w:rPr>
-      </w:r>
-    </w:p>
-    <w:p>
-      <w:pPr>
-        <w:rPr>
-          <w:rFonts w:ascii="Times New Roman" w:cs="Times New Roman" w:eastAsia="Times New Roman" w:hAnsi="Times New Roman"/>
-          <w:sz w:val="28"/>
-          <w:szCs w:val="28"/>
-        </w:rPr>
-      </w:pPr>
-      <w:r>
-        <w:rPr>
-          <w:rtl w:val="0"/>
-        </w:rPr>
-      </w:r>
-    </w:p>
-    <w:p>
-      <w:pPr>
-        <w:rPr>
-          <w:rFonts w:ascii="Times New Roman" w:cs="Times New Roman" w:eastAsia="Times New Roman" w:hAnsi="Times New Roman"/>
-          <w:sz w:val="28"/>
-          <w:szCs w:val="28"/>
-        </w:rPr>
-      </w:pPr>
-      <w:r>
-        <w:rPr>
-          <w:rtl w:val="0"/>
-        </w:rPr>
+        <w:br w:type="page"/>
       </w:r>
     </w:p>
     <w:tbl>
       <w:tblPr>
         <w:tblStyle w:val="Table15"/>
-        <w:tblW w:w="10836.0" w:type="dxa"/>
+        <w:tblW w:w="9355" w:type="dxa"/>
         <w:jc w:val="left"/>
         <w:tblInd w:w="-630.0" w:type="dxa"/>
         <w:tblBorders>
@@ -12380,16 +9114,20 @@
           <w:insideH w:color="000000" w:space="0" w:sz="0" w:val="nil"/>
           <w:insideV w:color="000000" w:space="0" w:sz="0" w:val="nil"/>
         </w:tblBorders>
+        <w:tblCellMar>
+          <w:left w:w="0" w:type="dxa"/>
+          <w:right w:w="0" w:type="dxa"/>
+        </w:tblCellMar>
         <w:tblLayout w:type="fixed"/>
         <w:tblLook w:val="0400"/>
       </w:tblPr>
       <w:tblGrid>
-        <w:gridCol w:w="4950"/>
-        <w:gridCol w:w="5886"/>
+        <w:gridCol w:w="4100"/>
+        <w:gridCol w:w="5255"/>
         <w:tblGridChange w:id="0">
           <w:tblGrid>
-            <w:gridCol w:w="4950"/>
-            <w:gridCol w:w="5886"/>
+            <w:gridCol w:w="4100"/>
+            <w:gridCol w:w="5255"/>
           </w:tblGrid>
         </w:tblGridChange>
       </w:tblGrid>
@@ -12472,7 +9210,7 @@
               </w:pBdr>
               <w:shd w:fill="auto" w:val="clear"/>
               <w:spacing w:after="0" w:before="0" w:line="240" w:lineRule="auto"/>
-              <w:ind w:left="-108" w:right="0" w:firstLine="0"/>
+              <w:ind w:left="0" w:right="0" w:firstLine="0"/>
               <w:jc w:val="center"/>
               <w:rPr>
                 <w:rFonts w:ascii="Times New Roman" w:cs="Times New Roman" w:eastAsia="Times New Roman" w:hAnsi="Times New Roman"/>
@@ -12525,7 +9263,7 @@
               </w:pBdr>
               <w:shd w:fill="auto" w:val="clear"/>
               <w:spacing w:after="0" w:before="0" w:line="360" w:lineRule="auto"/>
-              <w:ind w:left="-108" w:right="0" w:firstLine="0"/>
+              <w:ind w:left="0" w:right="0" w:firstLine="0"/>
               <w:jc w:val="center"/>
               <w:rPr>
                 <w:rFonts w:ascii="Times New Roman" w:cs="Times New Roman" w:eastAsia="Times New Roman" w:hAnsi="Times New Roman"/>
@@ -12562,98 +9300,25 @@
               </w:rPr>
               <w:t xml:space="preserve">KHU CÔNG NGHIỆP HẢI PHÒNG</w:t>
             </w:r>
-            <w:r>
-              <mc:AlternateContent>
-                <mc:Choice Requires="wps">
-                  <w:drawing>
-                    <wp:anchor allowOverlap="1" behindDoc="0" distB="0" distT="0" distL="114300" distR="114300" hidden="0" layoutInCell="1" locked="0" relativeHeight="0" simplePos="0">
-                      <wp:simplePos x="0" y="0"/>
-                      <wp:positionH relativeFrom="column">
-                        <wp:posOffset>922019</wp:posOffset>
-                      </wp:positionH>
-                      <wp:positionV relativeFrom="paragraph">
-                        <wp:posOffset>194945</wp:posOffset>
-                      </wp:positionV>
-                      <wp:extent cx="1149350" cy="12700"/>
-                      <wp:effectExtent b="0" l="0" r="0" t="0"/>
-                      <wp:wrapNone/>
-                      <wp:docPr id="24" name=""/>
-                      <a:graphic>
-                        <a:graphicData uri="http://schemas.microsoft.com/office/word/2010/wordprocessingShape">
-                          <wps:wsp>
-                            <wps:cNvCnPr/>
-                            <wps:spPr>
-                              <a:xfrm>
-                                <a:off x="4771325" y="3780000"/>
-                                <a:ext cx="1149350" cy="0"/>
-                              </a:xfrm>
-                              <a:prstGeom prst="straightConnector1">
-                                <a:avLst/>
-                              </a:prstGeom>
-                              <a:noFill/>
-                              <a:ln cap="flat" cmpd="sng" w="12700">
-                                <a:solidFill>
-                                  <a:schemeClr val="dk1"/>
-                                </a:solidFill>
-                                <a:prstDash val="solid"/>
-                                <a:miter lim="8000"/>
-                                <a:headEnd len="sm" w="sm" type="none"/>
-                                <a:tailEnd len="sm" w="sm" type="none"/>
-                              </a:ln>
-                            </wps:spPr>
-                            <wps:bodyPr anchorCtr="0" anchor="ctr" bIns="91425" lIns="91425" spcFirstLastPara="1" rIns="91425" wrap="square" tIns="91425">
-                              <a:noAutofit/>
-                            </wps:bodyPr>
-                          </wps:wsp>
-                        </a:graphicData>
-                      </a:graphic>
-                    </wp:anchor>
-                  </w:drawing>
-                </mc:Choice>
-                <mc:Fallback>
-                  <w:drawing>
-                    <wp:anchor allowOverlap="1" behindDoc="0" distB="0" distT="0" distL="114300" distR="114300" hidden="0" layoutInCell="1" locked="0" relativeHeight="0" simplePos="0">
-                      <wp:simplePos x="0" y="0"/>
-                      <wp:positionH relativeFrom="column">
-                        <wp:posOffset>922019</wp:posOffset>
-                      </wp:positionH>
-                      <wp:positionV relativeFrom="paragraph">
-                        <wp:posOffset>194945</wp:posOffset>
-                      </wp:positionV>
-                      <wp:extent cx="1149350" cy="12700"/>
-                      <wp:effectExtent b="0" l="0" r="0" t="0"/>
-                      <wp:wrapNone/>
-                      <wp:docPr id="24" name="image24.png"/>
-                      <a:graphic>
-                        <a:graphicData uri="http://schemas.openxmlformats.org/drawingml/2006/picture">
-                          <pic:pic>
-                            <pic:nvPicPr>
-                              <pic:cNvPr id="0" name="image24.png"/>
-                              <pic:cNvPicPr preferRelativeResize="0"/>
-                            </pic:nvPicPr>
-                            <pic:blipFill>
-                              <a:blip r:embed="rId7"/>
-                              <a:srcRect/>
-                              <a:stretch>
-                                <a:fillRect/>
-                              </a:stretch>
-                            </pic:blipFill>
-                            <pic:spPr>
-                              <a:xfrm>
-                                <a:off x="0" y="0"/>
-                                <a:ext cx="1149350" cy="12700"/>
-                              </a:xfrm>
-                              <a:prstGeom prst="rect"/>
-                              <a:ln/>
-                            </pic:spPr>
-                          </pic:pic>
-                        </a:graphicData>
-                      </a:graphic>
-                    </wp:anchor>
-                  </w:drawing>
-                </mc:Fallback>
-              </mc:AlternateContent>
-            </w:r>
+          </w:p>
+          <w:p>
+            <w:pPr>
+              <w:pBdr>
+                <w:top w:space="0" w:sz="0" w:val="nil"/>
+                <w:left w:space="0" w:sz="0" w:val="nil"/>
+                <w:bottom w:space="1" w:sz="6" w:val="single" w:color="000000"/>
+                <w:right w:space="0" w:sz="0" w:val="nil"/>
+                <w:between w:space="0" w:sz="0" w:val="nil"/>
+              </w:pBdr>
+              <w:spacing w:after="0" w:before="0" w:line="20" w:lineRule="auto"/>
+              <w:ind w:left="1145" w:right="1145" w:firstLine="0"/>
+              <w:jc w:val="center"/>
+              <w:rPr>
+                <w:rFonts w:ascii="Times New Roman" w:hAnsi="Times New Roman"/>
+                <w:sz w:val="2"/>
+                <w:szCs w:val="2"/>
+              </w:rPr>
+            </w:pPr>
           </w:p>
           <w:p>
             <w:pPr>
@@ -12674,7 +9339,7 @@
                 <w:szCs w:val="26"/>
                 <w:rtl w:val="0"/>
               </w:rPr>
-              <w:t xml:space="preserve">Số:………../TB-KCX-KCN(GC)</w:t>
+              <w:t xml:space="preserve">Số: ………../TB-KCX-KCN(GC)</w:t>
             </w:r>
             <w:r>
               <w:rPr>
@@ -12703,7 +9368,7 @@
                 <w:tab w:val="center" w:leader="none" w:pos="1620"/>
               </w:tabs>
               <w:spacing w:after="0" w:before="0" w:line="240" w:lineRule="auto"/>
-              <w:ind w:left="0" w:right="-250" w:firstLine="0"/>
+              <w:ind w:left="0" w:right="0" w:firstLine="0"/>
               <w:jc w:val="center"/>
               <w:rPr>
                 <w:rFonts w:ascii="Times New Roman" w:cs="Times New Roman" w:eastAsia="Times New Roman" w:hAnsi="Times New Roman"/>
@@ -12738,191 +9403,7 @@
                 <w:vertAlign w:val="baseline"/>
                 <w:rtl w:val="0"/>
               </w:rPr>
-              <w:t xml:space="preserve">CỘNG HOÀ XÃ HỘI CHỦ NGHĨA VIỆT NAM</w:t>
-            </w:r>
-            <w:r>
-              <mc:AlternateContent>
-                <mc:Choice Requires="wps">
-                  <w:drawing>
-                    <wp:anchor allowOverlap="1" behindDoc="0" distB="0" distT="0" distL="114300" distR="114300" hidden="0" layoutInCell="1" locked="0" relativeHeight="0" simplePos="0">
-                      <wp:simplePos x="0" y="0"/>
-                      <wp:positionH relativeFrom="column">
-                        <wp:posOffset>4204970</wp:posOffset>
-                      </wp:positionH>
-                      <wp:positionV relativeFrom="paragraph">
-                        <wp:posOffset>1264285</wp:posOffset>
-                      </wp:positionV>
-                      <wp:extent cx="1955800" cy="12700"/>
-                      <wp:effectExtent b="0" l="0" r="0" t="0"/>
-                      <wp:wrapNone/>
-                      <wp:docPr id="16" name=""/>
-                      <a:graphic>
-                        <a:graphicData uri="http://schemas.microsoft.com/office/word/2010/wordprocessingShape">
-                          <wps:wsp>
-                            <wps:cNvCnPr/>
-                            <wps:spPr>
-                              <a:xfrm>
-                                <a:off x="4368100" y="3780000"/>
-                                <a:ext cx="1955800" cy="0"/>
-                              </a:xfrm>
-                              <a:prstGeom prst="straightConnector1">
-                                <a:avLst/>
-                              </a:prstGeom>
-                              <a:noFill/>
-                              <a:ln cap="flat" cmpd="sng" w="9525">
-                                <a:solidFill>
-                                  <a:srgbClr val="000000"/>
-                                </a:solidFill>
-                                <a:prstDash val="solid"/>
-                                <a:round/>
-                                <a:headEnd len="med" w="med" type="none"/>
-                                <a:tailEnd len="med" w="med" type="none"/>
-                              </a:ln>
-                            </wps:spPr>
-                            <wps:bodyPr anchorCtr="0" anchor="ctr" bIns="91425" lIns="91425" spcFirstLastPara="1" rIns="91425" wrap="square" tIns="91425">
-                              <a:noAutofit/>
-                            </wps:bodyPr>
-                          </wps:wsp>
-                        </a:graphicData>
-                      </a:graphic>
-                    </wp:anchor>
-                  </w:drawing>
-                </mc:Choice>
-                <mc:Fallback>
-                  <w:drawing>
-                    <wp:anchor allowOverlap="1" behindDoc="0" distB="0" distT="0" distL="114300" distR="114300" hidden="0" layoutInCell="1" locked="0" relativeHeight="0" simplePos="0">
-                      <wp:simplePos x="0" y="0"/>
-                      <wp:positionH relativeFrom="column">
-                        <wp:posOffset>4204970</wp:posOffset>
-                      </wp:positionH>
-                      <wp:positionV relativeFrom="paragraph">
-                        <wp:posOffset>1264285</wp:posOffset>
-                      </wp:positionV>
-                      <wp:extent cx="1955800" cy="12700"/>
-                      <wp:effectExtent b="0" l="0" r="0" t="0"/>
-                      <wp:wrapNone/>
-                      <wp:docPr id="16" name="image16.png"/>
-                      <a:graphic>
-                        <a:graphicData uri="http://schemas.openxmlformats.org/drawingml/2006/picture">
-                          <pic:pic>
-                            <pic:nvPicPr>
-                              <pic:cNvPr id="0" name="image16.png"/>
-                              <pic:cNvPicPr preferRelativeResize="0"/>
-                            </pic:nvPicPr>
-                            <pic:blipFill>
-                              <a:blip r:embed="rId7"/>
-                              <a:srcRect/>
-                              <a:stretch>
-                                <a:fillRect/>
-                              </a:stretch>
-                            </pic:blipFill>
-                            <pic:spPr>
-                              <a:xfrm>
-                                <a:off x="0" y="0"/>
-                                <a:ext cx="1955800" cy="12700"/>
-                              </a:xfrm>
-                              <a:prstGeom prst="rect"/>
-                              <a:ln/>
-                            </pic:spPr>
-                          </pic:pic>
-                        </a:graphicData>
-                      </a:graphic>
-                    </wp:anchor>
-                  </w:drawing>
-                </mc:Fallback>
-              </mc:AlternateContent>
-            </w:r>
-            <w:r>
-              <mc:AlternateContent>
-                <mc:Choice Requires="wps">
-                  <w:drawing>
-                    <wp:anchor allowOverlap="1" behindDoc="0" distB="0" distT="0" distL="114300" distR="114300" hidden="0" layoutInCell="1" locked="0" relativeHeight="0" simplePos="0">
-                      <wp:simplePos x="0" y="0"/>
-                      <wp:positionH relativeFrom="column">
-                        <wp:posOffset>4204970</wp:posOffset>
-                      </wp:positionH>
-                      <wp:positionV relativeFrom="paragraph">
-                        <wp:posOffset>1264285</wp:posOffset>
-                      </wp:positionV>
-                      <wp:extent cx="1955800" cy="12700"/>
-                      <wp:effectExtent b="0" l="0" r="0" t="0"/>
-                      <wp:wrapNone/>
-                      <wp:docPr id="28" name=""/>
-                      <a:graphic>
-                        <a:graphicData uri="http://schemas.microsoft.com/office/word/2010/wordprocessingShape">
-                          <wps:wsp>
-                            <wps:cNvCnPr/>
-                            <wps:spPr>
-                              <a:xfrm>
-                                <a:off x="4368100" y="3780000"/>
-                                <a:ext cx="1955800" cy="0"/>
-                              </a:xfrm>
-                              <a:prstGeom prst="straightConnector1">
-                                <a:avLst/>
-                              </a:prstGeom>
-                              <a:noFill/>
-                              <a:ln cap="flat" cmpd="sng" w="9525">
-                                <a:solidFill>
-                                  <a:srgbClr val="000000"/>
-                                </a:solidFill>
-                                <a:prstDash val="solid"/>
-                                <a:round/>
-                                <a:headEnd len="med" w="med" type="none"/>
-                                <a:tailEnd len="med" w="med" type="none"/>
-                              </a:ln>
-                            </wps:spPr>
-                            <wps:bodyPr anchorCtr="0" anchor="ctr" bIns="91425" lIns="91425" spcFirstLastPara="1" rIns="91425" wrap="square" tIns="91425">
-                              <a:noAutofit/>
-                            </wps:bodyPr>
-                          </wps:wsp>
-                        </a:graphicData>
-                      </a:graphic>
-                    </wp:anchor>
-                  </w:drawing>
-                </mc:Choice>
-                <mc:Fallback>
-                  <w:drawing>
-                    <wp:anchor allowOverlap="1" behindDoc="0" distB="0" distT="0" distL="114300" distR="114300" hidden="0" layoutInCell="1" locked="0" relativeHeight="0" simplePos="0">
-                      <wp:simplePos x="0" y="0"/>
-                      <wp:positionH relativeFrom="column">
-                        <wp:posOffset>4204970</wp:posOffset>
-                      </wp:positionH>
-                      <wp:positionV relativeFrom="paragraph">
-                        <wp:posOffset>1264285</wp:posOffset>
-                      </wp:positionV>
-                      <wp:extent cx="1955800" cy="12700"/>
-                      <wp:effectExtent b="0" l="0" r="0" t="0"/>
-                      <wp:wrapNone/>
-                      <wp:docPr id="28" name="image28.png"/>
-                      <a:graphic>
-                        <a:graphicData uri="http://schemas.openxmlformats.org/drawingml/2006/picture">
-                          <pic:pic>
-                            <pic:nvPicPr>
-                              <pic:cNvPr id="0" name="image28.png"/>
-                              <pic:cNvPicPr preferRelativeResize="0"/>
-                            </pic:nvPicPr>
-                            <pic:blipFill>
-                              <a:blip r:embed="rId7"/>
-                              <a:srcRect/>
-                              <a:stretch>
-                                <a:fillRect/>
-                              </a:stretch>
-                            </pic:blipFill>
-                            <pic:spPr>
-                              <a:xfrm>
-                                <a:off x="0" y="0"/>
-                                <a:ext cx="1955800" cy="12700"/>
-                              </a:xfrm>
-                              <a:prstGeom prst="rect"/>
-                              <a:ln/>
-                            </pic:spPr>
-                          </pic:pic>
-                        </a:graphicData>
-                      </a:graphic>
-                    </wp:anchor>
-                  </w:drawing>
-                </mc:Fallback>
-              </mc:AlternateContent>
+              <w:t xml:space="preserve">CỘNG HÒA XÃ HỘI CHỦ NGHĨA VIỆT NAM</w:t>
             </w:r>
           </w:p>
           <w:p>
@@ -12943,7 +9424,7 @@
                 <w:tab w:val="center" w:leader="none" w:pos="1620"/>
               </w:tabs>
               <w:spacing w:after="0" w:before="0" w:line="360" w:lineRule="auto"/>
-              <w:ind w:left="0" w:right="33" w:firstLine="0"/>
+              <w:ind w:left="0" w:right="0" w:firstLine="0"/>
               <w:jc w:val="center"/>
               <w:rPr>
                 <w:rFonts w:ascii="Times New Roman" w:cs="Times New Roman" w:eastAsia="Times New Roman" w:hAnsi="Times New Roman"/>
@@ -12978,100 +9459,27 @@
                 <w:vertAlign w:val="baseline"/>
                 <w:rtl w:val="0"/>
               </w:rPr>
-              <w:t xml:space="preserve">      Độc lập - Tự do - Hạnh phúc</w:t>
-            </w:r>
-            <w:r>
-              <mc:AlternateContent>
-                <mc:Choice Requires="wps">
-                  <w:drawing>
-                    <wp:anchor allowOverlap="1" behindDoc="0" distB="0" distT="0" distL="114300" distR="114300" hidden="0" layoutInCell="1" locked="0" relativeHeight="0" simplePos="0">
-                      <wp:simplePos x="0" y="0"/>
-                      <wp:positionH relativeFrom="column">
-                        <wp:posOffset>922019</wp:posOffset>
-                      </wp:positionH>
-                      <wp:positionV relativeFrom="paragraph">
-                        <wp:posOffset>219075</wp:posOffset>
-                      </wp:positionV>
-                      <wp:extent cx="1936750" cy="12700"/>
-                      <wp:effectExtent b="0" l="0" r="0" t="0"/>
-                      <wp:wrapNone/>
-                      <wp:docPr id="22" name=""/>
-                      <a:graphic>
-                        <a:graphicData uri="http://schemas.microsoft.com/office/word/2010/wordprocessingShape">
-                          <wps:wsp>
-                            <wps:cNvCnPr/>
-                            <wps:spPr>
-                              <a:xfrm>
-                                <a:off x="4377625" y="3780000"/>
-                                <a:ext cx="1936750" cy="0"/>
-                              </a:xfrm>
-                              <a:prstGeom prst="straightConnector1">
-                                <a:avLst/>
-                              </a:prstGeom>
-                              <a:noFill/>
-                              <a:ln cap="flat" cmpd="sng" w="12700">
-                                <a:solidFill>
-                                  <a:schemeClr val="dk1"/>
-                                </a:solidFill>
-                                <a:prstDash val="solid"/>
-                                <a:miter lim="8000"/>
-                                <a:headEnd len="sm" w="sm" type="none"/>
-                                <a:tailEnd len="sm" w="sm" type="none"/>
-                              </a:ln>
-                            </wps:spPr>
-                            <wps:bodyPr anchorCtr="0" anchor="ctr" bIns="91425" lIns="91425" spcFirstLastPara="1" rIns="91425" wrap="square" tIns="91425">
-                              <a:noAutofit/>
-                            </wps:bodyPr>
-                          </wps:wsp>
-                        </a:graphicData>
-                      </a:graphic>
-                    </wp:anchor>
-                  </w:drawing>
-                </mc:Choice>
-                <mc:Fallback>
-                  <w:drawing>
-                    <wp:anchor allowOverlap="1" behindDoc="0" distB="0" distT="0" distL="114300" distR="114300" hidden="0" layoutInCell="1" locked="0" relativeHeight="0" simplePos="0">
-                      <wp:simplePos x="0" y="0"/>
-                      <wp:positionH relativeFrom="column">
-                        <wp:posOffset>922019</wp:posOffset>
-                      </wp:positionH>
-                      <wp:positionV relativeFrom="paragraph">
-                        <wp:posOffset>219075</wp:posOffset>
-                      </wp:positionV>
-                      <wp:extent cx="1936750" cy="12700"/>
-                      <wp:effectExtent b="0" l="0" r="0" t="0"/>
-                      <wp:wrapNone/>
-                      <wp:docPr id="22" name="image22.png"/>
-                      <a:graphic>
-                        <a:graphicData uri="http://schemas.openxmlformats.org/drawingml/2006/picture">
-                          <pic:pic>
-                            <pic:nvPicPr>
-                              <pic:cNvPr id="0" name="image22.png"/>
-                              <pic:cNvPicPr preferRelativeResize="0"/>
-                            </pic:nvPicPr>
-                            <pic:blipFill>
-                              <a:blip r:embed="rId7"/>
-                              <a:srcRect/>
-                              <a:stretch>
-                                <a:fillRect/>
-                              </a:stretch>
-                            </pic:blipFill>
-                            <pic:spPr>
-                              <a:xfrm>
-                                <a:off x="0" y="0"/>
-                                <a:ext cx="1936750" cy="12700"/>
-                              </a:xfrm>
-                              <a:prstGeom prst="rect"/>
-                              <a:ln/>
-                            </pic:spPr>
-                          </pic:pic>
-                        </a:graphicData>
-                      </a:graphic>
-                    </wp:anchor>
-                  </w:drawing>
-                </mc:Fallback>
-              </mc:AlternateContent>
-            </w:r>
+              <w:t xml:space="preserve">Độc lập - Tự do - Hạnh phúc</w:t>
+            </w:r>
+          </w:p>
+          <w:p>
+            <w:pPr>
+              <w:pBdr>
+                <w:top w:space="0" w:sz="0" w:val="nil"/>
+                <w:left w:space="0" w:sz="0" w:val="nil"/>
+                <w:bottom w:space="1" w:sz="6" w:val="single" w:color="000000"/>
+                <w:right w:space="0" w:sz="0" w:val="nil"/>
+                <w:between w:space="0" w:sz="0" w:val="nil"/>
+              </w:pBdr>
+              <w:spacing w:after="0" w:before="0" w:line="20" w:lineRule="auto"/>
+              <w:ind w:left="1102" w:right="1102" w:firstLine="0"/>
+              <w:jc w:val="center"/>
+              <w:rPr>
+                <w:rFonts w:ascii="Times New Roman" w:hAnsi="Times New Roman"/>
+                <w:sz w:val="2"/>
+                <w:szCs w:val="2"/>
+              </w:rPr>
+            </w:pPr>
           </w:p>
           <w:p>
             <w:pPr>
@@ -13092,7 +9500,7 @@
                 <w:tab w:val="center" w:leader="none" w:pos="1620"/>
               </w:tabs>
               <w:spacing w:after="0" w:before="120" w:line="360" w:lineRule="auto"/>
-              <w:ind w:left="0" w:right="29" w:firstLine="0"/>
+              <w:ind w:left="0" w:right="0" w:firstLine="0"/>
               <w:jc w:val="center"/>
               <w:rPr>
                 <w:rFonts w:ascii="Times New Roman" w:cs="Times New Roman" w:eastAsia="Times New Roman" w:hAnsi="Times New Roman"/>
@@ -13129,7 +9537,7 @@
                 <w:vertAlign w:val="baseline"/>
                 <w:rtl w:val="0"/>
               </w:rPr>
-              <w:t xml:space="preserve"> Phường Ngô Quyền, ngày     tháng {{DOC_MONTH}} năm {{DOC_YEAR}}</w:t>
+              <w:t xml:space="preserve">Hải Phòng, ngày     tháng {{DOC_MONTH}} năm {{DOC_YEAR}}</w:t>
             </w:r>
             <w:r>
               <w:rPr>
@@ -13238,8 +9646,8 @@
           <w:smallCaps w:val="0"/>
           <w:strike w:val="0"/>
           <w:color w:val="000000"/>
-          <w:sz w:val="28"/>
-          <w:szCs w:val="28"/>
+          <w:sz w:val="26"/>
+          <w:szCs w:val="26"/>
           <w:u w:val="none"/>
           <w:shd w:fill="auto" w:val="clear"/>
           <w:vertAlign w:val="baseline"/>
@@ -13255,8 +9663,8 @@
           <w:smallCaps w:val="0"/>
           <w:strike w:val="0"/>
           <w:color w:val="000000"/>
-          <w:sz w:val="28"/>
-          <w:szCs w:val="28"/>
+          <w:sz w:val="26"/>
+          <w:szCs w:val="26"/>
           <w:u w:val="none"/>
           <w:shd w:fill="auto" w:val="clear"/>
           <w:vertAlign w:val="baseline"/>
@@ -13267,75 +9675,28 @@
     </w:p>
     <w:p>
       <w:pPr>
-        <w:keepNext w:val="0"/>
-        <w:keepLines w:val="0"/>
-        <w:pageBreakBefore w:val="0"/>
-        <w:widowControl w:val="1"/>
         <w:pBdr>
           <w:top w:space="0" w:sz="0" w:val="nil"/>
           <w:left w:space="0" w:sz="0" w:val="nil"/>
-          <w:bottom w:space="0" w:sz="0" w:val="nil"/>
+          <w:bottom w:space="1" w:sz="6" w:val="single" w:color="000000"/>
           <w:right w:space="0" w:sz="0" w:val="nil"/>
           <w:between w:space="0" w:sz="0" w:val="nil"/>
         </w:pBdr>
-        <w:shd w:fill="auto" w:val="clear"/>
-        <w:spacing w:after="120" w:before="120" w:line="240" w:lineRule="auto"/>
-        <w:ind w:left="2160" w:right="0" w:firstLine="720"/>
-        <w:jc w:val="left"/>
-        <w:rPr>
-          <w:rFonts w:ascii="Times New Roman" w:cs="Times New Roman" w:eastAsia="Times New Roman" w:hAnsi="Times New Roman"/>
-          <w:b w:val="0"/>
-          <w:bCs w:val="0"/>
-          <w:i w:val="0"/>
-          <w:iCs w:val="0"/>
-          <w:smallCaps w:val="0"/>
-          <w:strike w:val="0"/>
-          <w:color w:val="000000"/>
-          <w:sz w:val="28"/>
-          <w:szCs w:val="28"/>
-          <w:u w:val="none"/>
-          <w:shd w:fill="auto" w:val="clear"/>
-          <w:vertAlign w:val="baseline"/>
+        <w:spacing w:after="0" w:before="0" w:line="20" w:lineRule="auto"/>
+        <w:ind w:left="3138" w:right="3138" w:firstLine="0"/>
+        <w:jc w:val="center"/>
+        <w:rPr>
+          <w:rFonts w:ascii="Times New Roman" w:hAnsi="Times New Roman"/>
+          <w:sz w:val="2"/>
+          <w:szCs w:val="2"/>
         </w:rPr>
       </w:pPr>
-      <w:r>
-        <w:rPr>
-          <w:rtl w:val="0"/>
-        </w:rPr>
-      </w:r>
     </w:p>
     <w:p>
       <w:pPr>
-        <w:keepNext w:val="0"/>
-        <w:keepLines w:val="0"/>
-        <w:pageBreakBefore w:val="0"/>
-        <w:widowControl w:val="1"/>
-        <w:pBdr>
-          <w:top w:space="0" w:sz="0" w:val="nil"/>
-          <w:left w:space="0" w:sz="0" w:val="nil"/>
-          <w:bottom w:space="0" w:sz="0" w:val="nil"/>
-          <w:right w:space="0" w:sz="0" w:val="nil"/>
-          <w:between w:space="0" w:sz="0" w:val="nil"/>
-        </w:pBdr>
-        <w:shd w:fill="auto" w:val="clear"/>
-        <w:spacing w:after="120" w:before="120" w:line="240" w:lineRule="auto"/>
-        <w:ind w:left="1701" w:right="0" w:firstLine="992.0000000000002"/>
-        <w:jc w:val="left"/>
-        <w:rPr>
-          <w:rFonts w:ascii="Times New Roman" w:cs="Times New Roman" w:eastAsia="Times New Roman" w:hAnsi="Times New Roman"/>
-          <w:b w:val="0"/>
-          <w:bCs w:val="0"/>
-          <w:i w:val="0"/>
-          <w:iCs w:val="0"/>
-          <w:smallCaps w:val="0"/>
-          <w:strike w:val="0"/>
-          <w:color w:val="000000"/>
-          <w:sz w:val="28"/>
-          <w:szCs w:val="28"/>
-          <w:u w:val="none"/>
-          <w:shd w:fill="auto" w:val="clear"/>
-          <w:vertAlign w:val="baseline"/>
-        </w:rPr>
+        <w:spacing w:after="0" w:before="240" w:line="240" w:lineRule="auto"/>
+        <w:ind w:left="0" w:right="0" w:firstLine="0"/>
+        <w:jc w:val="center"/>
       </w:pPr>
       <w:r>
         <w:rPr>
@@ -13359,36 +9720,9 @@
     </w:p>
     <w:p>
       <w:pPr>
-        <w:keepNext w:val="0"/>
-        <w:keepLines w:val="0"/>
-        <w:pageBreakBefore w:val="0"/>
-        <w:widowControl w:val="1"/>
-        <w:pBdr>
-          <w:top w:space="0" w:sz="0" w:val="nil"/>
-          <w:left w:space="0" w:sz="0" w:val="nil"/>
-          <w:bottom w:space="0" w:sz="0" w:val="nil"/>
-          <w:right w:space="0" w:sz="0" w:val="nil"/>
-          <w:between w:space="0" w:sz="0" w:val="nil"/>
-        </w:pBdr>
-        <w:shd w:fill="auto" w:val="clear"/>
-        <w:spacing w:after="120" w:before="120" w:line="240" w:lineRule="auto"/>
-        <w:ind w:left="1701" w:right="0" w:hanging="1701"/>
+        <w:spacing w:after="0" w:before="0" w:line="240" w:lineRule="auto"/>
+        <w:ind w:left="0" w:right="0" w:firstLine="0"/>
         <w:jc w:val="center"/>
-        <w:rPr>
-          <w:rFonts w:ascii="Times New Roman" w:cs="Times New Roman" w:eastAsia="Times New Roman" w:hAnsi="Times New Roman"/>
-          <w:b w:val="0"/>
-          <w:bCs w:val="0"/>
-          <w:i w:val="0"/>
-          <w:iCs w:val="0"/>
-          <w:smallCaps w:val="0"/>
-          <w:strike w:val="0"/>
-          <w:color w:val="000000"/>
-          <w:sz w:val="28"/>
-          <w:szCs w:val="28"/>
-          <w:u w:val="none"/>
-          <w:shd w:fill="auto" w:val="clear"/>
-          <w:vertAlign w:val="baseline"/>
-        </w:rPr>
       </w:pPr>
       <w:r>
         <w:rPr>
@@ -13460,7 +9794,7 @@
           <w:vertAlign w:val="baseline"/>
           <w:rtl w:val="0"/>
         </w:rPr>
-        <w:t xml:space="preserve">Hải quan Khu chế xuất và Khu công nghiệp Hải Phòng – Chi cục Hải quan khu vực III thông báo tình hình làm thủ tục nhập khẩu tại chỗ của các doanh nghiệp đã làm thủ tục hải quan (từ ngày {{FROM_DATE}} đến ngày {{TO_DATE}}, chi tiết theo bảng kê đính kèm. Đầu mối trao đổi thông tin liên hệ: Đ/c Nguyễn Hoàng Long; Số di động 0989.281.263.</w:t>
+        <w:t xml:space="preserve">Hải quan Khu chế xuất và Khu công nghiệp Hải Phòng – Chi cục Hải quan khu vực III thông báo tình hình làm thủ tục nhập khẩu tại chỗ của các doanh nghiệp đã làm thủ tục hải quan (từ ngày {{FROM_DATE}} đến ngày {{TO_DATE}}, chi tiết theo bảng kê đính kèm). Đầu mối trao đổi thông tin liên hệ: Đ/c Nguyễn Hoàng Long; Số di động 0989.281.263.</w:t>
       </w:r>
     </w:p>
     <w:p>
@@ -13532,7 +9866,7 @@
           <w:vertAlign w:val="baseline"/>
           <w:rtl w:val="0"/>
         </w:rPr>
-        <w:t xml:space="preserve">/.    </w:t>
+        <w:t xml:space="preserve">/.</w:t>
       </w:r>
       <w:r>
         <w:rPr>
@@ -13543,18 +9877,22 @@
     <w:tbl>
       <w:tblPr>
         <w:tblStyle w:val="Table16"/>
-        <w:tblW w:w="9054.0" w:type="dxa"/>
+        <w:tblW w:w="9355" w:type="dxa"/>
         <w:jc w:val="center"/>
+        <w:tblCellMar>
+          <w:left w:w="0" w:type="dxa"/>
+          <w:right w:w="0" w:type="dxa"/>
+        </w:tblCellMar>
         <w:tblLayout w:type="fixed"/>
         <w:tblLook w:val="0000"/>
       </w:tblPr>
       <w:tblGrid>
-        <w:gridCol w:w="4068"/>
-        <w:gridCol w:w="4986"/>
+        <w:gridCol w:w="4203"/>
+        <w:gridCol w:w="5152"/>
         <w:tblGridChange w:id="0">
           <w:tblGrid>
-            <w:gridCol w:w="4068"/>
-            <w:gridCol w:w="4986"/>
+            <w:gridCol w:w="4203"/>
+            <w:gridCol w:w="5152"/>
           </w:tblGrid>
         </w:tblGridChange>
       </w:tblGrid>
@@ -13580,7 +9918,7 @@
               </w:pBdr>
               <w:shd w:fill="auto" w:val="clear"/>
               <w:spacing w:after="0" w:before="0" w:line="240" w:lineRule="auto"/>
-              <w:ind w:left="-117" w:right="0" w:firstLine="0"/>
+              <w:ind w:left="0" w:right="0" w:firstLine="0"/>
               <w:jc w:val="left"/>
               <w:rPr>
                 <w:rFonts w:ascii="Times New Roman" w:cs="Times New Roman" w:eastAsia="Times New Roman" w:hAnsi="Times New Roman"/>
@@ -13656,7 +9994,7 @@
               </w:pBdr>
               <w:shd w:fill="auto" w:val="clear"/>
               <w:spacing w:after="0" w:before="0" w:line="240" w:lineRule="auto"/>
-              <w:ind w:left="-119" w:right="0" w:firstLine="0"/>
+              <w:ind w:left="0" w:right="0" w:firstLine="0"/>
               <w:jc w:val="left"/>
               <w:rPr>
                 <w:rFonts w:ascii="Times New Roman" w:cs="Times New Roman" w:eastAsia="Times New Roman" w:hAnsi="Times New Roman"/>
@@ -13718,7 +10056,7 @@
               </w:pBdr>
               <w:shd w:fill="auto" w:val="clear"/>
               <w:spacing w:after="0" w:before="0" w:line="240" w:lineRule="auto"/>
-              <w:ind w:left="-119" w:right="0" w:firstLine="0"/>
+              <w:ind w:left="0" w:right="0" w:firstLine="0"/>
               <w:jc w:val="left"/>
               <w:rPr>
                 <w:rFonts w:ascii="Times New Roman" w:cs="Times New Roman" w:eastAsia="Times New Roman" w:hAnsi="Times New Roman"/>
@@ -13950,6 +10288,7 @@
           </w:p>
           <w:p>
             <w:pPr>
+              <w:spacing w:after="0" w:before="0" w:line="240" w:lineRule="auto"/>
               <w:rPr>
                 <w:rFonts w:ascii="Times New Roman" w:cs="Times New Roman" w:eastAsia="Times New Roman" w:hAnsi="Times New Roman"/>
                 <w:sz w:val="28"/>
@@ -13964,6 +10303,7 @@
           </w:p>
           <w:p>
             <w:pPr>
+              <w:spacing w:after="0" w:before="0" w:line="240" w:lineRule="auto"/>
               <w:rPr>
                 <w:rFonts w:ascii="Times New Roman" w:cs="Times New Roman" w:eastAsia="Times New Roman" w:hAnsi="Times New Roman"/>
                 <w:sz w:val="28"/>
@@ -14018,7 +10358,7 @@
                 <w:iCs w:val="0"/>
                 <w:smallCaps w:val="0"/>
                 <w:strike w:val="0"/>
-                <w:color w:val="ff0000"/>
+                <w:color w:val="000000"/>
                 <w:sz w:val="28"/>
                 <w:szCs w:val="28"/>
                 <w:u w:val="none"/>
@@ -14039,40 +10379,16 @@
     </w:tbl>
     <w:p>
       <w:pPr>
-        <w:rPr>
-          <w:rFonts w:ascii="Times New Roman" w:cs="Times New Roman" w:eastAsia="Times New Roman" w:hAnsi="Times New Roman"/>
-          <w:sz w:val="28"/>
-          <w:szCs w:val="28"/>
-        </w:rPr>
-      </w:pPr>
-      <w:r>
-        <w:rPr>
-          <w:rtl w:val="0"/>
-        </w:rPr>
-      </w:r>
-    </w:p>
-    <w:p>
-      <w:pPr>
-        <w:spacing w:after="160" w:line="259" w:lineRule="auto"/>
-        <w:rPr>
-          <w:rFonts w:ascii="Times New Roman" w:cs="Times New Roman" w:eastAsia="Times New Roman" w:hAnsi="Times New Roman"/>
-          <w:sz w:val="28"/>
-          <w:szCs w:val="28"/>
-        </w:rPr>
+        <w:spacing w:after="0" w:before="0" w:line="240" w:lineRule="auto"/>
       </w:pPr>
       <w:r>
         <w:br w:type="page"/>
-      </w:r>
-      <w:r>
-        <w:rPr>
-          <w:rtl w:val="0"/>
-        </w:rPr>
       </w:r>
     </w:p>
     <w:tbl>
       <w:tblPr>
         <w:tblStyle w:val="Table17"/>
-        <w:tblW w:w="10836.0" w:type="dxa"/>
+        <w:tblW w:w="9355" w:type="dxa"/>
         <w:jc w:val="left"/>
         <w:tblInd w:w="-630.0" w:type="dxa"/>
         <w:tblBorders>
@@ -14083,16 +10399,20 @@
           <w:insideH w:color="000000" w:space="0" w:sz="0" w:val="nil"/>
           <w:insideV w:color="000000" w:space="0" w:sz="0" w:val="nil"/>
         </w:tblBorders>
+        <w:tblCellMar>
+          <w:left w:w="0" w:type="dxa"/>
+          <w:right w:w="0" w:type="dxa"/>
+        </w:tblCellMar>
         <w:tblLayout w:type="fixed"/>
         <w:tblLook w:val="0400"/>
       </w:tblPr>
       <w:tblGrid>
-        <w:gridCol w:w="5108"/>
-        <w:gridCol w:w="5728"/>
+        <w:gridCol w:w="4100"/>
+        <w:gridCol w:w="5255"/>
         <w:tblGridChange w:id="0">
           <w:tblGrid>
-            <w:gridCol w:w="5108"/>
-            <w:gridCol w:w="5728"/>
+            <w:gridCol w:w="4100"/>
+            <w:gridCol w:w="5255"/>
           </w:tblGrid>
         </w:tblGridChange>
       </w:tblGrid>
@@ -14175,7 +10495,7 @@
               </w:pBdr>
               <w:shd w:fill="auto" w:val="clear"/>
               <w:spacing w:after="0" w:before="0" w:line="240" w:lineRule="auto"/>
-              <w:ind w:left="-108" w:right="0" w:firstLine="0"/>
+              <w:ind w:left="0" w:right="0" w:firstLine="0"/>
               <w:jc w:val="center"/>
               <w:rPr>
                 <w:rFonts w:ascii="Times New Roman" w:cs="Times New Roman" w:eastAsia="Times New Roman" w:hAnsi="Times New Roman"/>
@@ -14228,7 +10548,7 @@
               </w:pBdr>
               <w:shd w:fill="auto" w:val="clear"/>
               <w:spacing w:after="0" w:before="0" w:line="360" w:lineRule="auto"/>
-              <w:ind w:left="-108" w:right="0" w:firstLine="0"/>
+              <w:ind w:left="0" w:right="0" w:firstLine="0"/>
               <w:jc w:val="center"/>
               <w:rPr>
                 <w:rFonts w:ascii="Times New Roman" w:cs="Times New Roman" w:eastAsia="Times New Roman" w:hAnsi="Times New Roman"/>
@@ -14265,98 +10585,25 @@
               </w:rPr>
               <w:t xml:space="preserve">KHU CÔNG NGHIỆP HẢI PHÒNG</w:t>
             </w:r>
-            <w:r>
-              <mc:AlternateContent>
-                <mc:Choice Requires="wps">
-                  <w:drawing>
-                    <wp:anchor allowOverlap="1" behindDoc="0" distB="0" distT="0" distL="114300" distR="114300" hidden="0" layoutInCell="1" locked="0" relativeHeight="0" simplePos="0">
-                      <wp:simplePos x="0" y="0"/>
-                      <wp:positionH relativeFrom="column">
-                        <wp:posOffset>922019</wp:posOffset>
-                      </wp:positionH>
-                      <wp:positionV relativeFrom="paragraph">
-                        <wp:posOffset>194945</wp:posOffset>
-                      </wp:positionV>
-                      <wp:extent cx="1149350" cy="12700"/>
-                      <wp:effectExtent b="0" l="0" r="0" t="0"/>
-                      <wp:wrapNone/>
-                      <wp:docPr id="5" name=""/>
-                      <a:graphic>
-                        <a:graphicData uri="http://schemas.microsoft.com/office/word/2010/wordprocessingShape">
-                          <wps:wsp>
-                            <wps:cNvCnPr/>
-                            <wps:spPr>
-                              <a:xfrm>
-                                <a:off x="4771325" y="3780000"/>
-                                <a:ext cx="1149350" cy="0"/>
-                              </a:xfrm>
-                              <a:prstGeom prst="straightConnector1">
-                                <a:avLst/>
-                              </a:prstGeom>
-                              <a:noFill/>
-                              <a:ln cap="flat" cmpd="sng" w="12700">
-                                <a:solidFill>
-                                  <a:schemeClr val="dk1"/>
-                                </a:solidFill>
-                                <a:prstDash val="solid"/>
-                                <a:miter lim="8000"/>
-                                <a:headEnd len="sm" w="sm" type="none"/>
-                                <a:tailEnd len="sm" w="sm" type="none"/>
-                              </a:ln>
-                            </wps:spPr>
-                            <wps:bodyPr anchorCtr="0" anchor="ctr" bIns="91425" lIns="91425" spcFirstLastPara="1" rIns="91425" wrap="square" tIns="91425">
-                              <a:noAutofit/>
-                            </wps:bodyPr>
-                          </wps:wsp>
-                        </a:graphicData>
-                      </a:graphic>
-                    </wp:anchor>
-                  </w:drawing>
-                </mc:Choice>
-                <mc:Fallback>
-                  <w:drawing>
-                    <wp:anchor allowOverlap="1" behindDoc="0" distB="0" distT="0" distL="114300" distR="114300" hidden="0" layoutInCell="1" locked="0" relativeHeight="0" simplePos="0">
-                      <wp:simplePos x="0" y="0"/>
-                      <wp:positionH relativeFrom="column">
-                        <wp:posOffset>922019</wp:posOffset>
-                      </wp:positionH>
-                      <wp:positionV relativeFrom="paragraph">
-                        <wp:posOffset>194945</wp:posOffset>
-                      </wp:positionV>
-                      <wp:extent cx="1149350" cy="12700"/>
-                      <wp:effectExtent b="0" l="0" r="0" t="0"/>
-                      <wp:wrapNone/>
-                      <wp:docPr id="5" name="image5.png"/>
-                      <a:graphic>
-                        <a:graphicData uri="http://schemas.openxmlformats.org/drawingml/2006/picture">
-                          <pic:pic>
-                            <pic:nvPicPr>
-                              <pic:cNvPr id="0" name="image5.png"/>
-                              <pic:cNvPicPr preferRelativeResize="0"/>
-                            </pic:nvPicPr>
-                            <pic:blipFill>
-                              <a:blip r:embed="rId7"/>
-                              <a:srcRect/>
-                              <a:stretch>
-                                <a:fillRect/>
-                              </a:stretch>
-                            </pic:blipFill>
-                            <pic:spPr>
-                              <a:xfrm>
-                                <a:off x="0" y="0"/>
-                                <a:ext cx="1149350" cy="12700"/>
-                              </a:xfrm>
-                              <a:prstGeom prst="rect"/>
-                              <a:ln/>
-                            </pic:spPr>
-                          </pic:pic>
-                        </a:graphicData>
-                      </a:graphic>
-                    </wp:anchor>
-                  </w:drawing>
-                </mc:Fallback>
-              </mc:AlternateContent>
-            </w:r>
+          </w:p>
+          <w:p>
+            <w:pPr>
+              <w:pBdr>
+                <w:top w:space="0" w:sz="0" w:val="nil"/>
+                <w:left w:space="0" w:sz="0" w:val="nil"/>
+                <w:bottom w:space="1" w:sz="6" w:val="single" w:color="000000"/>
+                <w:right w:space="0" w:sz="0" w:val="nil"/>
+                <w:between w:space="0" w:sz="0" w:val="nil"/>
+              </w:pBdr>
+              <w:spacing w:after="0" w:before="0" w:line="20" w:lineRule="auto"/>
+              <w:ind w:left="1145" w:right="1145" w:firstLine="0"/>
+              <w:jc w:val="center"/>
+              <w:rPr>
+                <w:rFonts w:ascii="Times New Roman" w:hAnsi="Times New Roman"/>
+                <w:sz w:val="2"/>
+                <w:szCs w:val="2"/>
+              </w:rPr>
+            </w:pPr>
           </w:p>
           <w:p>
             <w:pPr>
@@ -14377,7 +10624,7 @@
                 <w:szCs w:val="26"/>
                 <w:rtl w:val="0"/>
               </w:rPr>
-              <w:t xml:space="preserve">Số:………../TB-KCX-KCN(GC)</w:t>
+              <w:t xml:space="preserve">Số: ………../TB-KCX-KCN(GC)</w:t>
             </w:r>
             <w:r>
               <w:rPr>
@@ -14406,7 +10653,7 @@
                 <w:tab w:val="center" w:leader="none" w:pos="1620"/>
               </w:tabs>
               <w:spacing w:after="0" w:before="0" w:line="240" w:lineRule="auto"/>
-              <w:ind w:left="0" w:right="-250" w:firstLine="0"/>
+              <w:ind w:left="0" w:right="0" w:firstLine="0"/>
               <w:jc w:val="center"/>
               <w:rPr>
                 <w:rFonts w:ascii="Times New Roman" w:cs="Times New Roman" w:eastAsia="Times New Roman" w:hAnsi="Times New Roman"/>
@@ -14441,191 +10688,7 @@
                 <w:vertAlign w:val="baseline"/>
                 <w:rtl w:val="0"/>
               </w:rPr>
-              <w:t xml:space="preserve">CỘNG HOÀ XÃ HỘI CHỦ NGHĨA VIỆT NAM</w:t>
-            </w:r>
-            <w:r>
-              <mc:AlternateContent>
-                <mc:Choice Requires="wps">
-                  <w:drawing>
-                    <wp:anchor allowOverlap="1" behindDoc="0" distB="0" distT="0" distL="114300" distR="114300" hidden="0" layoutInCell="1" locked="0" relativeHeight="0" simplePos="0">
-                      <wp:simplePos x="0" y="0"/>
-                      <wp:positionH relativeFrom="column">
-                        <wp:posOffset>4204970</wp:posOffset>
-                      </wp:positionH>
-                      <wp:positionV relativeFrom="paragraph">
-                        <wp:posOffset>1264285</wp:posOffset>
-                      </wp:positionV>
-                      <wp:extent cx="1955800" cy="12700"/>
-                      <wp:effectExtent b="0" l="0" r="0" t="0"/>
-                      <wp:wrapNone/>
-                      <wp:docPr id="9" name=""/>
-                      <a:graphic>
-                        <a:graphicData uri="http://schemas.microsoft.com/office/word/2010/wordprocessingShape">
-                          <wps:wsp>
-                            <wps:cNvCnPr/>
-                            <wps:spPr>
-                              <a:xfrm>
-                                <a:off x="4368100" y="3780000"/>
-                                <a:ext cx="1955800" cy="0"/>
-                              </a:xfrm>
-                              <a:prstGeom prst="straightConnector1">
-                                <a:avLst/>
-                              </a:prstGeom>
-                              <a:noFill/>
-                              <a:ln cap="flat" cmpd="sng" w="9525">
-                                <a:solidFill>
-                                  <a:srgbClr val="000000"/>
-                                </a:solidFill>
-                                <a:prstDash val="solid"/>
-                                <a:round/>
-                                <a:headEnd len="med" w="med" type="none"/>
-                                <a:tailEnd len="med" w="med" type="none"/>
-                              </a:ln>
-                            </wps:spPr>
-                            <wps:bodyPr anchorCtr="0" anchor="ctr" bIns="91425" lIns="91425" spcFirstLastPara="1" rIns="91425" wrap="square" tIns="91425">
-                              <a:noAutofit/>
-                            </wps:bodyPr>
-                          </wps:wsp>
-                        </a:graphicData>
-                      </a:graphic>
-                    </wp:anchor>
-                  </w:drawing>
-                </mc:Choice>
-                <mc:Fallback>
-                  <w:drawing>
-                    <wp:anchor allowOverlap="1" behindDoc="0" distB="0" distT="0" distL="114300" distR="114300" hidden="0" layoutInCell="1" locked="0" relativeHeight="0" simplePos="0">
-                      <wp:simplePos x="0" y="0"/>
-                      <wp:positionH relativeFrom="column">
-                        <wp:posOffset>4204970</wp:posOffset>
-                      </wp:positionH>
-                      <wp:positionV relativeFrom="paragraph">
-                        <wp:posOffset>1264285</wp:posOffset>
-                      </wp:positionV>
-                      <wp:extent cx="1955800" cy="12700"/>
-                      <wp:effectExtent b="0" l="0" r="0" t="0"/>
-                      <wp:wrapNone/>
-                      <wp:docPr id="9" name="image9.png"/>
-                      <a:graphic>
-                        <a:graphicData uri="http://schemas.openxmlformats.org/drawingml/2006/picture">
-                          <pic:pic>
-                            <pic:nvPicPr>
-                              <pic:cNvPr id="0" name="image9.png"/>
-                              <pic:cNvPicPr preferRelativeResize="0"/>
-                            </pic:nvPicPr>
-                            <pic:blipFill>
-                              <a:blip r:embed="rId7"/>
-                              <a:srcRect/>
-                              <a:stretch>
-                                <a:fillRect/>
-                              </a:stretch>
-                            </pic:blipFill>
-                            <pic:spPr>
-                              <a:xfrm>
-                                <a:off x="0" y="0"/>
-                                <a:ext cx="1955800" cy="12700"/>
-                              </a:xfrm>
-                              <a:prstGeom prst="rect"/>
-                              <a:ln/>
-                            </pic:spPr>
-                          </pic:pic>
-                        </a:graphicData>
-                      </a:graphic>
-                    </wp:anchor>
-                  </w:drawing>
-                </mc:Fallback>
-              </mc:AlternateContent>
-            </w:r>
-            <w:r>
-              <mc:AlternateContent>
-                <mc:Choice Requires="wps">
-                  <w:drawing>
-                    <wp:anchor allowOverlap="1" behindDoc="0" distB="0" distT="0" distL="114300" distR="114300" hidden="0" layoutInCell="1" locked="0" relativeHeight="0" simplePos="0">
-                      <wp:simplePos x="0" y="0"/>
-                      <wp:positionH relativeFrom="column">
-                        <wp:posOffset>4204970</wp:posOffset>
-                      </wp:positionH>
-                      <wp:positionV relativeFrom="paragraph">
-                        <wp:posOffset>1264285</wp:posOffset>
-                      </wp:positionV>
-                      <wp:extent cx="1955800" cy="12700"/>
-                      <wp:effectExtent b="0" l="0" r="0" t="0"/>
-                      <wp:wrapNone/>
-                      <wp:docPr id="21" name=""/>
-                      <a:graphic>
-                        <a:graphicData uri="http://schemas.microsoft.com/office/word/2010/wordprocessingShape">
-                          <wps:wsp>
-                            <wps:cNvCnPr/>
-                            <wps:spPr>
-                              <a:xfrm>
-                                <a:off x="4368100" y="3780000"/>
-                                <a:ext cx="1955800" cy="0"/>
-                              </a:xfrm>
-                              <a:prstGeom prst="straightConnector1">
-                                <a:avLst/>
-                              </a:prstGeom>
-                              <a:noFill/>
-                              <a:ln cap="flat" cmpd="sng" w="9525">
-                                <a:solidFill>
-                                  <a:srgbClr val="000000"/>
-                                </a:solidFill>
-                                <a:prstDash val="solid"/>
-                                <a:round/>
-                                <a:headEnd len="med" w="med" type="none"/>
-                                <a:tailEnd len="med" w="med" type="none"/>
-                              </a:ln>
-                            </wps:spPr>
-                            <wps:bodyPr anchorCtr="0" anchor="ctr" bIns="91425" lIns="91425" spcFirstLastPara="1" rIns="91425" wrap="square" tIns="91425">
-                              <a:noAutofit/>
-                            </wps:bodyPr>
-                          </wps:wsp>
-                        </a:graphicData>
-                      </a:graphic>
-                    </wp:anchor>
-                  </w:drawing>
-                </mc:Choice>
-                <mc:Fallback>
-                  <w:drawing>
-                    <wp:anchor allowOverlap="1" behindDoc="0" distB="0" distT="0" distL="114300" distR="114300" hidden="0" layoutInCell="1" locked="0" relativeHeight="0" simplePos="0">
-                      <wp:simplePos x="0" y="0"/>
-                      <wp:positionH relativeFrom="column">
-                        <wp:posOffset>4204970</wp:posOffset>
-                      </wp:positionH>
-                      <wp:positionV relativeFrom="paragraph">
-                        <wp:posOffset>1264285</wp:posOffset>
-                      </wp:positionV>
-                      <wp:extent cx="1955800" cy="12700"/>
-                      <wp:effectExtent b="0" l="0" r="0" t="0"/>
-                      <wp:wrapNone/>
-                      <wp:docPr id="21" name="image21.png"/>
-                      <a:graphic>
-                        <a:graphicData uri="http://schemas.openxmlformats.org/drawingml/2006/picture">
-                          <pic:pic>
-                            <pic:nvPicPr>
-                              <pic:cNvPr id="0" name="image21.png"/>
-                              <pic:cNvPicPr preferRelativeResize="0"/>
-                            </pic:nvPicPr>
-                            <pic:blipFill>
-                              <a:blip r:embed="rId7"/>
-                              <a:srcRect/>
-                              <a:stretch>
-                                <a:fillRect/>
-                              </a:stretch>
-                            </pic:blipFill>
-                            <pic:spPr>
-                              <a:xfrm>
-                                <a:off x="0" y="0"/>
-                                <a:ext cx="1955800" cy="12700"/>
-                              </a:xfrm>
-                              <a:prstGeom prst="rect"/>
-                              <a:ln/>
-                            </pic:spPr>
-                          </pic:pic>
-                        </a:graphicData>
-                      </a:graphic>
-                    </wp:anchor>
-                  </w:drawing>
-                </mc:Fallback>
-              </mc:AlternateContent>
+              <w:t xml:space="preserve">CỘNG HÒA XÃ HỘI CHỦ NGHĨA VIỆT NAM</w:t>
             </w:r>
           </w:p>
           <w:p>
@@ -14646,7 +10709,7 @@
                 <w:tab w:val="center" w:leader="none" w:pos="1620"/>
               </w:tabs>
               <w:spacing w:after="0" w:before="0" w:line="360" w:lineRule="auto"/>
-              <w:ind w:left="0" w:right="33" w:firstLine="0"/>
+              <w:ind w:left="0" w:right="0" w:firstLine="0"/>
               <w:jc w:val="center"/>
               <w:rPr>
                 <w:rFonts w:ascii="Times New Roman" w:cs="Times New Roman" w:eastAsia="Times New Roman" w:hAnsi="Times New Roman"/>
@@ -14681,100 +10744,27 @@
                 <w:vertAlign w:val="baseline"/>
                 <w:rtl w:val="0"/>
               </w:rPr>
-              <w:t xml:space="preserve">      Độc lập - Tự do - Hạnh phúc</w:t>
-            </w:r>
-            <w:r>
-              <mc:AlternateContent>
-                <mc:Choice Requires="wps">
-                  <w:drawing>
-                    <wp:anchor allowOverlap="1" behindDoc="0" distB="0" distT="0" distL="114300" distR="114300" hidden="0" layoutInCell="1" locked="0" relativeHeight="0" simplePos="0">
-                      <wp:simplePos x="0" y="0"/>
-                      <wp:positionH relativeFrom="column">
-                        <wp:posOffset>922019</wp:posOffset>
-                      </wp:positionH>
-                      <wp:positionV relativeFrom="paragraph">
-                        <wp:posOffset>219075</wp:posOffset>
-                      </wp:positionV>
-                      <wp:extent cx="1936750" cy="12700"/>
-                      <wp:effectExtent b="0" l="0" r="0" t="0"/>
-                      <wp:wrapNone/>
-                      <wp:docPr id="23" name=""/>
-                      <a:graphic>
-                        <a:graphicData uri="http://schemas.microsoft.com/office/word/2010/wordprocessingShape">
-                          <wps:wsp>
-                            <wps:cNvCnPr/>
-                            <wps:spPr>
-                              <a:xfrm>
-                                <a:off x="4377625" y="3780000"/>
-                                <a:ext cx="1936750" cy="0"/>
-                              </a:xfrm>
-                              <a:prstGeom prst="straightConnector1">
-                                <a:avLst/>
-                              </a:prstGeom>
-                              <a:noFill/>
-                              <a:ln cap="flat" cmpd="sng" w="12700">
-                                <a:solidFill>
-                                  <a:schemeClr val="dk1"/>
-                                </a:solidFill>
-                                <a:prstDash val="solid"/>
-                                <a:miter lim="8000"/>
-                                <a:headEnd len="sm" w="sm" type="none"/>
-                                <a:tailEnd len="sm" w="sm" type="none"/>
-                              </a:ln>
-                            </wps:spPr>
-                            <wps:bodyPr anchorCtr="0" anchor="ctr" bIns="91425" lIns="91425" spcFirstLastPara="1" rIns="91425" wrap="square" tIns="91425">
-                              <a:noAutofit/>
-                            </wps:bodyPr>
-                          </wps:wsp>
-                        </a:graphicData>
-                      </a:graphic>
-                    </wp:anchor>
-                  </w:drawing>
-                </mc:Choice>
-                <mc:Fallback>
-                  <w:drawing>
-                    <wp:anchor allowOverlap="1" behindDoc="0" distB="0" distT="0" distL="114300" distR="114300" hidden="0" layoutInCell="1" locked="0" relativeHeight="0" simplePos="0">
-                      <wp:simplePos x="0" y="0"/>
-                      <wp:positionH relativeFrom="column">
-                        <wp:posOffset>922019</wp:posOffset>
-                      </wp:positionH>
-                      <wp:positionV relativeFrom="paragraph">
-                        <wp:posOffset>219075</wp:posOffset>
-                      </wp:positionV>
-                      <wp:extent cx="1936750" cy="12700"/>
-                      <wp:effectExtent b="0" l="0" r="0" t="0"/>
-                      <wp:wrapNone/>
-                      <wp:docPr id="23" name="image23.png"/>
-                      <a:graphic>
-                        <a:graphicData uri="http://schemas.openxmlformats.org/drawingml/2006/picture">
-                          <pic:pic>
-                            <pic:nvPicPr>
-                              <pic:cNvPr id="0" name="image23.png"/>
-                              <pic:cNvPicPr preferRelativeResize="0"/>
-                            </pic:nvPicPr>
-                            <pic:blipFill>
-                              <a:blip r:embed="rId7"/>
-                              <a:srcRect/>
-                              <a:stretch>
-                                <a:fillRect/>
-                              </a:stretch>
-                            </pic:blipFill>
-                            <pic:spPr>
-                              <a:xfrm>
-                                <a:off x="0" y="0"/>
-                                <a:ext cx="1936750" cy="12700"/>
-                              </a:xfrm>
-                              <a:prstGeom prst="rect"/>
-                              <a:ln/>
-                            </pic:spPr>
-                          </pic:pic>
-                        </a:graphicData>
-                      </a:graphic>
-                    </wp:anchor>
-                  </w:drawing>
-                </mc:Fallback>
-              </mc:AlternateContent>
-            </w:r>
+              <w:t xml:space="preserve">Độc lập - Tự do - Hạnh phúc</w:t>
+            </w:r>
+          </w:p>
+          <w:p>
+            <w:pPr>
+              <w:pBdr>
+                <w:top w:space="0" w:sz="0" w:val="nil"/>
+                <w:left w:space="0" w:sz="0" w:val="nil"/>
+                <w:bottom w:space="1" w:sz="6" w:val="single" w:color="000000"/>
+                <w:right w:space="0" w:sz="0" w:val="nil"/>
+                <w:between w:space="0" w:sz="0" w:val="nil"/>
+              </w:pBdr>
+              <w:spacing w:after="0" w:before="0" w:line="20" w:lineRule="auto"/>
+              <w:ind w:left="1102" w:right="1102" w:firstLine="0"/>
+              <w:jc w:val="center"/>
+              <w:rPr>
+                <w:rFonts w:ascii="Times New Roman" w:hAnsi="Times New Roman"/>
+                <w:sz w:val="2"/>
+                <w:szCs w:val="2"/>
+              </w:rPr>
+            </w:pPr>
           </w:p>
           <w:p>
             <w:pPr>
@@ -14795,7 +10785,7 @@
                 <w:tab w:val="center" w:leader="none" w:pos="1620"/>
               </w:tabs>
               <w:spacing w:after="0" w:before="120" w:line="360" w:lineRule="auto"/>
-              <w:ind w:left="0" w:right="-95" w:firstLine="0"/>
+              <w:ind w:left="0" w:right="0" w:firstLine="0"/>
               <w:jc w:val="center"/>
               <w:rPr>
                 <w:rFonts w:ascii="Times New Roman" w:cs="Times New Roman" w:eastAsia="Times New Roman" w:hAnsi="Times New Roman"/>
@@ -14830,7 +10820,7 @@
                 <w:vertAlign w:val="baseline"/>
                 <w:rtl w:val="0"/>
               </w:rPr>
-              <w:t xml:space="preserve"> Phường Ngô Quyền, ngày     tháng {{DOC_MONTH}} năm {{DOC_YEAR}}</w:t>
+              <w:t xml:space="preserve">Hải Phòng, ngày     tháng {{DOC_MONTH}} năm {{DOC_YEAR}}</w:t>
             </w:r>
             <w:r>
               <w:rPr>
@@ -14939,8 +10929,8 @@
           <w:smallCaps w:val="0"/>
           <w:strike w:val="0"/>
           <w:color w:val="000000"/>
-          <w:sz w:val="28"/>
-          <w:szCs w:val="28"/>
+          <w:sz w:val="26"/>
+          <w:szCs w:val="26"/>
           <w:u w:val="none"/>
           <w:shd w:fill="auto" w:val="clear"/>
           <w:vertAlign w:val="baseline"/>
@@ -14956,8 +10946,8 @@
           <w:smallCaps w:val="0"/>
           <w:strike w:val="0"/>
           <w:color w:val="000000"/>
-          <w:sz w:val="28"/>
-          <w:szCs w:val="28"/>
+          <w:sz w:val="26"/>
+          <w:szCs w:val="26"/>
           <w:u w:val="none"/>
           <w:shd w:fill="auto" w:val="clear"/>
           <w:vertAlign w:val="baseline"/>
@@ -14968,75 +10958,28 @@
     </w:p>
     <w:p>
       <w:pPr>
-        <w:keepNext w:val="0"/>
-        <w:keepLines w:val="0"/>
-        <w:pageBreakBefore w:val="0"/>
-        <w:widowControl w:val="1"/>
         <w:pBdr>
           <w:top w:space="0" w:sz="0" w:val="nil"/>
           <w:left w:space="0" w:sz="0" w:val="nil"/>
-          <w:bottom w:space="0" w:sz="0" w:val="nil"/>
+          <w:bottom w:space="1" w:sz="6" w:val="single" w:color="000000"/>
           <w:right w:space="0" w:sz="0" w:val="nil"/>
           <w:between w:space="0" w:sz="0" w:val="nil"/>
         </w:pBdr>
-        <w:shd w:fill="auto" w:val="clear"/>
-        <w:spacing w:after="0" w:before="0" w:line="240" w:lineRule="auto"/>
-        <w:ind w:left="0" w:right="0" w:firstLine="0"/>
+        <w:spacing w:after="0" w:before="0" w:line="20" w:lineRule="auto"/>
+        <w:ind w:left="3138" w:right="3138" w:firstLine="0"/>
         <w:jc w:val="center"/>
         <w:rPr>
-          <w:rFonts w:ascii="Times New Roman" w:cs="Times New Roman" w:eastAsia="Times New Roman" w:hAnsi="Times New Roman"/>
-          <w:b w:val="1"/>
-          <w:bCs w:val="1"/>
-          <w:i w:val="0"/>
-          <w:iCs w:val="0"/>
-          <w:smallCaps w:val="0"/>
-          <w:strike w:val="0"/>
-          <w:color w:val="000000"/>
-          <w:sz w:val="28"/>
-          <w:szCs w:val="28"/>
-          <w:u w:val="none"/>
-          <w:shd w:fill="auto" w:val="clear"/>
-          <w:vertAlign w:val="baseline"/>
+          <w:rFonts w:ascii="Times New Roman" w:hAnsi="Times New Roman"/>
+          <w:sz w:val="2"/>
+          <w:szCs w:val="2"/>
         </w:rPr>
       </w:pPr>
-      <w:r>
-        <w:rPr>
-          <w:rtl w:val="0"/>
-        </w:rPr>
-      </w:r>
     </w:p>
     <w:p>
       <w:pPr>
-        <w:keepNext w:val="0"/>
-        <w:keepLines w:val="0"/>
-        <w:pageBreakBefore w:val="0"/>
-        <w:widowControl w:val="1"/>
-        <w:pBdr>
-          <w:top w:space="0" w:sz="0" w:val="nil"/>
-          <w:left w:space="0" w:sz="0" w:val="nil"/>
-          <w:bottom w:space="0" w:sz="0" w:val="nil"/>
-          <w:right w:space="0" w:sz="0" w:val="nil"/>
-          <w:between w:space="0" w:sz="0" w:val="nil"/>
-        </w:pBdr>
-        <w:shd w:fill="auto" w:val="clear"/>
-        <w:spacing w:after="0" w:before="0" w:line="240" w:lineRule="auto"/>
+        <w:spacing w:after="0" w:before="240" w:line="240" w:lineRule="auto"/>
         <w:ind w:left="0" w:right="0" w:firstLine="0"/>
         <w:jc w:val="center"/>
-        <w:rPr>
-          <w:rFonts w:ascii="Times New Roman" w:cs="Times New Roman" w:eastAsia="Times New Roman" w:hAnsi="Times New Roman"/>
-          <w:b w:val="0"/>
-          <w:bCs w:val="0"/>
-          <w:i w:val="0"/>
-          <w:iCs w:val="0"/>
-          <w:smallCaps w:val="0"/>
-          <w:strike w:val="0"/>
-          <w:color w:val="000000"/>
-          <w:sz w:val="28"/>
-          <w:szCs w:val="28"/>
-          <w:u w:val="none"/>
-          <w:shd w:fill="auto" w:val="clear"/>
-          <w:vertAlign w:val="baseline"/>
-        </w:rPr>
       </w:pPr>
       <w:r>
         <w:rPr>
@@ -15060,36 +11003,9 @@
     </w:p>
     <w:p>
       <w:pPr>
-        <w:keepNext w:val="0"/>
-        <w:keepLines w:val="0"/>
-        <w:pageBreakBefore w:val="0"/>
-        <w:widowControl w:val="1"/>
-        <w:pBdr>
-          <w:top w:space="0" w:sz="0" w:val="nil"/>
-          <w:left w:space="0" w:sz="0" w:val="nil"/>
-          <w:bottom w:space="0" w:sz="0" w:val="nil"/>
-          <w:right w:space="0" w:sz="0" w:val="nil"/>
-          <w:between w:space="0" w:sz="0" w:val="nil"/>
-        </w:pBdr>
-        <w:shd w:fill="auto" w:val="clear"/>
         <w:spacing w:after="0" w:before="0" w:line="240" w:lineRule="auto"/>
         <w:ind w:left="0" w:right="0" w:firstLine="0"/>
         <w:jc w:val="center"/>
-        <w:rPr>
-          <w:rFonts w:ascii="Times New Roman" w:cs="Times New Roman" w:eastAsia="Times New Roman" w:hAnsi="Times New Roman"/>
-          <w:b w:val="1"/>
-          <w:bCs w:val="1"/>
-          <w:i w:val="0"/>
-          <w:iCs w:val="0"/>
-          <w:smallCaps w:val="0"/>
-          <w:strike w:val="0"/>
-          <w:color w:val="000000"/>
-          <w:sz w:val="28"/>
-          <w:szCs w:val="28"/>
-          <w:u w:val="none"/>
-          <w:shd w:fill="auto" w:val="clear"/>
-          <w:vertAlign w:val="baseline"/>
-        </w:rPr>
       </w:pPr>
       <w:r>
         <w:rPr>
@@ -15166,7 +11082,7 @@
           <w:vertAlign w:val="baseline"/>
           <w:rtl w:val="0"/>
         </w:rPr>
-        <w:t xml:space="preserve">Hải quan Khu chế xuất và Khu công nghiệp Hải Phòng – Chi cục Hải quan khu vực III thông báo tình hình làm thủ tục nhập khẩu tại chỗ của các doanh nghiệp đã làm thủ tục hải quan (từ ngày {{FROM_DATE}} đến ngày {{TO_DATE}}, chi tiết theo bảng kê đính kèm. Đầu mối trao đổi thông tin liên hệ: Đ/c Nguyễn Hoàng Long; Số di động 0989.281.263.</w:t>
+        <w:t xml:space="preserve">Hải quan Khu chế xuất và Khu công nghiệp Hải Phòng – Chi cục Hải quan khu vực III thông báo tình hình làm thủ tục nhập khẩu tại chỗ của các doanh nghiệp đã làm thủ tục hải quan (từ ngày {{FROM_DATE}} đến ngày {{TO_DATE}}, chi tiết theo bảng kê đính kèm). Đầu mối trao đổi thông tin liên hệ: Đ/c Nguyễn Hoàng Long; Số di động 0989.281.263.</w:t>
       </w:r>
     </w:p>
     <w:p>
@@ -15238,7 +11154,7 @@
           <w:vertAlign w:val="baseline"/>
           <w:rtl w:val="0"/>
         </w:rPr>
-        <w:t xml:space="preserve">/. </w:t>
+        <w:t xml:space="preserve">/.</w:t>
       </w:r>
       <w:r>
         <w:rPr>
@@ -15249,18 +11165,22 @@
     <w:tbl>
       <w:tblPr>
         <w:tblStyle w:val="Table18"/>
-        <w:tblW w:w="9054.0" w:type="dxa"/>
+        <w:tblW w:w="9355" w:type="dxa"/>
         <w:jc w:val="center"/>
+        <w:tblCellMar>
+          <w:left w:w="0" w:type="dxa"/>
+          <w:right w:w="0" w:type="dxa"/>
+        </w:tblCellMar>
         <w:tblLayout w:type="fixed"/>
         <w:tblLook w:val="0000"/>
       </w:tblPr>
       <w:tblGrid>
-        <w:gridCol w:w="4068"/>
-        <w:gridCol w:w="4986"/>
+        <w:gridCol w:w="4203"/>
+        <w:gridCol w:w="5152"/>
         <w:tblGridChange w:id="0">
           <w:tblGrid>
-            <w:gridCol w:w="4068"/>
-            <w:gridCol w:w="4986"/>
+            <w:gridCol w:w="4203"/>
+            <w:gridCol w:w="5152"/>
           </w:tblGrid>
         </w:tblGridChange>
       </w:tblGrid>
@@ -15286,7 +11206,7 @@
               </w:pBdr>
               <w:shd w:fill="auto" w:val="clear"/>
               <w:spacing w:after="0" w:before="0" w:line="240" w:lineRule="auto"/>
-              <w:ind w:left="-117" w:right="0" w:firstLine="0"/>
+              <w:ind w:left="0" w:right="0" w:firstLine="0"/>
               <w:jc w:val="left"/>
               <w:rPr>
                 <w:rFonts w:ascii="Times New Roman" w:cs="Times New Roman" w:eastAsia="Times New Roman" w:hAnsi="Times New Roman"/>
@@ -15362,7 +11282,7 @@
               </w:pBdr>
               <w:shd w:fill="auto" w:val="clear"/>
               <w:spacing w:after="0" w:before="0" w:line="240" w:lineRule="auto"/>
-              <w:ind w:left="-119" w:right="0" w:firstLine="0"/>
+              <w:ind w:left="0" w:right="0" w:firstLine="0"/>
               <w:jc w:val="left"/>
               <w:rPr>
                 <w:rFonts w:ascii="Times New Roman" w:cs="Times New Roman" w:eastAsia="Times New Roman" w:hAnsi="Times New Roman"/>
@@ -15424,7 +11344,7 @@
               </w:pBdr>
               <w:shd w:fill="auto" w:val="clear"/>
               <w:spacing w:after="0" w:before="0" w:line="240" w:lineRule="auto"/>
-              <w:ind w:left="-119" w:right="0" w:firstLine="0"/>
+              <w:ind w:left="0" w:right="0" w:firstLine="0"/>
               <w:jc w:val="left"/>
               <w:rPr>
                 <w:rFonts w:ascii="Times New Roman" w:cs="Times New Roman" w:eastAsia="Times New Roman" w:hAnsi="Times New Roman"/>
@@ -15656,6 +11576,7 @@
           </w:p>
           <w:p>
             <w:pPr>
+              <w:spacing w:after="0" w:before="0" w:line="240" w:lineRule="auto"/>
               <w:rPr>
                 <w:rFonts w:ascii="Times New Roman" w:cs="Times New Roman" w:eastAsia="Times New Roman" w:hAnsi="Times New Roman"/>
                 <w:sz w:val="28"/>
@@ -15670,6 +11591,7 @@
           </w:p>
           <w:p>
             <w:pPr>
+              <w:spacing w:after="0" w:before="0" w:line="240" w:lineRule="auto"/>
               <w:rPr>
                 <w:rFonts w:ascii="Times New Roman" w:cs="Times New Roman" w:eastAsia="Times New Roman" w:hAnsi="Times New Roman"/>
                 <w:sz w:val="28"/>
@@ -15724,7 +11646,7 @@
                 <w:iCs w:val="0"/>
                 <w:smallCaps w:val="0"/>
                 <w:strike w:val="0"/>
-                <w:color w:val="ff0000"/>
+                <w:color w:val="000000"/>
                 <w:sz w:val="28"/>
                 <w:szCs w:val="28"/>
                 <w:u w:val="none"/>
@@ -15745,6 +11667,7 @@
     </w:tbl>
     <w:p>
       <w:pPr>
+        <w:spacing w:after="0" w:before="0" w:line="240" w:lineRule="auto"/>
         <w:rPr>
           <w:rFonts w:ascii="Times New Roman" w:cs="Times New Roman" w:eastAsia="Times New Roman" w:hAnsi="Times New Roman"/>
           <w:sz w:val="28"/>
@@ -15759,8 +11682,8 @@
     </w:p>
     <w:sectPr>
       <w:headerReference r:id="rId8" w:type="default"/>
-      <w:pgSz w:h="15840" w:w="12240" w:orient="portrait"/>
-      <w:pgMar w:bottom="864" w:top="720" w:left="1440" w:right="1170" w:header="720" w:footer="720"/>
+      <w:pgSz w:h="16838" w:w="11906" w:orient="portrait"/>
+      <w:pgMar w:bottom="1134" w:top="1134" w:left="1701" w:right="850" w:header="720" w:footer="720" w:gutter="0"/>
       <w:pgNumType w:start="1"/>
     </w:sectPr>
   </w:body>
@@ -16002,15 +11925,15 @@
   <w:docDefaults>
     <w:rPrDefault>
       <w:rPr>
-        <w:rFonts w:ascii="Calibri" w:cs="Calibri" w:eastAsia="Calibri" w:hAnsi="Calibri"/>
-        <w:sz w:val="22"/>
-        <w:szCs w:val="22"/>
+        <w:rFonts w:ascii="Times New Roman" w:cs="Times New Roman" w:eastAsia="Times New Roman" w:hAnsi="Times New Roman"/>
+        <w:sz w:val="28"/>
+        <w:szCs w:val="28"/>
         <w:lang w:val="en"/>
       </w:rPr>
     </w:rPrDefault>
     <w:pPrDefault>
       <w:pPr>
-        <w:spacing w:after="200" w:line="276" w:lineRule="auto"/>
+        <w:spacing w:after="0" w:line="240" w:lineRule="auto"/>
       </w:pPr>
     </w:pPrDefault>
   </w:docDefaults>

--- a/nktc/assets/CVNK_Gui_thue_template.docx
+++ b/nktc/assets/CVNK_Gui_thue_template.docx
@@ -44,7 +44,7 @@
     <w:tbl>
       <w:tblPr>
         <w:tblStyle w:val="Table1"/>
-        <w:tblW w:w="9355" w:type="dxa"/>
+        <w:tblW w:w="9986" w:type="dxa"/>
         <w:jc w:val="left"/>
         <w:tblInd w:w="-630.0" w:type="dxa"/>
         <w:tblBorders>
@@ -63,12 +63,12 @@
         <w:tblLook w:val="0400"/>
       </w:tblPr>
       <w:tblGrid>
-        <w:gridCol w:w="4100"/>
-        <w:gridCol w:w="5255"/>
+        <w:gridCol w:w="4250"/>
+        <w:gridCol w:w="5736"/>
         <w:tblGridChange w:id="0">
           <w:tblGrid>
-            <w:gridCol w:w="4100"/>
-            <w:gridCol w:w="5255"/>
+            <w:gridCol w:w="4250"/>
+            <w:gridCol w:w="5736"/>
           </w:tblGrid>
         </w:tblGridChange>
       </w:tblGrid>
@@ -408,7 +408,7 @@
               <w:pBdr>
                 <w:top w:space="0" w:sz="0" w:val="nil"/>
                 <w:left w:space="0" w:sz="0" w:val="nil"/>
-                <w:bottom w:space="1" w:sz="6" w:val="single" w:color="000000"/>
+                <w:bottom w:space="4" w:sz="6" w:val="single" w:color="000000"/>
                 <w:right w:space="0" w:sz="0" w:val="nil"/>
                 <w:between w:space="0" w:sz="0" w:val="nil"/>
               </w:pBdr>
@@ -1338,7 +1338,7 @@
     <w:tbl>
       <w:tblPr>
         <w:tblStyle w:val="Table3"/>
-        <w:tblW w:w="9355" w:type="dxa"/>
+        <w:tblW w:w="9986" w:type="dxa"/>
         <w:jc w:val="left"/>
         <w:tblInd w:w="-630.0" w:type="dxa"/>
         <w:tblBorders>
@@ -1357,12 +1357,12 @@
         <w:tblLook w:val="0400"/>
       </w:tblPr>
       <w:tblGrid>
-        <w:gridCol w:w="4100"/>
-        <w:gridCol w:w="5255"/>
+        <w:gridCol w:w="4250"/>
+        <w:gridCol w:w="5736"/>
         <w:tblGridChange w:id="0">
           <w:tblGrid>
-            <w:gridCol w:w="4100"/>
-            <w:gridCol w:w="5255"/>
+            <w:gridCol w:w="4250"/>
+            <w:gridCol w:w="5736"/>
           </w:tblGrid>
         </w:tblGridChange>
       </w:tblGrid>
@@ -1702,7 +1702,7 @@
               <w:pBdr>
                 <w:top w:space="0" w:sz="0" w:val="nil"/>
                 <w:left w:space="0" w:sz="0" w:val="nil"/>
-                <w:bottom w:space="1" w:sz="6" w:val="single" w:color="000000"/>
+                <w:bottom w:space="4" w:sz="6" w:val="single" w:color="000000"/>
                 <w:right w:space="0" w:sz="0" w:val="nil"/>
                 <w:between w:space="0" w:sz="0" w:val="nil"/>
               </w:pBdr>
@@ -2627,7 +2627,7 @@
     <w:tbl>
       <w:tblPr>
         <w:tblStyle w:val="Table5"/>
-        <w:tblW w:w="9355" w:type="dxa"/>
+        <w:tblW w:w="9986" w:type="dxa"/>
         <w:jc w:val="left"/>
         <w:tblInd w:w="-630.0" w:type="dxa"/>
         <w:tblBorders>
@@ -2646,12 +2646,12 @@
         <w:tblLook w:val="0400"/>
       </w:tblPr>
       <w:tblGrid>
-        <w:gridCol w:w="4100"/>
-        <w:gridCol w:w="5255"/>
+        <w:gridCol w:w="4250"/>
+        <w:gridCol w:w="5736"/>
         <w:tblGridChange w:id="0">
           <w:tblGrid>
-            <w:gridCol w:w="4100"/>
-            <w:gridCol w:w="5255"/>
+            <w:gridCol w:w="4250"/>
+            <w:gridCol w:w="5736"/>
           </w:tblGrid>
         </w:tblGridChange>
       </w:tblGrid>
@@ -2991,7 +2991,7 @@
               <w:pBdr>
                 <w:top w:space="0" w:sz="0" w:val="nil"/>
                 <w:left w:space="0" w:sz="0" w:val="nil"/>
-                <w:bottom w:space="1" w:sz="6" w:val="single" w:color="000000"/>
+                <w:bottom w:space="4" w:sz="6" w:val="single" w:color="000000"/>
                 <w:right w:space="0" w:sz="0" w:val="nil"/>
                 <w:between w:space="0" w:sz="0" w:val="nil"/>
               </w:pBdr>
@@ -3921,7 +3921,7 @@
     <w:tbl>
       <w:tblPr>
         <w:tblStyle w:val="Table7"/>
-        <w:tblW w:w="9355" w:type="dxa"/>
+        <w:tblW w:w="9986" w:type="dxa"/>
         <w:jc w:val="left"/>
         <w:tblInd w:w="-630.0" w:type="dxa"/>
         <w:tblBorders>
@@ -3940,12 +3940,12 @@
         <w:tblLook w:val="0400"/>
       </w:tblPr>
       <w:tblGrid>
-        <w:gridCol w:w="4100"/>
-        <w:gridCol w:w="5255"/>
+        <w:gridCol w:w="4250"/>
+        <w:gridCol w:w="5736"/>
         <w:tblGridChange w:id="0">
           <w:tblGrid>
-            <w:gridCol w:w="4100"/>
-            <w:gridCol w:w="5255"/>
+            <w:gridCol w:w="4250"/>
+            <w:gridCol w:w="5736"/>
           </w:tblGrid>
         </w:tblGridChange>
       </w:tblGrid>
@@ -4285,7 +4285,7 @@
               <w:pBdr>
                 <w:top w:space="0" w:sz="0" w:val="nil"/>
                 <w:left w:space="0" w:sz="0" w:val="nil"/>
-                <w:bottom w:space="1" w:sz="6" w:val="single" w:color="000000"/>
+                <w:bottom w:space="4" w:sz="6" w:val="single" w:color="000000"/>
                 <w:right w:space="0" w:sz="0" w:val="nil"/>
                 <w:between w:space="0" w:sz="0" w:val="nil"/>
               </w:pBdr>
@@ -5210,7 +5210,7 @@
     <w:tbl>
       <w:tblPr>
         <w:tblStyle w:val="Table9"/>
-        <w:tblW w:w="9355" w:type="dxa"/>
+        <w:tblW w:w="9986" w:type="dxa"/>
         <w:jc w:val="left"/>
         <w:tblInd w:w="-630.0" w:type="dxa"/>
         <w:tblBorders>
@@ -5229,12 +5229,12 @@
         <w:tblLook w:val="0400"/>
       </w:tblPr>
       <w:tblGrid>
-        <w:gridCol w:w="4100"/>
-        <w:gridCol w:w="5255"/>
+        <w:gridCol w:w="4250"/>
+        <w:gridCol w:w="5736"/>
         <w:tblGridChange w:id="0">
           <w:tblGrid>
-            <w:gridCol w:w="4100"/>
-            <w:gridCol w:w="5255"/>
+            <w:gridCol w:w="4250"/>
+            <w:gridCol w:w="5736"/>
           </w:tblGrid>
         </w:tblGridChange>
       </w:tblGrid>
@@ -5574,7 +5574,7 @@
               <w:pBdr>
                 <w:top w:space="0" w:sz="0" w:val="nil"/>
                 <w:left w:space="0" w:sz="0" w:val="nil"/>
-                <w:bottom w:space="1" w:sz="6" w:val="single" w:color="000000"/>
+                <w:bottom w:space="4" w:sz="6" w:val="single" w:color="000000"/>
                 <w:right w:space="0" w:sz="0" w:val="nil"/>
                 <w:between w:space="0" w:sz="0" w:val="nil"/>
               </w:pBdr>
@@ -6499,7 +6499,7 @@
     <w:tbl>
       <w:tblPr>
         <w:tblStyle w:val="Table11"/>
-        <w:tblW w:w="9355" w:type="dxa"/>
+        <w:tblW w:w="9986" w:type="dxa"/>
         <w:jc w:val="left"/>
         <w:tblInd w:w="-630.0" w:type="dxa"/>
         <w:tblBorders>
@@ -6518,12 +6518,12 @@
         <w:tblLook w:val="0400"/>
       </w:tblPr>
       <w:tblGrid>
-        <w:gridCol w:w="4100"/>
-        <w:gridCol w:w="5255"/>
+        <w:gridCol w:w="4250"/>
+        <w:gridCol w:w="5736"/>
         <w:tblGridChange w:id="0">
           <w:tblGrid>
-            <w:gridCol w:w="4100"/>
-            <w:gridCol w:w="5255"/>
+            <w:gridCol w:w="4250"/>
+            <w:gridCol w:w="5736"/>
           </w:tblGrid>
         </w:tblGridChange>
       </w:tblGrid>
@@ -6863,7 +6863,7 @@
               <w:pBdr>
                 <w:top w:space="0" w:sz="0" w:val="nil"/>
                 <w:left w:space="0" w:sz="0" w:val="nil"/>
-                <w:bottom w:space="1" w:sz="6" w:val="single" w:color="000000"/>
+                <w:bottom w:space="4" w:sz="6" w:val="single" w:color="000000"/>
                 <w:right w:space="0" w:sz="0" w:val="nil"/>
                 <w:between w:space="0" w:sz="0" w:val="nil"/>
               </w:pBdr>
@@ -7788,7 +7788,7 @@
     <w:tbl>
       <w:tblPr>
         <w:tblStyle w:val="Table13"/>
-        <w:tblW w:w="9355" w:type="dxa"/>
+        <w:tblW w:w="9986" w:type="dxa"/>
         <w:jc w:val="left"/>
         <w:tblInd w:w="-630.0" w:type="dxa"/>
         <w:tblBorders>
@@ -7807,12 +7807,12 @@
         <w:tblLook w:val="0400"/>
       </w:tblPr>
       <w:tblGrid>
-        <w:gridCol w:w="4100"/>
-        <w:gridCol w:w="5255"/>
+        <w:gridCol w:w="4250"/>
+        <w:gridCol w:w="5736"/>
         <w:tblGridChange w:id="0">
           <w:tblGrid>
-            <w:gridCol w:w="4100"/>
-            <w:gridCol w:w="5255"/>
+            <w:gridCol w:w="4250"/>
+            <w:gridCol w:w="5736"/>
           </w:tblGrid>
         </w:tblGridChange>
       </w:tblGrid>
@@ -8152,7 +8152,7 @@
               <w:pBdr>
                 <w:top w:space="0" w:sz="0" w:val="nil"/>
                 <w:left w:space="0" w:sz="0" w:val="nil"/>
-                <w:bottom w:space="1" w:sz="6" w:val="single" w:color="000000"/>
+                <w:bottom w:space="4" w:sz="6" w:val="single" w:color="000000"/>
                 <w:right w:space="0" w:sz="0" w:val="nil"/>
                 <w:between w:space="0" w:sz="0" w:val="nil"/>
               </w:pBdr>
@@ -9103,7 +9103,7 @@
     <w:tbl>
       <w:tblPr>
         <w:tblStyle w:val="Table15"/>
-        <w:tblW w:w="9355" w:type="dxa"/>
+        <w:tblW w:w="9986" w:type="dxa"/>
         <w:jc w:val="left"/>
         <w:tblInd w:w="-630.0" w:type="dxa"/>
         <w:tblBorders>
@@ -9122,12 +9122,12 @@
         <w:tblLook w:val="0400"/>
       </w:tblPr>
       <w:tblGrid>
-        <w:gridCol w:w="4100"/>
-        <w:gridCol w:w="5255"/>
+        <w:gridCol w:w="4250"/>
+        <w:gridCol w:w="5736"/>
         <w:tblGridChange w:id="0">
           <w:tblGrid>
-            <w:gridCol w:w="4100"/>
-            <w:gridCol w:w="5255"/>
+            <w:gridCol w:w="4250"/>
+            <w:gridCol w:w="5736"/>
           </w:tblGrid>
         </w:tblGridChange>
       </w:tblGrid>
@@ -9467,7 +9467,7 @@
               <w:pBdr>
                 <w:top w:space="0" w:sz="0" w:val="nil"/>
                 <w:left w:space="0" w:sz="0" w:val="nil"/>
-                <w:bottom w:space="1" w:sz="6" w:val="single" w:color="000000"/>
+                <w:bottom w:space="4" w:sz="6" w:val="single" w:color="000000"/>
                 <w:right w:space="0" w:sz="0" w:val="nil"/>
                 <w:between w:space="0" w:sz="0" w:val="nil"/>
               </w:pBdr>
@@ -10388,7 +10388,7 @@
     <w:tbl>
       <w:tblPr>
         <w:tblStyle w:val="Table17"/>
-        <w:tblW w:w="9355" w:type="dxa"/>
+        <w:tblW w:w="9986" w:type="dxa"/>
         <w:jc w:val="left"/>
         <w:tblInd w:w="-630.0" w:type="dxa"/>
         <w:tblBorders>
@@ -10407,12 +10407,12 @@
         <w:tblLook w:val="0400"/>
       </w:tblPr>
       <w:tblGrid>
-        <w:gridCol w:w="4100"/>
-        <w:gridCol w:w="5255"/>
+        <w:gridCol w:w="4250"/>
+        <w:gridCol w:w="5736"/>
         <w:tblGridChange w:id="0">
           <w:tblGrid>
-            <w:gridCol w:w="4100"/>
-            <w:gridCol w:w="5255"/>
+            <w:gridCol w:w="4250"/>
+            <w:gridCol w:w="5736"/>
           </w:tblGrid>
         </w:tblGridChange>
       </w:tblGrid>
@@ -10752,7 +10752,7 @@
               <w:pBdr>
                 <w:top w:space="0" w:sz="0" w:val="nil"/>
                 <w:left w:space="0" w:sz="0" w:val="nil"/>
-                <w:bottom w:space="1" w:sz="6" w:val="single" w:color="000000"/>
+                <w:bottom w:space="4" w:sz="6" w:val="single" w:color="000000"/>
                 <w:right w:space="0" w:sz="0" w:val="nil"/>
                 <w:between w:space="0" w:sz="0" w:val="nil"/>
               </w:pBdr>
@@ -11806,6 +11806,7 @@
     <w:lvl w:ilvl="0">
       <w:start w:val="4"/>
       <w:numFmt w:val="bullet"/>
+      <w:suff w:val="space"/>
       <w:lvlText w:val="-"/>
       <w:lvlJc w:val="left"/>
       <w:pPr>
